--- a/TS-Kramam/TS-6.3/TS 6.3 Tamil Krama Paatam Corrections.docx
+++ b/TS-Kramam/TS-6.3/TS 6.3 Tamil Krama Paatam Corrections.docx
@@ -51,17 +51,7 @@
           <w:szCs w:val="32"/>
           <w:u w:val="single"/>
         </w:rPr>
-        <w:t xml:space="preserve">6.3 </w:t>
-      </w:r>
-      <w:r>
-        <w:rPr>
-          <w:b/>
-          <w:bCs/>
-          <w:sz w:val="32"/>
-          <w:szCs w:val="32"/>
-          <w:u w:val="single"/>
-        </w:rPr>
-        <w:t>Tamil</w:t>
+        <w:t>6.3 Tamil</w:t>
       </w:r>
       <w:r>
         <w:rPr>
@@ -91,18 +81,7 @@
           <w:szCs w:val="32"/>
           <w:u w:val="single"/>
         </w:rPr>
-        <w:t xml:space="preserve">Observed </w:t>
-      </w:r>
-      <w:proofErr w:type="gramStart"/>
-      <w:r>
-        <w:rPr>
-          <w:b/>
-          <w:bCs/>
-          <w:sz w:val="32"/>
-          <w:szCs w:val="32"/>
-          <w:u w:val="single"/>
-        </w:rPr>
-        <w:t xml:space="preserve">till </w:t>
+        <w:t xml:space="preserve">Observed till </w:t>
       </w:r>
       <w:r>
         <w:rPr>
@@ -115,7 +94,6 @@
         </w:rPr>
         <w:t>????</w:t>
       </w:r>
-      <w:proofErr w:type="gramEnd"/>
     </w:p>
     <w:p>
       <w:pPr>
@@ -135,8 +113,8 @@
     </w:p>
     <w:tbl>
       <w:tblPr>
-        <w:tblW w:w="14609" w:type="dxa"/>
-        <w:tblInd w:w="-792" w:type="dxa"/>
+        <w:tblW w:w="15168" w:type="dxa"/>
+        <w:tblInd w:w="-998" w:type="dxa"/>
         <w:tblBorders>
           <w:top w:val="single" w:sz="4" w:space="0" w:color="000000"/>
           <w:left w:val="single" w:sz="4" w:space="0" w:color="000000"/>
@@ -148,14 +126,14 @@
         <w:tblLook w:val="04A0" w:firstRow="1" w:lastRow="0" w:firstColumn="1" w:lastColumn="0" w:noHBand="0" w:noVBand="1"/>
       </w:tblPr>
       <w:tblGrid>
-        <w:gridCol w:w="3055"/>
-        <w:gridCol w:w="5725"/>
-        <w:gridCol w:w="5829"/>
+        <w:gridCol w:w="3405"/>
+        <w:gridCol w:w="6093"/>
+        <w:gridCol w:w="5670"/>
       </w:tblGrid>
       <w:tr>
         <w:tc>
           <w:tcPr>
-            <w:tcW w:w="3055" w:type="dxa"/>
+            <w:tcW w:w="3405" w:type="dxa"/>
           </w:tcPr>
           <w:p>
             <w:pPr>
@@ -202,7 +180,7 @@
         </w:tc>
         <w:tc>
           <w:tcPr>
-            <w:tcW w:w="5725" w:type="dxa"/>
+            <w:tcW w:w="6093" w:type="dxa"/>
           </w:tcPr>
           <w:p>
             <w:pPr>
@@ -228,7 +206,7 @@
         </w:tc>
         <w:tc>
           <w:tcPr>
-            <w:tcW w:w="5829" w:type="dxa"/>
+            <w:tcW w:w="5670" w:type="dxa"/>
           </w:tcPr>
           <w:p>
             <w:pPr>
@@ -260,7 +238,7 @@
         </w:trPr>
         <w:tc>
           <w:tcPr>
-            <w:tcW w:w="3055" w:type="dxa"/>
+            <w:tcW w:w="3405" w:type="dxa"/>
           </w:tcPr>
           <w:p>
             <w:pPr>
@@ -276,29 +254,18 @@
               <w:rPr>
                 <w:rFonts w:cs="Arial"/>
                 <w:b/>
-                <w:sz w:val="22"/>
-                <w:szCs w:val="24"/>
+                <w:sz w:val="28"/>
+                <w:szCs w:val="28"/>
               </w:rPr>
             </w:pPr>
-            <w:proofErr w:type="gramStart"/>
-            <w:r>
-              <w:rPr>
-                <w:rFonts w:cs="Arial"/>
-                <w:b/>
-                <w:sz w:val="22"/>
-                <w:szCs w:val="24"/>
-              </w:rPr>
-              <w:t>T.S.6.3.3.6  –</w:t>
-            </w:r>
-            <w:proofErr w:type="gramEnd"/>
-            <w:r>
-              <w:rPr>
-                <w:rFonts w:cs="Arial"/>
-                <w:b/>
-                <w:sz w:val="22"/>
-                <w:szCs w:val="24"/>
-              </w:rPr>
-              <w:t xml:space="preserve"> Kramam</w:t>
+            <w:r>
+              <w:rPr>
+                <w:rFonts w:cs="Arial"/>
+                <w:b/>
+                <w:sz w:val="28"/>
+                <w:szCs w:val="28"/>
+              </w:rPr>
+              <w:t>T.S.6.3.3.6  – Kramam</w:t>
             </w:r>
           </w:p>
           <w:p>
@@ -315,8 +282,8 @@
               <w:rPr>
                 <w:rFonts w:cs="Arial"/>
                 <w:b/>
-                <w:sz w:val="22"/>
-                <w:szCs w:val="24"/>
+                <w:sz w:val="28"/>
+                <w:szCs w:val="28"/>
                 <w:lang w:val="en-IN"/>
               </w:rPr>
             </w:pPr>
@@ -324,8 +291,8 @@
               <w:rPr>
                 <w:rFonts w:cs="Arial"/>
                 <w:b/>
-                <w:sz w:val="22"/>
-                <w:szCs w:val="24"/>
+                <w:sz w:val="28"/>
+                <w:szCs w:val="28"/>
                 <w:lang w:val="en-IN"/>
               </w:rPr>
               <w:t>Krama Vaakyam No.–43</w:t>
@@ -354,37 +321,17 @@
               <w:rPr>
                 <w:rFonts w:cs="Arial"/>
                 <w:b/>
-                <w:sz w:val="22"/>
-                <w:szCs w:val="24"/>
+                <w:sz w:val="28"/>
+                <w:szCs w:val="28"/>
                 <w:lang w:val="it-IT"/>
               </w:rPr>
-              <w:t>Panchaati No</w:t>
-            </w:r>
-            <w:r>
-              <w:rPr>
-                <w:rFonts w:cs="Arial"/>
-                <w:b/>
-                <w:sz w:val="20"/>
-                <w:szCs w:val="24"/>
-                <w:lang w:val="it-IT"/>
-              </w:rPr>
-              <w:t xml:space="preserve">. - </w:t>
-            </w:r>
-            <w:r>
-              <w:rPr>
-                <w:rFonts w:cs="Arial"/>
-                <w:b/>
-                <w:sz w:val="22"/>
-                <w:szCs w:val="24"/>
-                <w:lang w:val="it-IT"/>
-              </w:rPr>
-              <w:t>18</w:t>
+              <w:t>Panchaati No. - 18</w:t>
             </w:r>
           </w:p>
         </w:tc>
         <w:tc>
           <w:tcPr>
-            <w:tcW w:w="5725" w:type="dxa"/>
+            <w:tcW w:w="6093" w:type="dxa"/>
           </w:tcPr>
           <w:p>
             <w:pPr>
@@ -587,7 +534,7 @@
         </w:tc>
         <w:tc>
           <w:tcPr>
-            <w:tcW w:w="5829" w:type="dxa"/>
+            <w:tcW w:w="5670" w:type="dxa"/>
           </w:tcPr>
           <w:p>
             <w:pPr>
@@ -788,7 +735,7 @@
                 <w:szCs w:val="28"/>
                 <w:lang w:val="it-IT" w:bidi="ta-IN"/>
               </w:rPr>
-              <w:t xml:space="preserve"> |</w:t>
+              <w:t xml:space="preserve"> </w:t>
             </w:r>
           </w:p>
         </w:tc>
@@ -1116,7 +1063,6 @@
                 <w:szCs w:val="32"/>
               </w:rPr>
             </w:pPr>
-            <w:proofErr w:type="gramStart"/>
             <w:r>
               <w:rPr>
                 <w:rFonts w:cs="Arial"/>
@@ -1142,17 +1088,7 @@
                 <w:sz w:val="28"/>
                 <w:szCs w:val="32"/>
               </w:rPr>
-              <w:t xml:space="preserve"> –</w:t>
-            </w:r>
-            <w:proofErr w:type="gramEnd"/>
-            <w:r>
-              <w:rPr>
-                <w:rFonts w:cs="Arial"/>
-                <w:b/>
-                <w:sz w:val="28"/>
-                <w:szCs w:val="32"/>
-              </w:rPr>
-              <w:t xml:space="preserve"> Kramam</w:t>
+              <w:t xml:space="preserve"> – Kramam</w:t>
             </w:r>
           </w:p>
           <w:p>
@@ -1832,6 +1768,7 @@
           <w:b/>
           <w:bCs/>
         </w:rPr>
+        <w:lastRenderedPageBreak/>
         <w:t>(ignore those which are already incorporated in your book’s version and date)</w:t>
       </w:r>
     </w:p>
@@ -1877,7 +1814,6 @@
                 <w:sz w:val="32"/>
                 <w:szCs w:val="32"/>
               </w:rPr>
-              <w:lastRenderedPageBreak/>
               <w:t>Section, Paragraph</w:t>
             </w:r>
           </w:p>
@@ -3744,25 +3680,14 @@
                 <w:szCs w:val="32"/>
               </w:rPr>
             </w:pPr>
-            <w:proofErr w:type="gramStart"/>
-            <w:r>
-              <w:rPr>
-                <w:rFonts w:cs="Arial"/>
-                <w:b/>
-                <w:sz w:val="28"/>
-                <w:szCs w:val="32"/>
-              </w:rPr>
-              <w:t>T.S.6.3.2.3  –</w:t>
-            </w:r>
-            <w:proofErr w:type="gramEnd"/>
-            <w:r>
-              <w:rPr>
-                <w:rFonts w:cs="Arial"/>
-                <w:b/>
-                <w:sz w:val="28"/>
-                <w:szCs w:val="32"/>
-              </w:rPr>
-              <w:t xml:space="preserve"> Kramam</w:t>
+            <w:r>
+              <w:rPr>
+                <w:rFonts w:cs="Arial"/>
+                <w:b/>
+                <w:sz w:val="28"/>
+                <w:szCs w:val="32"/>
+              </w:rPr>
+              <w:t>T.S.6.3.2.3  – Kramam</w:t>
             </w:r>
           </w:p>
           <w:p>
@@ -6786,25 +6711,14 @@
                 <w:szCs w:val="32"/>
               </w:rPr>
             </w:pPr>
-            <w:proofErr w:type="gramStart"/>
-            <w:r>
-              <w:rPr>
-                <w:rFonts w:cs="Arial"/>
-                <w:b/>
-                <w:sz w:val="28"/>
-                <w:szCs w:val="32"/>
-              </w:rPr>
-              <w:t>T.S.6.3.4.2  –</w:t>
-            </w:r>
-            <w:proofErr w:type="gramEnd"/>
-            <w:r>
-              <w:rPr>
-                <w:rFonts w:cs="Arial"/>
-                <w:b/>
-                <w:sz w:val="28"/>
-                <w:szCs w:val="32"/>
-              </w:rPr>
-              <w:t xml:space="preserve"> Kramam</w:t>
+            <w:r>
+              <w:rPr>
+                <w:rFonts w:cs="Arial"/>
+                <w:b/>
+                <w:sz w:val="28"/>
+                <w:szCs w:val="32"/>
+              </w:rPr>
+              <w:t>T.S.6.3.4.2  – Kramam</w:t>
             </w:r>
           </w:p>
           <w:p>
@@ -7557,25 +7471,14 @@
                 <w:szCs w:val="32"/>
               </w:rPr>
             </w:pPr>
-            <w:proofErr w:type="gramStart"/>
-            <w:r>
-              <w:rPr>
-                <w:rFonts w:cs="Arial"/>
-                <w:b/>
-                <w:sz w:val="28"/>
-                <w:szCs w:val="32"/>
-              </w:rPr>
-              <w:t>T.S.6.3.4.2  –</w:t>
-            </w:r>
-            <w:proofErr w:type="gramEnd"/>
-            <w:r>
-              <w:rPr>
-                <w:rFonts w:cs="Arial"/>
-                <w:b/>
-                <w:sz w:val="28"/>
-                <w:szCs w:val="32"/>
-              </w:rPr>
-              <w:t xml:space="preserve"> Kramam</w:t>
+            <w:r>
+              <w:rPr>
+                <w:rFonts w:cs="Arial"/>
+                <w:b/>
+                <w:sz w:val="28"/>
+                <w:szCs w:val="32"/>
+              </w:rPr>
+              <w:t>T.S.6.3.4.2  – Kramam</w:t>
             </w:r>
           </w:p>
           <w:p>
@@ -8173,25 +8076,14 @@
                 <w:szCs w:val="32"/>
               </w:rPr>
             </w:pPr>
-            <w:proofErr w:type="gramStart"/>
-            <w:r>
-              <w:rPr>
-                <w:rFonts w:cs="Arial"/>
-                <w:b/>
-                <w:sz w:val="28"/>
-                <w:szCs w:val="32"/>
-              </w:rPr>
-              <w:t>T.S.6.3.4.3  –</w:t>
-            </w:r>
-            <w:proofErr w:type="gramEnd"/>
-            <w:r>
-              <w:rPr>
-                <w:rFonts w:cs="Arial"/>
-                <w:b/>
-                <w:sz w:val="28"/>
-                <w:szCs w:val="32"/>
-              </w:rPr>
-              <w:t xml:space="preserve"> Kramam</w:t>
+            <w:r>
+              <w:rPr>
+                <w:rFonts w:cs="Arial"/>
+                <w:b/>
+                <w:sz w:val="28"/>
+                <w:szCs w:val="32"/>
+              </w:rPr>
+              <w:t>T.S.6.3.4.3  – Kramam</w:t>
             </w:r>
           </w:p>
           <w:p>
@@ -8835,25 +8727,14 @@
                 <w:szCs w:val="32"/>
               </w:rPr>
             </w:pPr>
-            <w:proofErr w:type="gramStart"/>
-            <w:r>
-              <w:rPr>
-                <w:rFonts w:cs="Arial"/>
-                <w:b/>
-                <w:sz w:val="28"/>
-                <w:szCs w:val="32"/>
-              </w:rPr>
-              <w:t>T.S.6.3.4.6  –</w:t>
-            </w:r>
-            <w:proofErr w:type="gramEnd"/>
-            <w:r>
-              <w:rPr>
-                <w:rFonts w:cs="Arial"/>
-                <w:b/>
-                <w:sz w:val="28"/>
-                <w:szCs w:val="32"/>
-              </w:rPr>
-              <w:t xml:space="preserve"> Kramam</w:t>
+            <w:r>
+              <w:rPr>
+                <w:rFonts w:cs="Arial"/>
+                <w:b/>
+                <w:sz w:val="28"/>
+                <w:szCs w:val="32"/>
+              </w:rPr>
+              <w:t>T.S.6.3.4.6  – Kramam</w:t>
             </w:r>
           </w:p>
           <w:p>
@@ -9260,25 +9141,14 @@
                 <w:szCs w:val="32"/>
               </w:rPr>
             </w:pPr>
-            <w:proofErr w:type="gramStart"/>
-            <w:r>
-              <w:rPr>
-                <w:rFonts w:cs="Arial"/>
-                <w:b/>
-                <w:sz w:val="28"/>
-                <w:szCs w:val="32"/>
-              </w:rPr>
-              <w:t>T.S.6.3.4.8  –</w:t>
-            </w:r>
-            <w:proofErr w:type="gramEnd"/>
-            <w:r>
-              <w:rPr>
-                <w:rFonts w:cs="Arial"/>
-                <w:b/>
-                <w:sz w:val="28"/>
-                <w:szCs w:val="32"/>
-              </w:rPr>
-              <w:t xml:space="preserve"> Kramam</w:t>
+            <w:r>
+              <w:rPr>
+                <w:rFonts w:cs="Arial"/>
+                <w:b/>
+                <w:sz w:val="28"/>
+                <w:szCs w:val="32"/>
+              </w:rPr>
+              <w:t>T.S.6.3.4.8  – Kramam</w:t>
             </w:r>
           </w:p>
           <w:p>
@@ -10851,25 +10721,14 @@
                 <w:szCs w:val="32"/>
               </w:rPr>
             </w:pPr>
-            <w:proofErr w:type="gramStart"/>
-            <w:r>
-              <w:rPr>
-                <w:rFonts w:cs="Arial"/>
-                <w:b/>
-                <w:sz w:val="28"/>
-                <w:szCs w:val="32"/>
-              </w:rPr>
-              <w:t>T.S.6.3.8.3  –</w:t>
-            </w:r>
-            <w:proofErr w:type="gramEnd"/>
-            <w:r>
-              <w:rPr>
-                <w:rFonts w:cs="Arial"/>
-                <w:b/>
-                <w:sz w:val="28"/>
-                <w:szCs w:val="32"/>
-              </w:rPr>
-              <w:t xml:space="preserve"> Kramam</w:t>
+            <w:r>
+              <w:rPr>
+                <w:rFonts w:cs="Arial"/>
+                <w:b/>
+                <w:sz w:val="28"/>
+                <w:szCs w:val="32"/>
+              </w:rPr>
+              <w:t>T.S.6.3.8.3  – Kramam</w:t>
             </w:r>
           </w:p>
           <w:p>
@@ -11315,25 +11174,14 @@
                 <w:szCs w:val="32"/>
               </w:rPr>
             </w:pPr>
-            <w:proofErr w:type="gramStart"/>
-            <w:r>
-              <w:rPr>
-                <w:rFonts w:cs="Arial"/>
-                <w:b/>
-                <w:sz w:val="28"/>
-                <w:szCs w:val="32"/>
-              </w:rPr>
-              <w:t>T.S.6.3.8.4  –</w:t>
-            </w:r>
-            <w:proofErr w:type="gramEnd"/>
-            <w:r>
-              <w:rPr>
-                <w:rFonts w:cs="Arial"/>
-                <w:b/>
-                <w:sz w:val="28"/>
-                <w:szCs w:val="32"/>
-              </w:rPr>
-              <w:t xml:space="preserve"> Kramam</w:t>
+            <w:r>
+              <w:rPr>
+                <w:rFonts w:cs="Arial"/>
+                <w:b/>
+                <w:sz w:val="28"/>
+                <w:szCs w:val="32"/>
+              </w:rPr>
+              <w:t>T.S.6.3.8.4  – Kramam</w:t>
             </w:r>
           </w:p>
           <w:p>
@@ -11799,25 +11647,14 @@
                 <w:szCs w:val="32"/>
               </w:rPr>
             </w:pPr>
-            <w:proofErr w:type="gramStart"/>
-            <w:r>
-              <w:rPr>
-                <w:rFonts w:cs="Arial"/>
-                <w:b/>
-                <w:sz w:val="28"/>
-                <w:szCs w:val="32"/>
-              </w:rPr>
-              <w:t>T.S.6.3.9.5  –</w:t>
-            </w:r>
-            <w:proofErr w:type="gramEnd"/>
-            <w:r>
-              <w:rPr>
-                <w:rFonts w:cs="Arial"/>
-                <w:b/>
-                <w:sz w:val="28"/>
-                <w:szCs w:val="32"/>
-              </w:rPr>
-              <w:t xml:space="preserve"> Kramam</w:t>
+            <w:r>
+              <w:rPr>
+                <w:rFonts w:cs="Arial"/>
+                <w:b/>
+                <w:sz w:val="28"/>
+                <w:szCs w:val="32"/>
+              </w:rPr>
+              <w:t>T.S.6.3.9.5  – Kramam</w:t>
             </w:r>
           </w:p>
           <w:p>
@@ -12497,25 +12334,14 @@
                 <w:szCs w:val="32"/>
               </w:rPr>
             </w:pPr>
-            <w:proofErr w:type="gramStart"/>
-            <w:r>
-              <w:rPr>
-                <w:rFonts w:cs="Arial"/>
-                <w:b/>
-                <w:sz w:val="28"/>
-                <w:szCs w:val="32"/>
-              </w:rPr>
-              <w:t>T.S.6.3.10.2  –</w:t>
-            </w:r>
-            <w:proofErr w:type="gramEnd"/>
-            <w:r>
-              <w:rPr>
-                <w:rFonts w:cs="Arial"/>
-                <w:b/>
-                <w:sz w:val="28"/>
-                <w:szCs w:val="32"/>
-              </w:rPr>
-              <w:t xml:space="preserve"> Kramam</w:t>
+            <w:r>
+              <w:rPr>
+                <w:rFonts w:cs="Arial"/>
+                <w:b/>
+                <w:sz w:val="28"/>
+                <w:szCs w:val="32"/>
+              </w:rPr>
+              <w:t>T.S.6.3.10.2  – Kramam</w:t>
             </w:r>
           </w:p>
           <w:p>
@@ -14848,16 +14674,7 @@
           <w:bCs/>
           <w:sz w:val="32"/>
         </w:rPr>
-        <w:t xml:space="preserve">replaced </w:t>
-      </w:r>
-      <w:proofErr w:type="gramStart"/>
-      <w:r>
-        <w:rPr>
-          <w:b/>
-          <w:bCs/>
-          <w:sz w:val="32"/>
-        </w:rPr>
-        <w:t>with</w:t>
+        <w:t>replaced with</w:t>
       </w:r>
       <w:r>
         <w:rPr>
@@ -14879,7 +14696,6 @@
         </w:rPr>
         <w:t>"</w:t>
       </w:r>
-      <w:proofErr w:type="gramEnd"/>
       <w:r>
         <w:rPr>
           <w:rFonts w:ascii="Latha" w:hAnsi="Latha" w:cs="Latha"/>

--- a/TS-Kramam/TS-6.3/TS 6.3 Tamil Krama Paatam Corrections.docx
+++ b/TS-Kramam/TS-6.3/TS 6.3 Tamil Krama Paatam Corrections.docx
@@ -126,14 +126,14 @@
         <w:tblLook w:val="04A0" w:firstRow="1" w:lastRow="0" w:firstColumn="1" w:lastColumn="0" w:noHBand="0" w:noVBand="1"/>
       </w:tblPr>
       <w:tblGrid>
-        <w:gridCol w:w="3405"/>
-        <w:gridCol w:w="6093"/>
+        <w:gridCol w:w="3687"/>
+        <w:gridCol w:w="5811"/>
         <w:gridCol w:w="5670"/>
       </w:tblGrid>
       <w:tr>
         <w:tc>
           <w:tcPr>
-            <w:tcW w:w="3405" w:type="dxa"/>
+            <w:tcW w:w="3687" w:type="dxa"/>
           </w:tcPr>
           <w:p>
             <w:pPr>
@@ -180,7 +180,7 @@
         </w:tc>
         <w:tc>
           <w:tcPr>
-            <w:tcW w:w="6093" w:type="dxa"/>
+            <w:tcW w:w="5811" w:type="dxa"/>
           </w:tcPr>
           <w:p>
             <w:pPr>
@@ -238,7 +238,7 @@
         </w:trPr>
         <w:tc>
           <w:tcPr>
-            <w:tcW w:w="3405" w:type="dxa"/>
+            <w:tcW w:w="3687" w:type="dxa"/>
           </w:tcPr>
           <w:p>
             <w:pPr>
@@ -265,7 +265,25 @@
                 <w:sz w:val="28"/>
                 <w:szCs w:val="28"/>
               </w:rPr>
-              <w:t>T.S.6.3.3.6  – Kramam</w:t>
+              <w:t>T.S.6.3.</w:t>
+            </w:r>
+            <w:r>
+              <w:rPr>
+                <w:rFonts w:cs="Arial"/>
+                <w:b/>
+                <w:sz w:val="28"/>
+                <w:szCs w:val="28"/>
+              </w:rPr>
+              <w:t>1.2</w:t>
+            </w:r>
+            <w:r>
+              <w:rPr>
+                <w:rFonts w:cs="Arial"/>
+                <w:b/>
+                <w:sz w:val="28"/>
+                <w:szCs w:val="28"/>
+              </w:rPr>
+              <w:t xml:space="preserve">  – Kramam</w:t>
             </w:r>
           </w:p>
           <w:p>
@@ -295,7 +313,17 @@
                 <w:szCs w:val="28"/>
                 <w:lang w:val="en-IN"/>
               </w:rPr>
-              <w:t>Krama Vaakyam No.–43</w:t>
+              <w:t>Krama Vaakyam No.–</w:t>
+            </w:r>
+            <w:r>
+              <w:rPr>
+                <w:rFonts w:cs="Arial"/>
+                <w:b/>
+                <w:sz w:val="28"/>
+                <w:szCs w:val="28"/>
+                <w:lang w:val="en-IN"/>
+              </w:rPr>
+              <w:t xml:space="preserve"> 2</w:t>
             </w:r>
           </w:p>
           <w:p>
@@ -313,10 +341,19 @@
                 <w:rFonts w:cs="Arial"/>
                 <w:b/>
                 <w:sz w:val="28"/>
-                <w:szCs w:val="32"/>
+                <w:szCs w:val="28"/>
+              </w:rPr>
+            </w:pPr>
+            <w:r>
+              <w:rPr>
+                <w:rFonts w:cs="Arial"/>
+                <w:b/>
+                <w:sz w:val="28"/>
+                <w:szCs w:val="28"/>
                 <w:lang w:val="it-IT"/>
               </w:rPr>
-            </w:pPr>
+              <w:t xml:space="preserve">Panchaati No. - </w:t>
+            </w:r>
             <w:r>
               <w:rPr>
                 <w:rFonts w:cs="Arial"/>
@@ -325,23 +362,23 @@
                 <w:szCs w:val="28"/>
                 <w:lang w:val="it-IT"/>
               </w:rPr>
-              <w:t>Panchaati No. - 18</w:t>
+              <w:t>2</w:t>
             </w:r>
           </w:p>
         </w:tc>
         <w:tc>
           <w:tcPr>
-            <w:tcW w:w="6093" w:type="dxa"/>
+            <w:tcW w:w="5811" w:type="dxa"/>
           </w:tcPr>
           <w:p>
             <w:pPr>
               <w:spacing w:before="0" w:line="240" w:lineRule="auto"/>
               <w:rPr>
-                <w:rFonts w:ascii="BRH Malayalam Extra" w:eastAsia="Times New Roman" w:hAnsi="BRH Malayalam Extra" w:cs="BRH Malayalam Extra"/>
-                <w:color w:val="000000"/>
-                <w:sz w:val="40"/>
-                <w:szCs w:val="40"/>
-                <w:lang w:val="it-IT" w:eastAsia="en-IN" w:bidi="ml-IN"/>
+                <w:rFonts w:ascii="Latha" w:hAnsi="Latha" w:cs="Latha"/>
+                <w:sz w:val="28"/>
+                <w:szCs w:val="28"/>
+                <w:cs/>
+                <w:lang w:bidi="ta-IN"/>
               </w:rPr>
             </w:pPr>
             <w:r>
@@ -352,27 +389,7 @@
                 <w:cs/>
                 <w:lang w:bidi="ta-IN"/>
               </w:rPr>
-              <w:t>இ</w:t>
-            </w:r>
-            <w:r>
-              <w:rPr>
-                <w:rFonts w:ascii="BRH Tamil Tab Extra" w:hAnsi="BRH Tamil Tab Extra" w:cs="Latha"/>
-                <w:b/>
-                <w:sz w:val="32"/>
-                <w:szCs w:val="28"/>
-                <w:lang w:val="it-IT" w:bidi="ta-IN"/>
-              </w:rPr>
-              <w:t>…</w:t>
-            </w:r>
-            <w:r>
-              <w:rPr>
-                <w:rFonts w:ascii="Latha" w:hAnsi="Latha" w:cs="Latha"/>
-                <w:sz w:val="28"/>
-                <w:szCs w:val="28"/>
-                <w:cs/>
-                <w:lang w:bidi="ta-IN"/>
-              </w:rPr>
-              <w:t>ந்த்</w:t>
+              <w:t>அக்</w:t>
             </w:r>
             <w:r>
               <w:rPr>
@@ -395,87 +412,37 @@
                 <w:cs/>
                 <w:lang w:bidi="ta-IN"/>
               </w:rPr>
-              <w:t>ரி</w:t>
-            </w:r>
-            <w:r>
-              <w:rPr>
-                <w:rFonts w:ascii="BRH Tamil Tab Extra" w:hAnsi="BRH Tamil Tab Extra" w:cs="Latha"/>
-                <w:b/>
-                <w:sz w:val="32"/>
-                <w:szCs w:val="28"/>
-                <w:lang w:val="it-IT" w:bidi="ta-IN"/>
+              <w:t>னீ</w:t>
+            </w:r>
+            <w:r>
+              <w:rPr>
+                <w:rFonts w:ascii="BRH Tamil Tab Extra" w:hAnsi="BRH Tamil Tab Extra" w:cs="Latha"/>
+                <w:b/>
+                <w:sz w:val="36"/>
+                <w:szCs w:val="28"/>
+                <w:lang w:bidi="ta-IN"/>
+              </w:rPr>
+              <w:t>†</w:t>
+            </w:r>
+            <w:r>
+              <w:rPr>
+                <w:rFonts w:ascii="Latha" w:hAnsi="Latha" w:cs="Latha"/>
+                <w:sz w:val="28"/>
+                <w:szCs w:val="28"/>
+                <w:cs/>
+                <w:lang w:bidi="ta-IN"/>
+              </w:rPr>
+              <w:t>த</w:t>
+            </w:r>
+            <w:r>
+              <w:rPr>
+                <w:rFonts w:ascii="BRH Tamil Tab Extra" w:hAnsi="BRH Tamil Tab Extra" w:cs="Latha"/>
+                <w:b/>
+                <w:sz w:val="32"/>
+                <w:szCs w:val="28"/>
+                <w:lang w:bidi="ta-IN"/>
               </w:rPr>
               <w:t>…</w:t>
-            </w:r>
-            <w:r>
-              <w:rPr>
-                <w:rFonts w:ascii="Latha" w:hAnsi="Latha" w:cs="Latha"/>
-                <w:sz w:val="28"/>
-                <w:szCs w:val="28"/>
-                <w:cs/>
-                <w:lang w:bidi="ta-IN"/>
-              </w:rPr>
-              <w:t>யகா</w:t>
-            </w:r>
-            <w:r>
-              <w:rPr>
-                <w:rFonts w:ascii="BRH Tamil Tab Extra" w:hAnsi="BRH Tamil Tab Extra" w:cs="Latha"/>
-                <w:b/>
-                <w:sz w:val="36"/>
-                <w:szCs w:val="28"/>
-                <w:lang w:val="it-IT" w:bidi="ta-IN"/>
-              </w:rPr>
-              <w:t>†</w:t>
-            </w:r>
-            <w:r>
-              <w:rPr>
-                <w:rFonts w:ascii="Latha" w:hAnsi="Latha" w:cs="Latha"/>
-                <w:sz w:val="28"/>
-                <w:szCs w:val="28"/>
-                <w:cs/>
-                <w:lang w:bidi="ta-IN"/>
-              </w:rPr>
-              <w:t>ம</w:t>
-            </w:r>
-            <w:r>
-              <w:rPr>
-                <w:rFonts w:ascii="BRH Tamil Tab Extra" w:hAnsi="BRH Tamil Tab Extra" w:cs="Latha"/>
-                <w:b/>
-                <w:sz w:val="32"/>
-                <w:szCs w:val="28"/>
-                <w:lang w:val="it-IT" w:bidi="ta-IN"/>
-              </w:rPr>
-              <w:t>…</w:t>
-            </w:r>
-            <w:r>
-              <w:rPr>
-                <w:rFonts w:ascii="Latha" w:hAnsi="Latha" w:cs="Latha"/>
-                <w:sz w:val="28"/>
-                <w:szCs w:val="28"/>
-                <w:cs/>
-                <w:lang w:bidi="ta-IN"/>
-              </w:rPr>
-              <w:t>ஸ்யைகா</w:t>
-            </w:r>
-            <w:r>
-              <w:rPr>
-                <w:rFonts w:ascii="BRH Tamil Tab Extra" w:hAnsi="BRH Tamil Tab Extra" w:cs="Latha"/>
-                <w:b/>
-                <w:sz w:val="36"/>
-                <w:szCs w:val="28"/>
-                <w:lang w:val="it-IT" w:bidi="ta-IN"/>
-              </w:rPr>
-              <w:t>†</w:t>
-            </w:r>
-            <w:r>
-              <w:rPr>
-                <w:rFonts w:ascii="Latha" w:hAnsi="Latha" w:cs="Latha"/>
-                <w:sz w:val="28"/>
-                <w:szCs w:val="28"/>
-                <w:cs/>
-                <w:lang w:bidi="ta-IN"/>
-              </w:rPr>
-              <w:t>த</w:t>
             </w:r>
             <w:r>
               <w:rPr>
@@ -498,37 +465,51 @@
                 <w:cs/>
                 <w:lang w:bidi="ta-IN"/>
               </w:rPr>
-              <w:t>ஶா</w:t>
-            </w:r>
-            <w:r>
-              <w:rPr>
-                <w:rFonts w:ascii="Latha" w:hAnsi="Latha" w:cs="Latha"/>
+              <w:t>க்</w:t>
+            </w:r>
+            <w:r>
+              <w:rPr>
+                <w:rFonts w:ascii="Latha" w:hAnsi="Latha" w:cs="Latha"/>
+                <w:b/>
+                <w:bCs/>
+                <w:position w:val="-12"/>
+                <w:sz w:val="28"/>
+                <w:szCs w:val="28"/>
+                <w:cs/>
+                <w:lang w:bidi="ta-IN"/>
+              </w:rPr>
+              <w:t>3</w:t>
+            </w:r>
+            <w:r>
+              <w:rPr>
+                <w:rFonts w:ascii="Latha" w:hAnsi="Latha" w:cs="Latha"/>
+                <w:sz w:val="28"/>
+                <w:szCs w:val="28"/>
+                <w:cs/>
+                <w:lang w:bidi="ta-IN"/>
+              </w:rPr>
+              <w:t>னீ</w:t>
+            </w:r>
+            <w:r>
+              <w:rPr>
+                <w:rFonts w:ascii="Latha" w:hAnsi="Latha" w:cs="Latha"/>
+                <w:color w:val="EE0000"/>
                 <w:sz w:val="28"/>
                 <w:szCs w:val="28"/>
                 <w:highlight w:val="yellow"/>
                 <w:cs/>
                 <w:lang w:bidi="ta-IN"/>
               </w:rPr>
-              <w:t>க்ஷா</w:t>
-            </w:r>
-            <w:r>
-              <w:rPr>
-                <w:rFonts w:ascii="Latha" w:hAnsi="Latha" w:cs="Latha"/>
-                <w:sz w:val="28"/>
-                <w:szCs w:val="28"/>
-                <w:cs/>
-                <w:lang w:bidi="ta-IN"/>
-              </w:rPr>
-              <w:t>ரா</w:t>
-            </w:r>
-            <w:r>
-              <w:rPr>
-                <w:rFonts w:ascii="Latha" w:hAnsi="Latha" w:cs="Latha"/>
-                <w:sz w:val="28"/>
-                <w:szCs w:val="28"/>
-                <w:lang w:val="it-IT" w:bidi="ta-IN"/>
-              </w:rPr>
-              <w:t xml:space="preserve"> </w:t>
+              <w:t>த்</w:t>
+            </w:r>
+            <w:r>
+              <w:rPr>
+                <w:rFonts w:ascii="Latha" w:hAnsi="Latha" w:cs="Latha"/>
+                <w:sz w:val="28"/>
+                <w:szCs w:val="28"/>
+                <w:lang w:bidi="ta-IN"/>
+              </w:rPr>
+              <w:t xml:space="preserve"> |</w:t>
             </w:r>
           </w:p>
         </w:tc>
@@ -544,6 +525,2587 @@
               <w:adjustRightInd w:val="0"/>
               <w:spacing w:line="252" w:lineRule="auto"/>
               <w:rPr>
+                <w:rFonts w:ascii="Latha" w:hAnsi="Latha" w:cs="Latha"/>
+                <w:sz w:val="28"/>
+                <w:szCs w:val="28"/>
+                <w:cs/>
+                <w:lang w:bidi="ta-IN"/>
+              </w:rPr>
+            </w:pPr>
+            <w:r>
+              <w:rPr>
+                <w:rFonts w:ascii="Latha" w:hAnsi="Latha" w:cs="Latha"/>
+                <w:sz w:val="28"/>
+                <w:szCs w:val="28"/>
+                <w:cs/>
+                <w:lang w:bidi="ta-IN"/>
+              </w:rPr>
+              <w:t>அக்</w:t>
+            </w:r>
+            <w:r>
+              <w:rPr>
+                <w:rFonts w:ascii="Latha" w:hAnsi="Latha" w:cs="Latha"/>
+                <w:b/>
+                <w:bCs/>
+                <w:position w:val="-12"/>
+                <w:sz w:val="28"/>
+                <w:szCs w:val="28"/>
+                <w:cs/>
+                <w:lang w:bidi="ta-IN"/>
+              </w:rPr>
+              <w:t>3</w:t>
+            </w:r>
+            <w:r>
+              <w:rPr>
+                <w:rFonts w:ascii="Latha" w:hAnsi="Latha" w:cs="Latha"/>
+                <w:sz w:val="28"/>
+                <w:szCs w:val="28"/>
+                <w:cs/>
+                <w:lang w:bidi="ta-IN"/>
+              </w:rPr>
+              <w:t>னீ</w:t>
+            </w:r>
+            <w:r>
+              <w:rPr>
+                <w:rFonts w:ascii="BRH Tamil Tab Extra" w:hAnsi="BRH Tamil Tab Extra" w:cs="Latha"/>
+                <w:b/>
+                <w:sz w:val="36"/>
+                <w:szCs w:val="28"/>
+                <w:lang w:bidi="ta-IN"/>
+              </w:rPr>
+              <w:t>†</w:t>
+            </w:r>
+            <w:r>
+              <w:rPr>
+                <w:rFonts w:ascii="Latha" w:hAnsi="Latha" w:cs="Latha"/>
+                <w:sz w:val="28"/>
+                <w:szCs w:val="28"/>
+                <w:cs/>
+                <w:lang w:bidi="ta-IN"/>
+              </w:rPr>
+              <w:t>த</w:t>
+            </w:r>
+            <w:r>
+              <w:rPr>
+                <w:rFonts w:ascii="BRH Tamil Tab Extra" w:hAnsi="BRH Tamil Tab Extra" w:cs="Latha"/>
+                <w:b/>
+                <w:sz w:val="32"/>
+                <w:szCs w:val="28"/>
+                <w:lang w:bidi="ta-IN"/>
+              </w:rPr>
+              <w:t>…</w:t>
+            </w:r>
+            <w:r>
+              <w:rPr>
+                <w:rFonts w:ascii="Latha" w:hAnsi="Latha" w:cs="Latha"/>
+                <w:b/>
+                <w:bCs/>
+                <w:position w:val="-12"/>
+                <w:sz w:val="28"/>
+                <w:szCs w:val="28"/>
+                <w:cs/>
+                <w:lang w:bidi="ta-IN"/>
+              </w:rPr>
+              <w:t>3</w:t>
+            </w:r>
+            <w:r>
+              <w:rPr>
+                <w:rFonts w:ascii="Latha" w:hAnsi="Latha" w:cs="Latha"/>
+                <w:sz w:val="28"/>
+                <w:szCs w:val="28"/>
+                <w:cs/>
+                <w:lang w:bidi="ta-IN"/>
+              </w:rPr>
+              <w:t>க்</w:t>
+            </w:r>
+            <w:r>
+              <w:rPr>
+                <w:rFonts w:ascii="Latha" w:hAnsi="Latha" w:cs="Latha"/>
+                <w:b/>
+                <w:bCs/>
+                <w:position w:val="-12"/>
+                <w:sz w:val="28"/>
+                <w:szCs w:val="28"/>
+                <w:cs/>
+                <w:lang w:bidi="ta-IN"/>
+              </w:rPr>
+              <w:t>3</w:t>
+            </w:r>
+            <w:r>
+              <w:rPr>
+                <w:rFonts w:ascii="Latha" w:hAnsi="Latha" w:cs="Latha"/>
+                <w:sz w:val="28"/>
+                <w:szCs w:val="28"/>
+                <w:cs/>
+                <w:lang w:bidi="ta-IN"/>
+              </w:rPr>
+              <w:t>னீ</w:t>
+            </w:r>
+            <w:r>
+              <w:rPr>
+                <w:rFonts w:ascii="Latha" w:hAnsi="Latha" w:cs="Latha"/>
+                <w:sz w:val="28"/>
+                <w:szCs w:val="28"/>
+                <w:highlight w:val="green"/>
+                <w:cs/>
+                <w:lang w:bidi="ta-IN"/>
+              </w:rPr>
+              <w:t>ன்</w:t>
+            </w:r>
+            <w:r>
+              <w:rPr>
+                <w:rFonts w:ascii="Latha" w:hAnsi="Latha" w:cs="Latha"/>
+                <w:sz w:val="28"/>
+                <w:szCs w:val="28"/>
+                <w:lang w:bidi="ta-IN"/>
+              </w:rPr>
+              <w:t xml:space="preserve"> |</w:t>
+            </w:r>
+          </w:p>
+        </w:tc>
+      </w:tr>
+      <w:tr>
+        <w:trPr>
+          <w:trHeight w:val="964"/>
+        </w:trPr>
+        <w:tc>
+          <w:tcPr>
+            <w:tcW w:w="3687" w:type="dxa"/>
+          </w:tcPr>
+          <w:p>
+            <w:pPr>
+              <w:widowControl w:val="0"/>
+              <w:tabs>
+                <w:tab w:val="left" w:pos="993"/>
+              </w:tabs>
+              <w:autoSpaceDE w:val="0"/>
+              <w:autoSpaceDN w:val="0"/>
+              <w:adjustRightInd w:val="0"/>
+              <w:spacing w:before="0" w:line="252" w:lineRule="auto"/>
+              <w:ind w:right="297"/>
+              <w:rPr>
+                <w:rFonts w:cs="Arial"/>
+                <w:b/>
+                <w:sz w:val="28"/>
+                <w:szCs w:val="28"/>
+              </w:rPr>
+            </w:pPr>
+            <w:r>
+              <w:rPr>
+                <w:rFonts w:cs="Arial"/>
+                <w:b/>
+                <w:sz w:val="28"/>
+                <w:szCs w:val="28"/>
+              </w:rPr>
+              <w:t>T.S.6.3.</w:t>
+            </w:r>
+            <w:r>
+              <w:rPr>
+                <w:rFonts w:cs="Arial"/>
+                <w:b/>
+                <w:sz w:val="28"/>
+                <w:szCs w:val="28"/>
+              </w:rPr>
+              <w:t>1.</w:t>
+            </w:r>
+            <w:r>
+              <w:rPr>
+                <w:rFonts w:cs="Arial"/>
+                <w:b/>
+                <w:sz w:val="28"/>
+                <w:szCs w:val="28"/>
+              </w:rPr>
+              <w:t>4</w:t>
+            </w:r>
+            <w:r>
+              <w:rPr>
+                <w:rFonts w:cs="Arial"/>
+                <w:b/>
+                <w:sz w:val="28"/>
+                <w:szCs w:val="28"/>
+              </w:rPr>
+              <w:t xml:space="preserve">  – Kramam</w:t>
+            </w:r>
+          </w:p>
+          <w:p>
+            <w:pPr>
+              <w:widowControl w:val="0"/>
+              <w:tabs>
+                <w:tab w:val="left" w:pos="993"/>
+              </w:tabs>
+              <w:autoSpaceDE w:val="0"/>
+              <w:autoSpaceDN w:val="0"/>
+              <w:adjustRightInd w:val="0"/>
+              <w:spacing w:before="0" w:line="252" w:lineRule="auto"/>
+              <w:ind w:right="297"/>
+              <w:rPr>
+                <w:rFonts w:cs="Arial"/>
+                <w:b/>
+                <w:sz w:val="28"/>
+                <w:szCs w:val="28"/>
+                <w:lang w:val="en-IN"/>
+              </w:rPr>
+            </w:pPr>
+            <w:r>
+              <w:rPr>
+                <w:rFonts w:cs="Arial"/>
+                <w:b/>
+                <w:sz w:val="28"/>
+                <w:szCs w:val="28"/>
+                <w:lang w:val="en-IN"/>
+              </w:rPr>
+              <w:t>Krama Vaakyam No.–</w:t>
+            </w:r>
+            <w:r>
+              <w:rPr>
+                <w:rFonts w:cs="Arial"/>
+                <w:b/>
+                <w:sz w:val="28"/>
+                <w:szCs w:val="28"/>
+                <w:lang w:val="en-IN"/>
+              </w:rPr>
+              <w:t xml:space="preserve"> </w:t>
+            </w:r>
+            <w:r>
+              <w:rPr>
+                <w:rFonts w:cs="Arial"/>
+                <w:b/>
+                <w:sz w:val="28"/>
+                <w:szCs w:val="28"/>
+                <w:lang w:val="en-IN"/>
+              </w:rPr>
+              <w:t>45</w:t>
+            </w:r>
+          </w:p>
+          <w:p>
+            <w:pPr>
+              <w:widowControl w:val="0"/>
+              <w:tabs>
+                <w:tab w:val="left" w:pos="993"/>
+              </w:tabs>
+              <w:autoSpaceDE w:val="0"/>
+              <w:autoSpaceDN w:val="0"/>
+              <w:adjustRightInd w:val="0"/>
+              <w:spacing w:before="0" w:line="252" w:lineRule="auto"/>
+              <w:ind w:right="297"/>
+              <w:rPr>
+                <w:rFonts w:cs="Arial"/>
+                <w:b/>
+                <w:sz w:val="28"/>
+                <w:szCs w:val="28"/>
+              </w:rPr>
+            </w:pPr>
+            <w:r>
+              <w:rPr>
+                <w:rFonts w:cs="Arial"/>
+                <w:b/>
+                <w:sz w:val="28"/>
+                <w:szCs w:val="28"/>
+                <w:lang w:val="it-IT"/>
+              </w:rPr>
+              <w:t xml:space="preserve">Panchaati No. - </w:t>
+            </w:r>
+            <w:r>
+              <w:rPr>
+                <w:rFonts w:cs="Arial"/>
+                <w:b/>
+                <w:sz w:val="28"/>
+                <w:szCs w:val="28"/>
+                <w:lang w:val="it-IT"/>
+              </w:rPr>
+              <w:t>4</w:t>
+            </w:r>
+          </w:p>
+        </w:tc>
+        <w:tc>
+          <w:tcPr>
+            <w:tcW w:w="5811" w:type="dxa"/>
+          </w:tcPr>
+          <w:p>
+            <w:pPr>
+              <w:spacing w:before="0" w:line="240" w:lineRule="auto"/>
+              <w:rPr>
+                <w:rFonts w:ascii="Latha" w:hAnsi="Latha" w:cs="Latha"/>
+                <w:sz w:val="28"/>
+                <w:szCs w:val="28"/>
+                <w:cs/>
+                <w:lang w:bidi="ta-IN"/>
+              </w:rPr>
+            </w:pPr>
+            <w:r>
+              <w:rPr>
+                <w:rFonts w:ascii="Latha" w:hAnsi="Latha" w:cs="Latha"/>
+                <w:sz w:val="28"/>
+                <w:szCs w:val="28"/>
+                <w:cs/>
+                <w:lang w:bidi="ta-IN"/>
+              </w:rPr>
+              <w:t>ச</w:t>
+            </w:r>
+            <w:r>
+              <w:rPr>
+                <w:rFonts w:ascii="BRH Tamil Tab Extra" w:hAnsi="BRH Tamil Tab Extra" w:cs="Latha"/>
+                <w:b/>
+                <w:sz w:val="32"/>
+                <w:szCs w:val="28"/>
+                <w:lang w:bidi="ta-IN"/>
+              </w:rPr>
+              <w:t>…</w:t>
+            </w:r>
+            <w:r>
+              <w:rPr>
+                <w:rFonts w:ascii="Latha" w:hAnsi="Latha" w:cs="Latha"/>
+                <w:sz w:val="28"/>
+                <w:szCs w:val="28"/>
+                <w:lang w:bidi="ta-IN"/>
+              </w:rPr>
+              <w:t xml:space="preserve"> </w:t>
+            </w:r>
+            <w:r>
+              <w:rPr>
+                <w:rFonts w:ascii="Latha" w:hAnsi="Latha" w:cs="Latha"/>
+                <w:sz w:val="28"/>
+                <w:szCs w:val="28"/>
+                <w:cs/>
+                <w:lang w:bidi="ta-IN"/>
+              </w:rPr>
+              <w:t>யஜ</w:t>
+            </w:r>
+            <w:r>
+              <w:rPr>
+                <w:rFonts w:ascii="BRH Tamil Tab Extra" w:hAnsi="BRH Tamil Tab Extra" w:cs="Latha"/>
+                <w:b/>
+                <w:sz w:val="36"/>
+                <w:szCs w:val="28"/>
+                <w:lang w:bidi="ta-IN"/>
+              </w:rPr>
+              <w:t>†</w:t>
+            </w:r>
+            <w:r>
+              <w:rPr>
+                <w:rFonts w:ascii="Latha" w:hAnsi="Latha" w:cs="Latha"/>
+                <w:sz w:val="28"/>
+                <w:szCs w:val="28"/>
+                <w:cs/>
+                <w:lang w:bidi="ta-IN"/>
+              </w:rPr>
+              <w:t>மான</w:t>
+            </w:r>
+            <w:r>
+              <w:rPr>
+                <w:rFonts w:ascii="Latha" w:hAnsi="Latha" w:cs="Latha"/>
+                <w:b/>
+                <w:bCs/>
+                <w:sz w:val="32"/>
+                <w:szCs w:val="32"/>
+                <w:cs/>
+                <w:lang w:bidi="ta-IN"/>
+              </w:rPr>
+              <w:t>:</w:t>
+            </w:r>
+            <w:r>
+              <w:rPr>
+                <w:rFonts w:ascii="Latha" w:hAnsi="Latha" w:cs="Latha"/>
+                <w:sz w:val="28"/>
+                <w:szCs w:val="28"/>
+                <w:lang w:bidi="ta-IN"/>
+              </w:rPr>
+              <w:t xml:space="preserve"> | </w:t>
+            </w:r>
+            <w:r>
+              <w:rPr>
+                <w:rFonts w:ascii="Latha" w:hAnsi="Latha" w:cs="Latha"/>
+                <w:sz w:val="28"/>
+                <w:szCs w:val="28"/>
+                <w:lang w:bidi="ta-IN"/>
+              </w:rPr>
+              <w:br/>
+            </w:r>
+            <w:r>
+              <w:rPr>
+                <w:rFonts w:ascii="Latha" w:hAnsi="Latha" w:cs="Latha"/>
+                <w:sz w:val="28"/>
+                <w:szCs w:val="28"/>
+                <w:cs/>
+                <w:lang w:bidi="ta-IN"/>
+              </w:rPr>
+              <w:t>யஜ</w:t>
+            </w:r>
+            <w:r>
+              <w:rPr>
+                <w:rFonts w:ascii="BRH Tamil Tab Extra" w:hAnsi="BRH Tamil Tab Extra" w:cs="Latha"/>
+                <w:b/>
+                <w:sz w:val="36"/>
+                <w:szCs w:val="28"/>
+                <w:lang w:bidi="ta-IN"/>
+              </w:rPr>
+              <w:t>†</w:t>
+            </w:r>
+            <w:r>
+              <w:rPr>
+                <w:rFonts w:ascii="Latha" w:hAnsi="Latha" w:cs="Latha"/>
+                <w:color w:val="EE0000"/>
+                <w:sz w:val="28"/>
+                <w:szCs w:val="28"/>
+                <w:highlight w:val="yellow"/>
+                <w:cs/>
+                <w:lang w:bidi="ta-IN"/>
+              </w:rPr>
+              <w:t>ம</w:t>
+            </w:r>
+            <w:r>
+              <w:rPr>
+                <w:rFonts w:ascii="Latha" w:hAnsi="Latha" w:cs="Latha"/>
+                <w:sz w:val="28"/>
+                <w:szCs w:val="28"/>
+                <w:cs/>
+                <w:lang w:bidi="ta-IN"/>
+              </w:rPr>
+              <w:t>னோ</w:t>
+            </w:r>
+            <w:r>
+              <w:rPr>
+                <w:rFonts w:ascii="BRH Tamil Tab Extra" w:hAnsi="BRH Tamil Tab Extra" w:cs="Latha"/>
+                <w:b/>
+                <w:sz w:val="32"/>
+                <w:szCs w:val="28"/>
+                <w:lang w:bidi="ta-IN"/>
+              </w:rPr>
+              <w:t>…</w:t>
+            </w:r>
+            <w:r>
+              <w:rPr>
+                <w:rFonts w:ascii="Latha" w:hAnsi="Latha" w:cs="Latha"/>
+                <w:sz w:val="28"/>
+                <w:szCs w:val="28"/>
+                <w:lang w:bidi="ta-IN"/>
+              </w:rPr>
+              <w:t xml:space="preserve"> </w:t>
+            </w:r>
+            <w:r>
+              <w:rPr>
+                <w:rFonts w:ascii="Latha" w:hAnsi="Latha" w:cs="Latha"/>
+                <w:sz w:val="28"/>
+                <w:szCs w:val="28"/>
+                <w:cs/>
+                <w:lang w:bidi="ta-IN"/>
+              </w:rPr>
+              <w:t>ப்</w:t>
+            </w:r>
+            <w:r>
+              <w:rPr>
+                <w:rFonts w:ascii="Latha" w:hAnsi="Latha" w:cs="Latha"/>
+                <w:b/>
+                <w:bCs/>
+                <w:position w:val="-12"/>
+                <w:sz w:val="28"/>
+                <w:szCs w:val="28"/>
+                <w:cs/>
+                <w:lang w:bidi="ta-IN"/>
+              </w:rPr>
+              <w:t>4</w:t>
+            </w:r>
+            <w:r>
+              <w:rPr>
+                <w:rFonts w:ascii="Latha" w:hAnsi="Latha" w:cs="Latha"/>
+                <w:sz w:val="28"/>
+                <w:szCs w:val="28"/>
+                <w:cs/>
+                <w:lang w:bidi="ta-IN"/>
+              </w:rPr>
+              <w:t>ராத்</w:t>
+            </w:r>
+            <w:r>
+              <w:rPr>
+                <w:rFonts w:ascii="Latha" w:hAnsi="Latha" w:cs="Latha"/>
+                <w:b/>
+                <w:bCs/>
+                <w:i/>
+                <w:iCs/>
+                <w:sz w:val="28"/>
+                <w:szCs w:val="28"/>
+                <w:cs/>
+                <w:lang w:bidi="ta-IN"/>
+              </w:rPr>
+              <w:t>ரு</w:t>
+            </w:r>
+            <w:r>
+              <w:rPr>
+                <w:rFonts w:ascii="BRH Tamil Tab Extra" w:hAnsi="BRH Tamil Tab Extra" w:cs="Latha"/>
+                <w:b/>
+                <w:sz w:val="36"/>
+                <w:szCs w:val="28"/>
+                <w:lang w:bidi="ta-IN"/>
+              </w:rPr>
+              <w:t>†</w:t>
+            </w:r>
+            <w:r>
+              <w:rPr>
+                <w:rFonts w:ascii="Latha" w:hAnsi="Latha" w:cs="Latha"/>
+                <w:sz w:val="28"/>
+                <w:szCs w:val="28"/>
+                <w:cs/>
+                <w:lang w:bidi="ta-IN"/>
+              </w:rPr>
+              <w:t>வ்யான்</w:t>
+            </w:r>
+            <w:r>
+              <w:rPr>
+                <w:rFonts w:ascii="Latha" w:hAnsi="Latha" w:cs="Latha"/>
+                <w:sz w:val="28"/>
+                <w:szCs w:val="28"/>
+                <w:lang w:bidi="ta-IN"/>
+              </w:rPr>
+              <w:t xml:space="preserve"> |</w:t>
+            </w:r>
+          </w:p>
+        </w:tc>
+        <w:tc>
+          <w:tcPr>
+            <w:tcW w:w="5670" w:type="dxa"/>
+          </w:tcPr>
+          <w:p>
+            <w:pPr>
+              <w:widowControl w:val="0"/>
+              <w:autoSpaceDE w:val="0"/>
+              <w:autoSpaceDN w:val="0"/>
+              <w:adjustRightInd w:val="0"/>
+              <w:spacing w:line="252" w:lineRule="auto"/>
+              <w:rPr>
+                <w:rFonts w:ascii="Latha" w:hAnsi="Latha" w:cs="Latha"/>
+                <w:sz w:val="28"/>
+                <w:szCs w:val="28"/>
+                <w:cs/>
+                <w:lang w:bidi="ta-IN"/>
+              </w:rPr>
+            </w:pPr>
+            <w:r>
+              <w:rPr>
+                <w:rFonts w:ascii="Latha" w:hAnsi="Latha" w:cs="Latha"/>
+                <w:sz w:val="28"/>
+                <w:szCs w:val="28"/>
+                <w:cs/>
+                <w:lang w:bidi="ta-IN"/>
+              </w:rPr>
+              <w:t>ச</w:t>
+            </w:r>
+            <w:r>
+              <w:rPr>
+                <w:rFonts w:ascii="BRH Tamil Tab Extra" w:hAnsi="BRH Tamil Tab Extra" w:cs="Latha"/>
+                <w:b/>
+                <w:sz w:val="32"/>
+                <w:szCs w:val="28"/>
+                <w:lang w:bidi="ta-IN"/>
+              </w:rPr>
+              <w:t>…</w:t>
+            </w:r>
+            <w:r>
+              <w:rPr>
+                <w:rFonts w:ascii="Latha" w:hAnsi="Latha" w:cs="Latha"/>
+                <w:sz w:val="28"/>
+                <w:szCs w:val="28"/>
+                <w:lang w:bidi="ta-IN"/>
+              </w:rPr>
+              <w:t xml:space="preserve"> </w:t>
+            </w:r>
+            <w:r>
+              <w:rPr>
+                <w:rFonts w:ascii="Latha" w:hAnsi="Latha" w:cs="Latha"/>
+                <w:sz w:val="28"/>
+                <w:szCs w:val="28"/>
+                <w:cs/>
+                <w:lang w:bidi="ta-IN"/>
+              </w:rPr>
+              <w:t>யஜ</w:t>
+            </w:r>
+            <w:r>
+              <w:rPr>
+                <w:rFonts w:ascii="BRH Tamil Tab Extra" w:hAnsi="BRH Tamil Tab Extra" w:cs="Latha"/>
+                <w:b/>
+                <w:sz w:val="36"/>
+                <w:szCs w:val="28"/>
+                <w:lang w:bidi="ta-IN"/>
+              </w:rPr>
+              <w:t>†</w:t>
+            </w:r>
+            <w:r>
+              <w:rPr>
+                <w:rFonts w:ascii="Latha" w:hAnsi="Latha" w:cs="Latha"/>
+                <w:sz w:val="28"/>
+                <w:szCs w:val="28"/>
+                <w:cs/>
+                <w:lang w:bidi="ta-IN"/>
+              </w:rPr>
+              <w:t>மான</w:t>
+            </w:r>
+            <w:r>
+              <w:rPr>
+                <w:rFonts w:ascii="Latha" w:hAnsi="Latha" w:cs="Latha"/>
+                <w:b/>
+                <w:bCs/>
+                <w:sz w:val="32"/>
+                <w:szCs w:val="32"/>
+                <w:cs/>
+                <w:lang w:bidi="ta-IN"/>
+              </w:rPr>
+              <w:t>:</w:t>
+            </w:r>
+            <w:r>
+              <w:rPr>
+                <w:rFonts w:ascii="Latha" w:hAnsi="Latha" w:cs="Latha"/>
+                <w:sz w:val="28"/>
+                <w:szCs w:val="28"/>
+                <w:lang w:bidi="ta-IN"/>
+              </w:rPr>
+              <w:t xml:space="preserve"> | </w:t>
+            </w:r>
+            <w:r>
+              <w:rPr>
+                <w:rFonts w:ascii="Latha" w:hAnsi="Latha" w:cs="Latha"/>
+                <w:sz w:val="28"/>
+                <w:szCs w:val="28"/>
+                <w:lang w:bidi="ta-IN"/>
+              </w:rPr>
+              <w:br/>
+            </w:r>
+            <w:r>
+              <w:rPr>
+                <w:rFonts w:ascii="Latha" w:hAnsi="Latha" w:cs="Latha"/>
+                <w:sz w:val="28"/>
+                <w:szCs w:val="28"/>
+                <w:cs/>
+                <w:lang w:bidi="ta-IN"/>
+              </w:rPr>
+              <w:t>யஜ</w:t>
+            </w:r>
+            <w:r>
+              <w:rPr>
+                <w:rFonts w:ascii="BRH Tamil Tab Extra" w:hAnsi="BRH Tamil Tab Extra" w:cs="Latha"/>
+                <w:b/>
+                <w:sz w:val="36"/>
+                <w:szCs w:val="28"/>
+                <w:lang w:bidi="ta-IN"/>
+              </w:rPr>
+              <w:t>†</w:t>
+            </w:r>
+            <w:r>
+              <w:rPr>
+                <w:rFonts w:ascii="Latha" w:hAnsi="Latha" w:cs="Latha"/>
+                <w:sz w:val="28"/>
+                <w:szCs w:val="28"/>
+                <w:highlight w:val="green"/>
+                <w:cs/>
+                <w:lang w:bidi="ta-IN"/>
+              </w:rPr>
+              <w:t>மா</w:t>
+            </w:r>
+            <w:r>
+              <w:rPr>
+                <w:rFonts w:ascii="Latha" w:hAnsi="Latha" w:cs="Latha"/>
+                <w:sz w:val="28"/>
+                <w:szCs w:val="28"/>
+                <w:cs/>
+                <w:lang w:bidi="ta-IN"/>
+              </w:rPr>
+              <w:t>னோ</w:t>
+            </w:r>
+            <w:r>
+              <w:rPr>
+                <w:rFonts w:ascii="BRH Tamil Tab Extra" w:hAnsi="BRH Tamil Tab Extra" w:cs="Latha"/>
+                <w:b/>
+                <w:sz w:val="32"/>
+                <w:szCs w:val="28"/>
+                <w:lang w:bidi="ta-IN"/>
+              </w:rPr>
+              <w:t>…</w:t>
+            </w:r>
+            <w:r>
+              <w:rPr>
+                <w:rFonts w:ascii="Latha" w:hAnsi="Latha" w:cs="Latha"/>
+                <w:sz w:val="28"/>
+                <w:szCs w:val="28"/>
+                <w:lang w:bidi="ta-IN"/>
+              </w:rPr>
+              <w:t xml:space="preserve"> </w:t>
+            </w:r>
+            <w:r>
+              <w:rPr>
+                <w:rFonts w:ascii="Latha" w:hAnsi="Latha" w:cs="Latha"/>
+                <w:sz w:val="28"/>
+                <w:szCs w:val="28"/>
+                <w:cs/>
+                <w:lang w:bidi="ta-IN"/>
+              </w:rPr>
+              <w:t>ப்</w:t>
+            </w:r>
+            <w:r>
+              <w:rPr>
+                <w:rFonts w:ascii="Latha" w:hAnsi="Latha" w:cs="Latha"/>
+                <w:b/>
+                <w:bCs/>
+                <w:position w:val="-12"/>
+                <w:sz w:val="28"/>
+                <w:szCs w:val="28"/>
+                <w:cs/>
+                <w:lang w:bidi="ta-IN"/>
+              </w:rPr>
+              <w:t>4</w:t>
+            </w:r>
+            <w:r>
+              <w:rPr>
+                <w:rFonts w:ascii="Latha" w:hAnsi="Latha" w:cs="Latha"/>
+                <w:sz w:val="28"/>
+                <w:szCs w:val="28"/>
+                <w:cs/>
+                <w:lang w:bidi="ta-IN"/>
+              </w:rPr>
+              <w:t>ராத்</w:t>
+            </w:r>
+            <w:r>
+              <w:rPr>
+                <w:rFonts w:ascii="Latha" w:hAnsi="Latha" w:cs="Latha"/>
+                <w:b/>
+                <w:bCs/>
+                <w:i/>
+                <w:iCs/>
+                <w:sz w:val="28"/>
+                <w:szCs w:val="28"/>
+                <w:cs/>
+                <w:lang w:bidi="ta-IN"/>
+              </w:rPr>
+              <w:t>ரு</w:t>
+            </w:r>
+            <w:r>
+              <w:rPr>
+                <w:rFonts w:ascii="BRH Tamil Tab Extra" w:hAnsi="BRH Tamil Tab Extra" w:cs="Latha"/>
+                <w:b/>
+                <w:sz w:val="36"/>
+                <w:szCs w:val="28"/>
+                <w:lang w:bidi="ta-IN"/>
+              </w:rPr>
+              <w:t>†</w:t>
+            </w:r>
+            <w:r>
+              <w:rPr>
+                <w:rFonts w:ascii="Latha" w:hAnsi="Latha" w:cs="Latha"/>
+                <w:sz w:val="28"/>
+                <w:szCs w:val="28"/>
+                <w:cs/>
+                <w:lang w:bidi="ta-IN"/>
+              </w:rPr>
+              <w:t>வ்யான்</w:t>
+            </w:r>
+            <w:r>
+              <w:rPr>
+                <w:rFonts w:ascii="Latha" w:hAnsi="Latha" w:cs="Latha"/>
+                <w:sz w:val="28"/>
+                <w:szCs w:val="28"/>
+                <w:lang w:bidi="ta-IN"/>
+              </w:rPr>
+              <w:t xml:space="preserve"> |</w:t>
+            </w:r>
+          </w:p>
+        </w:tc>
+      </w:tr>
+      <w:tr>
+        <w:trPr>
+          <w:trHeight w:val="964"/>
+        </w:trPr>
+        <w:tc>
+          <w:tcPr>
+            <w:tcW w:w="3687" w:type="dxa"/>
+          </w:tcPr>
+          <w:p>
+            <w:pPr>
+              <w:widowControl w:val="0"/>
+              <w:tabs>
+                <w:tab w:val="left" w:pos="993"/>
+              </w:tabs>
+              <w:autoSpaceDE w:val="0"/>
+              <w:autoSpaceDN w:val="0"/>
+              <w:adjustRightInd w:val="0"/>
+              <w:spacing w:before="0" w:line="252" w:lineRule="auto"/>
+              <w:ind w:right="297"/>
+              <w:rPr>
+                <w:rFonts w:cs="Arial"/>
+                <w:b/>
+                <w:sz w:val="28"/>
+                <w:szCs w:val="28"/>
+              </w:rPr>
+            </w:pPr>
+            <w:r>
+              <w:rPr>
+                <w:rFonts w:cs="Arial"/>
+                <w:b/>
+                <w:sz w:val="28"/>
+                <w:szCs w:val="28"/>
+              </w:rPr>
+              <w:t>T.S.6.3.</w:t>
+            </w:r>
+            <w:r>
+              <w:rPr>
+                <w:rFonts w:cs="Arial"/>
+                <w:b/>
+                <w:sz w:val="28"/>
+                <w:szCs w:val="28"/>
+              </w:rPr>
+              <w:t>2.</w:t>
+            </w:r>
+            <w:r>
+              <w:rPr>
+                <w:rFonts w:cs="Arial"/>
+                <w:b/>
+                <w:sz w:val="28"/>
+                <w:szCs w:val="28"/>
+              </w:rPr>
+              <w:t>1</w:t>
+            </w:r>
+            <w:r>
+              <w:rPr>
+                <w:rFonts w:cs="Arial"/>
+                <w:b/>
+                <w:sz w:val="28"/>
+                <w:szCs w:val="28"/>
+              </w:rPr>
+              <w:t xml:space="preserve">  – Kramam</w:t>
+            </w:r>
+          </w:p>
+          <w:p>
+            <w:pPr>
+              <w:widowControl w:val="0"/>
+              <w:tabs>
+                <w:tab w:val="left" w:pos="993"/>
+              </w:tabs>
+              <w:autoSpaceDE w:val="0"/>
+              <w:autoSpaceDN w:val="0"/>
+              <w:adjustRightInd w:val="0"/>
+              <w:spacing w:before="0" w:line="252" w:lineRule="auto"/>
+              <w:ind w:right="297"/>
+              <w:rPr>
+                <w:rFonts w:cs="Arial"/>
+                <w:b/>
+                <w:sz w:val="28"/>
+                <w:szCs w:val="28"/>
+                <w:lang w:val="en-IN"/>
+              </w:rPr>
+            </w:pPr>
+            <w:r>
+              <w:rPr>
+                <w:rFonts w:cs="Arial"/>
+                <w:b/>
+                <w:sz w:val="28"/>
+                <w:szCs w:val="28"/>
+                <w:lang w:val="en-IN"/>
+              </w:rPr>
+              <w:t>Krama Vaakyam No.–</w:t>
+            </w:r>
+            <w:r>
+              <w:rPr>
+                <w:rFonts w:cs="Arial"/>
+                <w:b/>
+                <w:sz w:val="28"/>
+                <w:szCs w:val="28"/>
+                <w:lang w:val="en-IN"/>
+              </w:rPr>
+              <w:t xml:space="preserve"> </w:t>
+            </w:r>
+            <w:r>
+              <w:rPr>
+                <w:rFonts w:cs="Arial"/>
+                <w:b/>
+                <w:sz w:val="28"/>
+                <w:szCs w:val="28"/>
+                <w:lang w:val="en-IN"/>
+              </w:rPr>
+              <w:t>10</w:t>
+            </w:r>
+          </w:p>
+          <w:p>
+            <w:pPr>
+              <w:widowControl w:val="0"/>
+              <w:tabs>
+                <w:tab w:val="left" w:pos="993"/>
+              </w:tabs>
+              <w:autoSpaceDE w:val="0"/>
+              <w:autoSpaceDN w:val="0"/>
+              <w:adjustRightInd w:val="0"/>
+              <w:spacing w:before="0" w:line="252" w:lineRule="auto"/>
+              <w:ind w:right="297"/>
+              <w:rPr>
+                <w:rFonts w:cs="Arial"/>
+                <w:b/>
+                <w:sz w:val="28"/>
+                <w:szCs w:val="28"/>
+              </w:rPr>
+            </w:pPr>
+            <w:r>
+              <w:rPr>
+                <w:rFonts w:cs="Arial"/>
+                <w:b/>
+                <w:sz w:val="28"/>
+                <w:szCs w:val="28"/>
+                <w:lang w:val="it-IT"/>
+              </w:rPr>
+              <w:t xml:space="preserve">Panchaati No. - </w:t>
+            </w:r>
+            <w:r>
+              <w:rPr>
+                <w:rFonts w:cs="Arial"/>
+                <w:b/>
+                <w:sz w:val="28"/>
+                <w:szCs w:val="28"/>
+                <w:lang w:val="it-IT"/>
+              </w:rPr>
+              <w:t>7</w:t>
+            </w:r>
+          </w:p>
+        </w:tc>
+        <w:tc>
+          <w:tcPr>
+            <w:tcW w:w="5811" w:type="dxa"/>
+          </w:tcPr>
+          <w:p>
+            <w:pPr>
+              <w:spacing w:before="0" w:line="240" w:lineRule="auto"/>
+              <w:rPr>
+                <w:rFonts w:ascii="Latha" w:hAnsi="Latha" w:cs="Latha"/>
+                <w:sz w:val="28"/>
+                <w:szCs w:val="28"/>
+                <w:cs/>
+                <w:lang w:bidi="ta-IN"/>
+              </w:rPr>
+            </w:pPr>
+            <w:r>
+              <w:rPr>
+                <w:rFonts w:ascii="Latha" w:hAnsi="Latha" w:cs="Latha"/>
+                <w:sz w:val="28"/>
+                <w:szCs w:val="28"/>
+                <w:cs/>
+                <w:lang w:bidi="ta-IN"/>
+              </w:rPr>
+              <w:t>த்</w:t>
+            </w:r>
+            <w:r>
+              <w:rPr>
+                <w:rFonts w:ascii="Latha" w:hAnsi="Latha" w:cs="Latha"/>
+                <w:b/>
+                <w:bCs/>
+                <w:position w:val="-12"/>
+                <w:sz w:val="28"/>
+                <w:szCs w:val="28"/>
+                <w:cs/>
+                <w:lang w:bidi="ta-IN"/>
+              </w:rPr>
+              <w:t>3</w:t>
+            </w:r>
+            <w:r>
+              <w:rPr>
+                <w:rFonts w:ascii="Latha" w:hAnsi="Latha" w:cs="Latha"/>
+                <w:sz w:val="28"/>
+                <w:szCs w:val="28"/>
+                <w:cs/>
+                <w:lang w:bidi="ta-IN"/>
+              </w:rPr>
+              <w:t>வாப்</w:t>
+            </w:r>
+            <w:r>
+              <w:rPr>
+                <w:rFonts w:ascii="Latha" w:hAnsi="Latha" w:cs="Latha"/>
+                <w:b/>
+                <w:bCs/>
+                <w:position w:val="-12"/>
+                <w:sz w:val="28"/>
+                <w:szCs w:val="28"/>
+                <w:cs/>
+                <w:lang w:bidi="ta-IN"/>
+              </w:rPr>
+              <w:t>4</w:t>
+            </w:r>
+            <w:r>
+              <w:rPr>
+                <w:rFonts w:ascii="Latha" w:hAnsi="Latha" w:cs="Latha"/>
+                <w:sz w:val="28"/>
+                <w:szCs w:val="28"/>
+                <w:cs/>
+                <w:lang w:bidi="ta-IN"/>
+              </w:rPr>
+              <w:t>யா</w:t>
+            </w:r>
+            <w:r>
+              <w:rPr>
+                <w:rFonts w:ascii="BRH Tamil Tab Extra" w:hAnsi="BRH Tamil Tab Extra" w:cs="Latha"/>
+                <w:b/>
+                <w:sz w:val="32"/>
+                <w:szCs w:val="28"/>
+                <w:lang w:bidi="ta-IN"/>
+              </w:rPr>
+              <w:t>…</w:t>
+            </w:r>
+            <w:r>
+              <w:rPr>
+                <w:rFonts w:ascii="Latha" w:hAnsi="Latha" w:cs="Latha"/>
+                <w:sz w:val="28"/>
+                <w:szCs w:val="28"/>
+                <w:cs/>
+                <w:lang w:bidi="ta-IN"/>
+              </w:rPr>
+              <w:t>ங்</w:t>
+            </w:r>
+            <w:r>
+              <w:rPr>
+                <w:rFonts w:ascii="Latha" w:hAnsi="Latha" w:cs="Latha"/>
+                <w:sz w:val="28"/>
+                <w:szCs w:val="28"/>
+                <w:lang w:bidi="ta-IN"/>
+              </w:rPr>
+              <w:t xml:space="preserve"> </w:t>
+            </w:r>
+            <w:r>
+              <w:rPr>
+                <w:rFonts w:ascii="Latha" w:hAnsi="Latha" w:cs="Latha"/>
+                <w:sz w:val="28"/>
+                <w:szCs w:val="28"/>
+                <w:cs/>
+                <w:lang w:bidi="ta-IN"/>
+              </w:rPr>
+              <w:t>கா</w:t>
+            </w:r>
+            <w:r>
+              <w:rPr>
+                <w:rFonts w:ascii="Latha" w:hAnsi="Latha" w:cs="Latha"/>
+                <w:b/>
+                <w:bCs/>
+                <w:position w:val="-12"/>
+                <w:sz w:val="28"/>
+                <w:szCs w:val="28"/>
+                <w:cs/>
+                <w:lang w:bidi="ta-IN"/>
+              </w:rPr>
+              <w:t>3</w:t>
+            </w:r>
+            <w:r>
+              <w:rPr>
+                <w:rFonts w:ascii="Latha" w:hAnsi="Latha" w:cs="Latha"/>
+                <w:sz w:val="28"/>
+                <w:szCs w:val="28"/>
+                <w:cs/>
+                <w:lang w:bidi="ta-IN"/>
+              </w:rPr>
+              <w:t>ர்</w:t>
+            </w:r>
+            <w:r>
+              <w:rPr>
+                <w:rFonts w:ascii="Latha" w:hAnsi="Latha" w:cs="Latha"/>
+                <w:b/>
+                <w:bCs/>
+                <w:sz w:val="32"/>
+                <w:szCs w:val="32"/>
+                <w:lang w:bidi="ta-IN"/>
+              </w:rPr>
+              <w:t>.</w:t>
+            </w:r>
+            <w:r>
+              <w:rPr>
+                <w:rFonts w:ascii="Latha" w:hAnsi="Latha" w:cs="Latha"/>
+                <w:sz w:val="28"/>
+                <w:szCs w:val="28"/>
+                <w:cs/>
+                <w:lang w:bidi="ta-IN"/>
+              </w:rPr>
+              <w:t>ஹ</w:t>
+            </w:r>
+            <w:r>
+              <w:rPr>
+                <w:rFonts w:ascii="BRH Tamil Tab Extra" w:hAnsi="BRH Tamil Tab Extra" w:cs="Latha"/>
+                <w:b/>
+                <w:sz w:val="36"/>
+                <w:szCs w:val="28"/>
+                <w:lang w:bidi="ta-IN"/>
+              </w:rPr>
+              <w:t>†</w:t>
+            </w:r>
+            <w:r>
+              <w:rPr>
+                <w:rFonts w:ascii="Latha" w:hAnsi="Latha" w:cs="Latha"/>
+                <w:sz w:val="28"/>
+                <w:szCs w:val="28"/>
+                <w:cs/>
+                <w:lang w:bidi="ta-IN"/>
+              </w:rPr>
+              <w:t>பத்யே</w:t>
+            </w:r>
+            <w:r>
+              <w:rPr>
+                <w:rFonts w:ascii="Latha" w:hAnsi="Latha" w:cs="Latha"/>
+                <w:sz w:val="28"/>
+                <w:szCs w:val="28"/>
+                <w:lang w:bidi="ta-IN"/>
+              </w:rPr>
+              <w:t xml:space="preserve"> | </w:t>
+            </w:r>
+            <w:r>
+              <w:rPr>
+                <w:rFonts w:ascii="Latha" w:hAnsi="Latha" w:cs="Latha"/>
+                <w:sz w:val="28"/>
+                <w:szCs w:val="28"/>
+                <w:lang w:bidi="ta-IN"/>
+              </w:rPr>
+              <w:br/>
+            </w:r>
+            <w:r>
+              <w:rPr>
+                <w:rFonts w:ascii="Latha" w:hAnsi="Latha" w:cs="Latha"/>
+                <w:sz w:val="28"/>
+                <w:szCs w:val="28"/>
+                <w:cs/>
+                <w:lang w:bidi="ta-IN"/>
+              </w:rPr>
+              <w:t>கா</w:t>
+            </w:r>
+            <w:r>
+              <w:rPr>
+                <w:rFonts w:ascii="Latha" w:hAnsi="Latha" w:cs="Latha"/>
+                <w:b/>
+                <w:bCs/>
+                <w:position w:val="-12"/>
+                <w:sz w:val="28"/>
+                <w:szCs w:val="28"/>
+                <w:cs/>
+                <w:lang w:bidi="ta-IN"/>
+              </w:rPr>
+              <w:t>3</w:t>
+            </w:r>
+            <w:r>
+              <w:rPr>
+                <w:rFonts w:ascii="Latha" w:hAnsi="Latha" w:cs="Latha"/>
+                <w:color w:val="EE0000"/>
+                <w:sz w:val="28"/>
+                <w:szCs w:val="28"/>
+                <w:highlight w:val="yellow"/>
+                <w:cs/>
+                <w:lang w:bidi="ta-IN"/>
+              </w:rPr>
+              <w:t>ர்</w:t>
+            </w:r>
+            <w:r>
+              <w:rPr>
+                <w:rFonts w:ascii="Latha" w:hAnsi="Latha" w:cs="Latha"/>
+                <w:b/>
+                <w:bCs/>
+                <w:color w:val="EE0000"/>
+                <w:sz w:val="32"/>
+                <w:szCs w:val="32"/>
+                <w:highlight w:val="yellow"/>
+                <w:lang w:bidi="ta-IN"/>
+              </w:rPr>
+              <w:t>.</w:t>
+            </w:r>
+            <w:r>
+              <w:rPr>
+                <w:rFonts w:ascii="BRH Tamil Tab Extra" w:hAnsi="BRH Tamil Tab Extra" w:cs="Latha"/>
+                <w:b/>
+                <w:color w:val="EE0000"/>
+                <w:sz w:val="36"/>
+                <w:szCs w:val="28"/>
+                <w:highlight w:val="yellow"/>
+                <w:lang w:bidi="ta-IN"/>
+              </w:rPr>
+              <w:t>†</w:t>
+            </w:r>
+            <w:r>
+              <w:rPr>
+                <w:rFonts w:ascii="Latha" w:hAnsi="Latha" w:cs="Latha"/>
+                <w:sz w:val="28"/>
+                <w:szCs w:val="28"/>
+                <w:cs/>
+                <w:lang w:bidi="ta-IN"/>
+              </w:rPr>
+              <w:t>ஹ</w:t>
+            </w:r>
+            <w:r>
+              <w:rPr>
+                <w:rFonts w:ascii="Latha" w:hAnsi="Latha" w:cs="Latha"/>
+                <w:sz w:val="28"/>
+                <w:szCs w:val="28"/>
+                <w:cs/>
+                <w:lang w:bidi="ta-IN"/>
+              </w:rPr>
+              <w:t>பத்யே</w:t>
+            </w:r>
+            <w:r>
+              <w:rPr>
+                <w:rFonts w:ascii="Latha" w:hAnsi="Latha" w:cs="Latha"/>
+                <w:sz w:val="28"/>
+                <w:szCs w:val="28"/>
+                <w:lang w:bidi="ta-IN"/>
+              </w:rPr>
+              <w:t xml:space="preserve"> </w:t>
+            </w:r>
+            <w:r>
+              <w:rPr>
+                <w:rFonts w:ascii="Latha" w:hAnsi="Latha" w:cs="Latha"/>
+                <w:sz w:val="28"/>
+                <w:szCs w:val="28"/>
+                <w:cs/>
+                <w:lang w:bidi="ta-IN"/>
+              </w:rPr>
+              <w:t>ஜுஹோதி</w:t>
+            </w:r>
+          </w:p>
+        </w:tc>
+        <w:tc>
+          <w:tcPr>
+            <w:tcW w:w="5670" w:type="dxa"/>
+          </w:tcPr>
+          <w:p>
+            <w:pPr>
+              <w:widowControl w:val="0"/>
+              <w:autoSpaceDE w:val="0"/>
+              <w:autoSpaceDN w:val="0"/>
+              <w:adjustRightInd w:val="0"/>
+              <w:spacing w:line="252" w:lineRule="auto"/>
+              <w:rPr>
+                <w:rFonts w:ascii="Latha" w:hAnsi="Latha" w:cs="Latha"/>
+                <w:sz w:val="28"/>
+                <w:szCs w:val="28"/>
+                <w:cs/>
+                <w:lang w:bidi="ta-IN"/>
+              </w:rPr>
+            </w:pPr>
+            <w:r>
+              <w:rPr>
+                <w:rFonts w:ascii="Latha" w:hAnsi="Latha" w:cs="Latha"/>
+                <w:sz w:val="28"/>
+                <w:szCs w:val="28"/>
+                <w:cs/>
+                <w:lang w:bidi="ta-IN"/>
+              </w:rPr>
+              <w:t>த்</w:t>
+            </w:r>
+            <w:r>
+              <w:rPr>
+                <w:rFonts w:ascii="Latha" w:hAnsi="Latha" w:cs="Latha"/>
+                <w:b/>
+                <w:bCs/>
+                <w:position w:val="-12"/>
+                <w:sz w:val="28"/>
+                <w:szCs w:val="28"/>
+                <w:cs/>
+                <w:lang w:bidi="ta-IN"/>
+              </w:rPr>
+              <w:t>3</w:t>
+            </w:r>
+            <w:r>
+              <w:rPr>
+                <w:rFonts w:ascii="Latha" w:hAnsi="Latha" w:cs="Latha"/>
+                <w:sz w:val="28"/>
+                <w:szCs w:val="28"/>
+                <w:cs/>
+                <w:lang w:bidi="ta-IN"/>
+              </w:rPr>
+              <w:t>வாப்</w:t>
+            </w:r>
+            <w:r>
+              <w:rPr>
+                <w:rFonts w:ascii="Latha" w:hAnsi="Latha" w:cs="Latha"/>
+                <w:b/>
+                <w:bCs/>
+                <w:position w:val="-12"/>
+                <w:sz w:val="28"/>
+                <w:szCs w:val="28"/>
+                <w:cs/>
+                <w:lang w:bidi="ta-IN"/>
+              </w:rPr>
+              <w:t>4</w:t>
+            </w:r>
+            <w:r>
+              <w:rPr>
+                <w:rFonts w:ascii="Latha" w:hAnsi="Latha" w:cs="Latha"/>
+                <w:sz w:val="28"/>
+                <w:szCs w:val="28"/>
+                <w:cs/>
+                <w:lang w:bidi="ta-IN"/>
+              </w:rPr>
+              <w:t>யா</w:t>
+            </w:r>
+            <w:r>
+              <w:rPr>
+                <w:rFonts w:ascii="BRH Tamil Tab Extra" w:hAnsi="BRH Tamil Tab Extra" w:cs="Latha"/>
+                <w:b/>
+                <w:sz w:val="32"/>
+                <w:szCs w:val="28"/>
+                <w:lang w:bidi="ta-IN"/>
+              </w:rPr>
+              <w:t>…</w:t>
+            </w:r>
+            <w:r>
+              <w:rPr>
+                <w:rFonts w:ascii="Latha" w:hAnsi="Latha" w:cs="Latha"/>
+                <w:sz w:val="28"/>
+                <w:szCs w:val="28"/>
+                <w:cs/>
+                <w:lang w:bidi="ta-IN"/>
+              </w:rPr>
+              <w:t>ங்</w:t>
+            </w:r>
+            <w:r>
+              <w:rPr>
+                <w:rFonts w:ascii="Latha" w:hAnsi="Latha" w:cs="Latha"/>
+                <w:sz w:val="28"/>
+                <w:szCs w:val="28"/>
+                <w:lang w:bidi="ta-IN"/>
+              </w:rPr>
+              <w:t xml:space="preserve"> </w:t>
+            </w:r>
+            <w:r>
+              <w:rPr>
+                <w:rFonts w:ascii="Latha" w:hAnsi="Latha" w:cs="Latha"/>
+                <w:sz w:val="28"/>
+                <w:szCs w:val="28"/>
+                <w:cs/>
+                <w:lang w:bidi="ta-IN"/>
+              </w:rPr>
+              <w:t>கா</w:t>
+            </w:r>
+            <w:r>
+              <w:rPr>
+                <w:rFonts w:ascii="Latha" w:hAnsi="Latha" w:cs="Latha"/>
+                <w:b/>
+                <w:bCs/>
+                <w:position w:val="-12"/>
+                <w:sz w:val="28"/>
+                <w:szCs w:val="28"/>
+                <w:cs/>
+                <w:lang w:bidi="ta-IN"/>
+              </w:rPr>
+              <w:t>3</w:t>
+            </w:r>
+            <w:r>
+              <w:rPr>
+                <w:rFonts w:ascii="Latha" w:hAnsi="Latha" w:cs="Latha"/>
+                <w:sz w:val="28"/>
+                <w:szCs w:val="28"/>
+                <w:cs/>
+                <w:lang w:bidi="ta-IN"/>
+              </w:rPr>
+              <w:t>ர்</w:t>
+            </w:r>
+            <w:r>
+              <w:rPr>
+                <w:rFonts w:ascii="Latha" w:hAnsi="Latha" w:cs="Latha"/>
+                <w:b/>
+                <w:bCs/>
+                <w:sz w:val="32"/>
+                <w:szCs w:val="32"/>
+                <w:lang w:bidi="ta-IN"/>
+              </w:rPr>
+              <w:t>.</w:t>
+            </w:r>
+            <w:r>
+              <w:rPr>
+                <w:rFonts w:ascii="Latha" w:hAnsi="Latha" w:cs="Latha"/>
+                <w:sz w:val="28"/>
+                <w:szCs w:val="28"/>
+                <w:cs/>
+                <w:lang w:bidi="ta-IN"/>
+              </w:rPr>
+              <w:t>ஹ</w:t>
+            </w:r>
+            <w:r>
+              <w:rPr>
+                <w:rFonts w:ascii="BRH Tamil Tab Extra" w:hAnsi="BRH Tamil Tab Extra" w:cs="Latha"/>
+                <w:b/>
+                <w:sz w:val="36"/>
+                <w:szCs w:val="28"/>
+                <w:lang w:bidi="ta-IN"/>
+              </w:rPr>
+              <w:t>†</w:t>
+            </w:r>
+            <w:r>
+              <w:rPr>
+                <w:rFonts w:ascii="Latha" w:hAnsi="Latha" w:cs="Latha"/>
+                <w:sz w:val="28"/>
+                <w:szCs w:val="28"/>
+                <w:cs/>
+                <w:lang w:bidi="ta-IN"/>
+              </w:rPr>
+              <w:t>பத்யே</w:t>
+            </w:r>
+            <w:r>
+              <w:rPr>
+                <w:rFonts w:ascii="Latha" w:hAnsi="Latha" w:cs="Latha"/>
+                <w:sz w:val="28"/>
+                <w:szCs w:val="28"/>
+                <w:lang w:bidi="ta-IN"/>
+              </w:rPr>
+              <w:t xml:space="preserve"> | </w:t>
+            </w:r>
+            <w:r>
+              <w:rPr>
+                <w:rFonts w:ascii="Latha" w:hAnsi="Latha" w:cs="Latha"/>
+                <w:sz w:val="28"/>
+                <w:szCs w:val="28"/>
+                <w:lang w:bidi="ta-IN"/>
+              </w:rPr>
+              <w:br/>
+            </w:r>
+            <w:r>
+              <w:rPr>
+                <w:rFonts w:ascii="Latha" w:hAnsi="Latha" w:cs="Latha"/>
+                <w:sz w:val="28"/>
+                <w:szCs w:val="28"/>
+                <w:cs/>
+                <w:lang w:bidi="ta-IN"/>
+              </w:rPr>
+              <w:t>கா</w:t>
+            </w:r>
+            <w:r>
+              <w:rPr>
+                <w:rFonts w:ascii="Latha" w:hAnsi="Latha" w:cs="Latha"/>
+                <w:b/>
+                <w:bCs/>
+                <w:position w:val="-12"/>
+                <w:sz w:val="28"/>
+                <w:szCs w:val="28"/>
+                <w:cs/>
+                <w:lang w:bidi="ta-IN"/>
+              </w:rPr>
+              <w:t>3</w:t>
+            </w:r>
+            <w:r>
+              <w:rPr>
+                <w:rFonts w:ascii="Latha" w:hAnsi="Latha" w:cs="Latha"/>
+                <w:sz w:val="28"/>
+                <w:szCs w:val="28"/>
+                <w:highlight w:val="green"/>
+                <w:cs/>
+                <w:lang w:bidi="ta-IN"/>
+              </w:rPr>
+              <w:t>ர்</w:t>
+            </w:r>
+            <w:r>
+              <w:rPr>
+                <w:rFonts w:ascii="Latha" w:hAnsi="Latha" w:cs="Latha"/>
+                <w:b/>
+                <w:bCs/>
+                <w:sz w:val="32"/>
+                <w:szCs w:val="32"/>
+                <w:highlight w:val="green"/>
+                <w:lang w:bidi="ta-IN"/>
+              </w:rPr>
+              <w:t>.</w:t>
+            </w:r>
+            <w:r>
+              <w:rPr>
+                <w:rFonts w:ascii="Latha" w:hAnsi="Latha" w:cs="Latha"/>
+                <w:sz w:val="28"/>
+                <w:szCs w:val="28"/>
+                <w:highlight w:val="green"/>
+                <w:cs/>
+                <w:lang w:bidi="ta-IN"/>
+              </w:rPr>
+              <w:t>ஹ</w:t>
+            </w:r>
+            <w:r>
+              <w:rPr>
+                <w:rFonts w:ascii="BRH Tamil Tab Extra" w:hAnsi="BRH Tamil Tab Extra" w:cs="Latha"/>
+                <w:b/>
+                <w:sz w:val="36"/>
+                <w:szCs w:val="28"/>
+                <w:highlight w:val="green"/>
+                <w:lang w:bidi="ta-IN"/>
+              </w:rPr>
+              <w:t>†</w:t>
+            </w:r>
+            <w:r>
+              <w:rPr>
+                <w:rFonts w:ascii="Latha" w:hAnsi="Latha" w:cs="Latha"/>
+                <w:sz w:val="28"/>
+                <w:szCs w:val="28"/>
+                <w:cs/>
+                <w:lang w:bidi="ta-IN"/>
+              </w:rPr>
+              <w:t>பத்யே</w:t>
+            </w:r>
+            <w:r>
+              <w:rPr>
+                <w:rFonts w:ascii="Latha" w:hAnsi="Latha" w:cs="Latha"/>
+                <w:sz w:val="28"/>
+                <w:szCs w:val="28"/>
+                <w:lang w:bidi="ta-IN"/>
+              </w:rPr>
+              <w:t xml:space="preserve"> </w:t>
+            </w:r>
+            <w:r>
+              <w:rPr>
+                <w:rFonts w:ascii="Latha" w:hAnsi="Latha" w:cs="Latha"/>
+                <w:sz w:val="28"/>
+                <w:szCs w:val="28"/>
+                <w:cs/>
+                <w:lang w:bidi="ta-IN"/>
+              </w:rPr>
+              <w:t>ஜுஹோதி</w:t>
+            </w:r>
+          </w:p>
+        </w:tc>
+      </w:tr>
+      <w:tr>
+        <w:trPr>
+          <w:trHeight w:val="964"/>
+        </w:trPr>
+        <w:tc>
+          <w:tcPr>
+            <w:tcW w:w="3687" w:type="dxa"/>
+          </w:tcPr>
+          <w:p>
+            <w:pPr>
+              <w:widowControl w:val="0"/>
+              <w:tabs>
+                <w:tab w:val="left" w:pos="993"/>
+              </w:tabs>
+              <w:autoSpaceDE w:val="0"/>
+              <w:autoSpaceDN w:val="0"/>
+              <w:adjustRightInd w:val="0"/>
+              <w:spacing w:before="0" w:line="252" w:lineRule="auto"/>
+              <w:ind w:right="297"/>
+              <w:rPr>
+                <w:rFonts w:cs="Arial"/>
+                <w:b/>
+                <w:sz w:val="28"/>
+                <w:szCs w:val="28"/>
+              </w:rPr>
+            </w:pPr>
+            <w:r>
+              <w:rPr>
+                <w:rFonts w:cs="Arial"/>
+                <w:b/>
+                <w:sz w:val="28"/>
+                <w:szCs w:val="28"/>
+              </w:rPr>
+              <w:t>T.S.6.3.</w:t>
+            </w:r>
+            <w:r>
+              <w:rPr>
+                <w:rFonts w:cs="Arial"/>
+                <w:b/>
+                <w:sz w:val="28"/>
+                <w:szCs w:val="28"/>
+              </w:rPr>
+              <w:t>3</w:t>
+            </w:r>
+            <w:r>
+              <w:rPr>
+                <w:rFonts w:cs="Arial"/>
+                <w:b/>
+                <w:sz w:val="28"/>
+                <w:szCs w:val="28"/>
+              </w:rPr>
+              <w:t>.1</w:t>
+            </w:r>
+            <w:r>
+              <w:rPr>
+                <w:rFonts w:cs="Arial"/>
+                <w:b/>
+                <w:sz w:val="28"/>
+                <w:szCs w:val="28"/>
+              </w:rPr>
+              <w:t xml:space="preserve">  – Kramam</w:t>
+            </w:r>
+          </w:p>
+          <w:p>
+            <w:pPr>
+              <w:widowControl w:val="0"/>
+              <w:tabs>
+                <w:tab w:val="left" w:pos="993"/>
+              </w:tabs>
+              <w:autoSpaceDE w:val="0"/>
+              <w:autoSpaceDN w:val="0"/>
+              <w:adjustRightInd w:val="0"/>
+              <w:spacing w:before="0" w:line="252" w:lineRule="auto"/>
+              <w:ind w:right="297"/>
+              <w:rPr>
+                <w:rFonts w:cs="Arial"/>
+                <w:b/>
+                <w:sz w:val="28"/>
+                <w:szCs w:val="28"/>
+                <w:lang w:val="en-IN"/>
+              </w:rPr>
+            </w:pPr>
+            <w:r>
+              <w:rPr>
+                <w:rFonts w:cs="Arial"/>
+                <w:b/>
+                <w:sz w:val="28"/>
+                <w:szCs w:val="28"/>
+                <w:lang w:val="en-IN"/>
+              </w:rPr>
+              <w:t>Krama Vaakyam No.–</w:t>
+            </w:r>
+            <w:r>
+              <w:rPr>
+                <w:rFonts w:cs="Arial"/>
+                <w:b/>
+                <w:sz w:val="28"/>
+                <w:szCs w:val="28"/>
+                <w:lang w:val="en-IN"/>
+              </w:rPr>
+              <w:t xml:space="preserve"> </w:t>
+            </w:r>
+            <w:r>
+              <w:rPr>
+                <w:rFonts w:cs="Arial"/>
+                <w:b/>
+                <w:sz w:val="28"/>
+                <w:szCs w:val="28"/>
+                <w:lang w:val="en-IN"/>
+              </w:rPr>
+              <w:t>5 and 15</w:t>
+            </w:r>
+          </w:p>
+          <w:p>
+            <w:pPr>
+              <w:widowControl w:val="0"/>
+              <w:tabs>
+                <w:tab w:val="left" w:pos="993"/>
+              </w:tabs>
+              <w:autoSpaceDE w:val="0"/>
+              <w:autoSpaceDN w:val="0"/>
+              <w:adjustRightInd w:val="0"/>
+              <w:spacing w:before="0" w:line="252" w:lineRule="auto"/>
+              <w:ind w:right="297"/>
+              <w:rPr>
+                <w:rFonts w:cs="Arial"/>
+                <w:b/>
+                <w:sz w:val="28"/>
+                <w:szCs w:val="28"/>
+              </w:rPr>
+            </w:pPr>
+            <w:r>
+              <w:rPr>
+                <w:rFonts w:cs="Arial"/>
+                <w:b/>
+                <w:sz w:val="28"/>
+                <w:szCs w:val="28"/>
+                <w:lang w:val="it-IT"/>
+              </w:rPr>
+              <w:t xml:space="preserve">Panchaati No. - </w:t>
+            </w:r>
+            <w:r>
+              <w:rPr>
+                <w:rFonts w:cs="Arial"/>
+                <w:b/>
+                <w:sz w:val="28"/>
+                <w:szCs w:val="28"/>
+                <w:lang w:val="it-IT"/>
+              </w:rPr>
+              <w:t>13</w:t>
+            </w:r>
+          </w:p>
+        </w:tc>
+        <w:tc>
+          <w:tcPr>
+            <w:tcW w:w="5811" w:type="dxa"/>
+          </w:tcPr>
+          <w:p>
+            <w:pPr>
+              <w:spacing w:before="0" w:line="240" w:lineRule="auto"/>
+              <w:rPr>
+                <w:rFonts w:ascii="Latha" w:hAnsi="Latha" w:cs="Latha"/>
+                <w:sz w:val="28"/>
+                <w:szCs w:val="28"/>
+                <w:lang w:bidi="ta-IN"/>
+              </w:rPr>
+            </w:pPr>
+            <w:r>
+              <w:rPr>
+                <w:rFonts w:ascii="Latha" w:hAnsi="Latha" w:cs="Latha"/>
+                <w:sz w:val="28"/>
+                <w:szCs w:val="28"/>
+                <w:cs/>
+                <w:lang w:bidi="ta-IN"/>
+              </w:rPr>
+              <w:t>அச்</w:t>
+            </w:r>
+            <w:r>
+              <w:rPr>
+                <w:rFonts w:ascii="Latha" w:hAnsi="Latha" w:cs="Latha"/>
+                <w:sz w:val="28"/>
+                <w:szCs w:val="28"/>
+                <w:highlight w:val="yellow"/>
+                <w:cs/>
+                <w:lang w:bidi="ta-IN"/>
+              </w:rPr>
+              <w:t>ச</w:t>
+            </w:r>
+            <w:r>
+              <w:rPr>
+                <w:rFonts w:ascii="Latha" w:hAnsi="Latha" w:cs="Latha"/>
+                <w:b/>
+                <w:bCs/>
+                <w:position w:val="-12"/>
+                <w:sz w:val="28"/>
+                <w:szCs w:val="28"/>
+                <w:highlight w:val="yellow"/>
+                <w:cs/>
+                <w:lang w:bidi="ta-IN"/>
+              </w:rPr>
+              <w:t>2</w:t>
+            </w:r>
+            <w:r>
+              <w:rPr>
+                <w:rFonts w:ascii="Latha" w:hAnsi="Latha" w:cs="Latha"/>
+                <w:sz w:val="28"/>
+                <w:szCs w:val="28"/>
+                <w:highlight w:val="yellow"/>
+                <w:cs/>
+                <w:lang w:bidi="ta-IN"/>
+              </w:rPr>
+              <w:t>இ</w:t>
+            </w:r>
+            <w:r>
+              <w:rPr>
+                <w:rFonts w:ascii="BRH Tamil Tab Extra" w:hAnsi="BRH Tamil Tab Extra" w:cs="Latha"/>
+                <w:b/>
+                <w:sz w:val="36"/>
+                <w:szCs w:val="28"/>
+                <w:lang w:bidi="ta-IN"/>
+              </w:rPr>
+              <w:t>†</w:t>
+            </w:r>
+            <w:r>
+              <w:rPr>
+                <w:rFonts w:ascii="Latha" w:hAnsi="Latha" w:cs="Latha"/>
+                <w:sz w:val="28"/>
+                <w:szCs w:val="28"/>
+                <w:cs/>
+                <w:lang w:bidi="ta-IN"/>
+              </w:rPr>
+              <w:t>தி</w:t>
+            </w:r>
+            <w:r>
+              <w:rPr>
+                <w:rFonts w:ascii="Latha" w:hAnsi="Latha" w:cs="Latha"/>
+                <w:sz w:val="28"/>
+                <w:szCs w:val="28"/>
+                <w:lang w:bidi="ta-IN"/>
+              </w:rPr>
+              <w:t xml:space="preserve"> |</w:t>
+            </w:r>
+          </w:p>
+          <w:p>
+            <w:pPr>
+              <w:spacing w:before="0" w:line="240" w:lineRule="auto"/>
+              <w:rPr>
+                <w:rFonts w:ascii="Latha" w:hAnsi="Latha" w:cs="Latha"/>
+                <w:sz w:val="28"/>
+                <w:szCs w:val="28"/>
+                <w:cs/>
+                <w:lang w:bidi="ta-IN"/>
+              </w:rPr>
+            </w:pPr>
+            <w:r>
+              <w:rPr>
+                <w:rFonts w:ascii="Latha" w:hAnsi="Latha" w:cs="Latha"/>
+                <w:sz w:val="28"/>
+                <w:szCs w:val="28"/>
+                <w:cs/>
+                <w:lang w:bidi="ta-IN"/>
+              </w:rPr>
+              <w:t>அச்</w:t>
+            </w:r>
+            <w:r>
+              <w:rPr>
+                <w:rFonts w:ascii="Latha" w:hAnsi="Latha" w:cs="Latha"/>
+                <w:sz w:val="28"/>
+                <w:szCs w:val="28"/>
+                <w:highlight w:val="yellow"/>
+                <w:cs/>
+                <w:lang w:bidi="ta-IN"/>
+              </w:rPr>
+              <w:t>ச</w:t>
+            </w:r>
+            <w:r>
+              <w:rPr>
+                <w:rFonts w:ascii="Latha" w:hAnsi="Latha" w:cs="Latha"/>
+                <w:b/>
+                <w:bCs/>
+                <w:position w:val="-12"/>
+                <w:sz w:val="28"/>
+                <w:szCs w:val="28"/>
+                <w:highlight w:val="yellow"/>
+                <w:cs/>
+                <w:lang w:bidi="ta-IN"/>
+              </w:rPr>
+              <w:t>2</w:t>
+            </w:r>
+            <w:r>
+              <w:rPr>
+                <w:rFonts w:ascii="Latha" w:hAnsi="Latha" w:cs="Latha"/>
+                <w:sz w:val="28"/>
+                <w:szCs w:val="28"/>
+                <w:highlight w:val="yellow"/>
+                <w:cs/>
+                <w:lang w:bidi="ta-IN"/>
+              </w:rPr>
+              <w:t>இ</w:t>
+            </w:r>
+            <w:r>
+              <w:rPr>
+                <w:rFonts w:ascii="BRH Tamil Tab Extra" w:hAnsi="BRH Tamil Tab Extra" w:cs="Latha"/>
+                <w:b/>
+                <w:sz w:val="36"/>
+                <w:szCs w:val="28"/>
+                <w:lang w:bidi="ta-IN"/>
+              </w:rPr>
+              <w:t>†</w:t>
+            </w:r>
+            <w:r>
+              <w:rPr>
+                <w:rFonts w:ascii="Latha" w:hAnsi="Latha" w:cs="Latha"/>
+                <w:sz w:val="28"/>
+                <w:szCs w:val="28"/>
+                <w:cs/>
+                <w:lang w:bidi="ta-IN"/>
+              </w:rPr>
+              <w:t>தி</w:t>
+            </w:r>
+            <w:r>
+              <w:rPr>
+                <w:rFonts w:ascii="Latha" w:hAnsi="Latha" w:cs="Latha"/>
+                <w:sz w:val="28"/>
+                <w:szCs w:val="28"/>
+                <w:lang w:bidi="ta-IN"/>
+              </w:rPr>
+              <w:t xml:space="preserve"> |</w:t>
+            </w:r>
+          </w:p>
+        </w:tc>
+        <w:tc>
+          <w:tcPr>
+            <w:tcW w:w="5670" w:type="dxa"/>
+          </w:tcPr>
+          <w:p>
+            <w:pPr>
+              <w:widowControl w:val="0"/>
+              <w:autoSpaceDE w:val="0"/>
+              <w:autoSpaceDN w:val="0"/>
+              <w:adjustRightInd w:val="0"/>
+              <w:spacing w:line="252" w:lineRule="auto"/>
+              <w:rPr>
+                <w:rFonts w:ascii="Latha" w:hAnsi="Latha" w:cs="Latha"/>
+                <w:sz w:val="28"/>
+                <w:szCs w:val="28"/>
+                <w:lang w:bidi="ta-IN"/>
+              </w:rPr>
+            </w:pPr>
+            <w:r>
+              <w:rPr>
+                <w:rFonts w:ascii="Latha" w:hAnsi="Latha" w:cs="Latha"/>
+                <w:sz w:val="28"/>
+                <w:szCs w:val="28"/>
+                <w:cs/>
+                <w:lang w:bidi="ta-IN"/>
+              </w:rPr>
+              <w:t>அச்</w:t>
+            </w:r>
+            <w:r>
+              <w:rPr>
+                <w:rFonts w:ascii="Latha" w:hAnsi="Latha" w:cs="Latha" w:hint="cs"/>
+                <w:sz w:val="28"/>
+                <w:szCs w:val="28"/>
+                <w:highlight w:val="green"/>
+                <w:cs/>
+                <w:lang w:bidi="ta-IN"/>
+              </w:rPr>
+              <w:t>சை</w:t>
+            </w:r>
+            <w:r>
+              <w:rPr>
+                <w:rFonts w:ascii="BRH Tamil Tab Extra" w:hAnsi="BRH Tamil Tab Extra" w:cs="Latha"/>
+                <w:b/>
+                <w:sz w:val="36"/>
+                <w:szCs w:val="28"/>
+                <w:highlight w:val="green"/>
+                <w:lang w:bidi="ta-IN"/>
+              </w:rPr>
+              <w:t>†</w:t>
+            </w:r>
+            <w:r>
+              <w:rPr>
+                <w:rFonts w:ascii="Latha" w:hAnsi="Latha" w:cs="Latha"/>
+                <w:b/>
+                <w:bCs/>
+                <w:position w:val="-12"/>
+                <w:sz w:val="28"/>
+                <w:szCs w:val="28"/>
+                <w:highlight w:val="green"/>
+                <w:cs/>
+                <w:lang w:bidi="ta-IN"/>
+              </w:rPr>
+              <w:t>2</w:t>
+            </w:r>
+            <w:r>
+              <w:rPr>
+                <w:rFonts w:ascii="Latha" w:hAnsi="Latha" w:cs="Latha"/>
+                <w:sz w:val="28"/>
+                <w:szCs w:val="28"/>
+                <w:cs/>
+                <w:lang w:bidi="ta-IN"/>
+              </w:rPr>
+              <w:t>தி</w:t>
+            </w:r>
+            <w:r>
+              <w:rPr>
+                <w:rFonts w:ascii="Latha" w:hAnsi="Latha" w:cs="Latha"/>
+                <w:sz w:val="28"/>
+                <w:szCs w:val="28"/>
+                <w:lang w:bidi="ta-IN"/>
+              </w:rPr>
+              <w:t xml:space="preserve"> |</w:t>
+            </w:r>
+          </w:p>
+          <w:p>
+            <w:pPr>
+              <w:widowControl w:val="0"/>
+              <w:autoSpaceDE w:val="0"/>
+              <w:autoSpaceDN w:val="0"/>
+              <w:adjustRightInd w:val="0"/>
+              <w:spacing w:line="252" w:lineRule="auto"/>
+              <w:rPr>
+                <w:rFonts w:ascii="Latha" w:hAnsi="Latha" w:cs="Latha"/>
+                <w:sz w:val="28"/>
+                <w:szCs w:val="28"/>
+                <w:cs/>
+                <w:lang w:bidi="ta-IN"/>
+              </w:rPr>
+            </w:pPr>
+            <w:r>
+              <w:rPr>
+                <w:rFonts w:ascii="Latha" w:hAnsi="Latha" w:cs="Latha"/>
+                <w:sz w:val="28"/>
+                <w:szCs w:val="28"/>
+                <w:cs/>
+                <w:lang w:bidi="ta-IN"/>
+              </w:rPr>
+              <w:t>அச்</w:t>
+            </w:r>
+            <w:r>
+              <w:rPr>
+                <w:rFonts w:ascii="Latha" w:hAnsi="Latha" w:cs="Latha" w:hint="cs"/>
+                <w:sz w:val="28"/>
+                <w:szCs w:val="28"/>
+                <w:highlight w:val="green"/>
+                <w:cs/>
+                <w:lang w:bidi="ta-IN"/>
+              </w:rPr>
+              <w:t>சை</w:t>
+            </w:r>
+            <w:r>
+              <w:rPr>
+                <w:rFonts w:ascii="BRH Tamil Tab Extra" w:hAnsi="BRH Tamil Tab Extra" w:cs="Latha"/>
+                <w:b/>
+                <w:sz w:val="36"/>
+                <w:szCs w:val="28"/>
+                <w:highlight w:val="green"/>
+                <w:lang w:bidi="ta-IN"/>
+              </w:rPr>
+              <w:t>†</w:t>
+            </w:r>
+            <w:r>
+              <w:rPr>
+                <w:rFonts w:ascii="Latha" w:hAnsi="Latha" w:cs="Latha"/>
+                <w:b/>
+                <w:bCs/>
+                <w:position w:val="-12"/>
+                <w:sz w:val="28"/>
+                <w:szCs w:val="28"/>
+                <w:highlight w:val="green"/>
+                <w:cs/>
+                <w:lang w:bidi="ta-IN"/>
+              </w:rPr>
+              <w:t>2</w:t>
+            </w:r>
+            <w:r>
+              <w:rPr>
+                <w:rFonts w:ascii="Latha" w:hAnsi="Latha" w:cs="Latha"/>
+                <w:sz w:val="28"/>
+                <w:szCs w:val="28"/>
+                <w:cs/>
+                <w:lang w:bidi="ta-IN"/>
+              </w:rPr>
+              <w:t>தி</w:t>
+            </w:r>
+            <w:r>
+              <w:rPr>
+                <w:rFonts w:ascii="Latha" w:hAnsi="Latha" w:cs="Latha"/>
+                <w:sz w:val="28"/>
+                <w:szCs w:val="28"/>
+                <w:lang w:bidi="ta-IN"/>
+              </w:rPr>
+              <w:t xml:space="preserve"> |</w:t>
+            </w:r>
+          </w:p>
+        </w:tc>
+      </w:tr>
+      <w:tr>
+        <w:trPr>
+          <w:trHeight w:val="964"/>
+        </w:trPr>
+        <w:tc>
+          <w:tcPr>
+            <w:tcW w:w="3687" w:type="dxa"/>
+          </w:tcPr>
+          <w:p>
+            <w:pPr>
+              <w:widowControl w:val="0"/>
+              <w:tabs>
+                <w:tab w:val="left" w:pos="993"/>
+              </w:tabs>
+              <w:autoSpaceDE w:val="0"/>
+              <w:autoSpaceDN w:val="0"/>
+              <w:adjustRightInd w:val="0"/>
+              <w:spacing w:before="0" w:line="252" w:lineRule="auto"/>
+              <w:ind w:right="297"/>
+              <w:rPr>
+                <w:rFonts w:cs="Arial"/>
+                <w:b/>
+                <w:sz w:val="28"/>
+                <w:szCs w:val="28"/>
+              </w:rPr>
+            </w:pPr>
+            <w:r>
+              <w:rPr>
+                <w:rFonts w:cs="Arial"/>
+                <w:b/>
+                <w:sz w:val="28"/>
+                <w:szCs w:val="28"/>
+              </w:rPr>
+              <w:t>T.S.6.3.</w:t>
+            </w:r>
+            <w:r>
+              <w:rPr>
+                <w:rFonts w:cs="Arial"/>
+                <w:b/>
+                <w:sz w:val="28"/>
+                <w:szCs w:val="28"/>
+              </w:rPr>
+              <w:t>3.1</w:t>
+            </w:r>
+            <w:r>
+              <w:rPr>
+                <w:rFonts w:cs="Arial"/>
+                <w:b/>
+                <w:sz w:val="28"/>
+                <w:szCs w:val="28"/>
+              </w:rPr>
+              <w:t xml:space="preserve">  – Kramam</w:t>
+            </w:r>
+          </w:p>
+          <w:p>
+            <w:pPr>
+              <w:widowControl w:val="0"/>
+              <w:tabs>
+                <w:tab w:val="left" w:pos="993"/>
+              </w:tabs>
+              <w:autoSpaceDE w:val="0"/>
+              <w:autoSpaceDN w:val="0"/>
+              <w:adjustRightInd w:val="0"/>
+              <w:spacing w:before="0" w:line="252" w:lineRule="auto"/>
+              <w:ind w:right="297"/>
+              <w:rPr>
+                <w:rFonts w:cs="Arial"/>
+                <w:b/>
+                <w:sz w:val="28"/>
+                <w:szCs w:val="28"/>
+                <w:lang w:val="en-IN"/>
+              </w:rPr>
+            </w:pPr>
+            <w:r>
+              <w:rPr>
+                <w:rFonts w:cs="Arial"/>
+                <w:b/>
+                <w:sz w:val="28"/>
+                <w:szCs w:val="28"/>
+                <w:lang w:val="en-IN"/>
+              </w:rPr>
+              <w:t>Krama Vaakyam No.–</w:t>
+            </w:r>
+            <w:r>
+              <w:rPr>
+                <w:rFonts w:cs="Arial"/>
+                <w:b/>
+                <w:sz w:val="28"/>
+                <w:szCs w:val="28"/>
+                <w:lang w:val="en-IN"/>
+              </w:rPr>
+              <w:t xml:space="preserve"> </w:t>
+            </w:r>
+            <w:r>
+              <w:rPr>
+                <w:rFonts w:cs="Arial"/>
+                <w:b/>
+                <w:sz w:val="28"/>
+                <w:szCs w:val="28"/>
+                <w:lang w:val="en-IN"/>
+              </w:rPr>
+              <w:t xml:space="preserve">42 </w:t>
+            </w:r>
+          </w:p>
+          <w:p>
+            <w:pPr>
+              <w:widowControl w:val="0"/>
+              <w:tabs>
+                <w:tab w:val="left" w:pos="993"/>
+              </w:tabs>
+              <w:autoSpaceDE w:val="0"/>
+              <w:autoSpaceDN w:val="0"/>
+              <w:adjustRightInd w:val="0"/>
+              <w:spacing w:before="0" w:line="252" w:lineRule="auto"/>
+              <w:ind w:right="297"/>
+              <w:rPr>
+                <w:rFonts w:cs="Arial"/>
+                <w:b/>
+                <w:sz w:val="28"/>
+                <w:szCs w:val="28"/>
+              </w:rPr>
+            </w:pPr>
+            <w:r>
+              <w:rPr>
+                <w:rFonts w:cs="Arial"/>
+                <w:b/>
+                <w:sz w:val="28"/>
+                <w:szCs w:val="28"/>
+                <w:lang w:val="it-IT"/>
+              </w:rPr>
+              <w:t xml:space="preserve">Panchaati No. - </w:t>
+            </w:r>
+            <w:r>
+              <w:rPr>
+                <w:rFonts w:cs="Arial"/>
+                <w:b/>
+                <w:sz w:val="28"/>
+                <w:szCs w:val="28"/>
+                <w:lang w:val="it-IT"/>
+              </w:rPr>
+              <w:t>13</w:t>
+            </w:r>
+          </w:p>
+        </w:tc>
+        <w:tc>
+          <w:tcPr>
+            <w:tcW w:w="5811" w:type="dxa"/>
+          </w:tcPr>
+          <w:p>
+            <w:pPr>
+              <w:spacing w:before="0" w:line="240" w:lineRule="auto"/>
+              <w:rPr>
+                <w:rFonts w:ascii="Latha" w:hAnsi="Latha" w:cs="Latha"/>
+                <w:sz w:val="28"/>
+                <w:szCs w:val="28"/>
+                <w:cs/>
+                <w:lang w:bidi="ta-IN"/>
+              </w:rPr>
+            </w:pPr>
+            <w:r>
+              <w:rPr>
+                <w:rFonts w:ascii="Latha" w:hAnsi="Latha" w:cs="Latha"/>
+                <w:sz w:val="28"/>
+                <w:szCs w:val="28"/>
+                <w:cs/>
+                <w:lang w:bidi="ta-IN"/>
+              </w:rPr>
+              <w:t>ஆ</w:t>
+            </w:r>
+            <w:r>
+              <w:rPr>
+                <w:rFonts w:ascii="BRH Tamil Tab Extra" w:hAnsi="BRH Tamil Tab Extra" w:cs="Latha"/>
+                <w:b/>
+                <w:sz w:val="32"/>
+                <w:szCs w:val="28"/>
+                <w:lang w:bidi="ta-IN"/>
+              </w:rPr>
+              <w:t>…</w:t>
+            </w:r>
+            <w:r>
+              <w:rPr>
+                <w:rFonts w:ascii="Latha" w:hAnsi="Latha" w:cs="Latha"/>
+                <w:sz w:val="28"/>
+                <w:szCs w:val="28"/>
+                <w:cs/>
+                <w:lang w:bidi="ta-IN"/>
+              </w:rPr>
+              <w:t>ஹா</w:t>
+            </w:r>
+            <w:r>
+              <w:rPr>
+                <w:rFonts w:ascii="BRH Tamil Tab Extra" w:hAnsi="BRH Tamil Tab Extra" w:cs="Latha"/>
+                <w:b/>
+                <w:sz w:val="32"/>
+                <w:szCs w:val="28"/>
+                <w:lang w:bidi="ta-IN"/>
+              </w:rPr>
+              <w:t>…</w:t>
+            </w:r>
+            <w:r>
+              <w:rPr>
+                <w:rFonts w:ascii="Latha" w:hAnsi="Latha" w:cs="Latha"/>
+                <w:sz w:val="28"/>
+                <w:szCs w:val="28"/>
+                <w:cs/>
+                <w:lang w:bidi="ta-IN"/>
+              </w:rPr>
+              <w:t>ர்வாக்</w:t>
+            </w:r>
+            <w:r>
+              <w:rPr>
+                <w:rFonts w:ascii="Latha" w:hAnsi="Latha" w:cs="Latha"/>
+                <w:sz w:val="28"/>
+                <w:szCs w:val="28"/>
+                <w:lang w:bidi="ta-IN"/>
+              </w:rPr>
+              <w:t xml:space="preserve"> | </w:t>
+            </w:r>
+            <w:r>
+              <w:rPr>
+                <w:rFonts w:ascii="Latha" w:hAnsi="Latha" w:cs="Latha"/>
+                <w:sz w:val="28"/>
+                <w:szCs w:val="28"/>
+                <w:cs/>
+                <w:lang w:bidi="ta-IN"/>
+              </w:rPr>
+              <w:t>அ</w:t>
+            </w:r>
+            <w:r>
+              <w:rPr>
+                <w:rFonts w:ascii="BRH Tamil Tab Extra" w:hAnsi="BRH Tamil Tab Extra" w:cs="Latha"/>
+                <w:b/>
+                <w:sz w:val="32"/>
+                <w:szCs w:val="28"/>
+                <w:lang w:bidi="ta-IN"/>
+              </w:rPr>
+              <w:t>…</w:t>
+            </w:r>
+            <w:r>
+              <w:rPr>
+                <w:rFonts w:ascii="Latha" w:hAnsi="Latha" w:cs="Latha"/>
+                <w:sz w:val="28"/>
+                <w:szCs w:val="28"/>
+                <w:cs/>
+                <w:lang w:bidi="ta-IN"/>
+              </w:rPr>
+              <w:t>ர்வா</w:t>
+            </w:r>
+            <w:r>
+              <w:rPr>
+                <w:rFonts w:ascii="Latha" w:hAnsi="Latha" w:cs="Latha"/>
+                <w:sz w:val="28"/>
+                <w:szCs w:val="28"/>
+                <w:highlight w:val="yellow"/>
+                <w:cs/>
+                <w:lang w:bidi="ta-IN"/>
+              </w:rPr>
+              <w:t>க்‌கி</w:t>
+            </w:r>
+            <w:r>
+              <w:rPr>
+                <w:rFonts w:ascii="Latha" w:hAnsi="Latha" w:cs="Latha"/>
+                <w:sz w:val="28"/>
+                <w:szCs w:val="28"/>
+                <w:lang w:bidi="ta-IN"/>
+              </w:rPr>
+              <w:t xml:space="preserve"> </w:t>
+            </w:r>
+            <w:r>
+              <w:rPr>
+                <w:rFonts w:ascii="Latha" w:hAnsi="Latha" w:cs="Latha"/>
+                <w:sz w:val="28"/>
+                <w:szCs w:val="28"/>
+                <w:lang w:bidi="ta-IN"/>
+              </w:rPr>
+              <w:t>|</w:t>
+            </w:r>
+          </w:p>
+        </w:tc>
+        <w:tc>
+          <w:tcPr>
+            <w:tcW w:w="5670" w:type="dxa"/>
+          </w:tcPr>
+          <w:p>
+            <w:pPr>
+              <w:widowControl w:val="0"/>
+              <w:autoSpaceDE w:val="0"/>
+              <w:autoSpaceDN w:val="0"/>
+              <w:adjustRightInd w:val="0"/>
+              <w:spacing w:line="252" w:lineRule="auto"/>
+              <w:rPr>
+                <w:rFonts w:ascii="Latha" w:hAnsi="Latha" w:cs="Latha"/>
+                <w:sz w:val="28"/>
+                <w:szCs w:val="28"/>
+                <w:cs/>
+                <w:lang w:bidi="ta-IN"/>
+              </w:rPr>
+            </w:pPr>
+            <w:r>
+              <w:rPr>
+                <w:rFonts w:ascii="Latha" w:hAnsi="Latha" w:cs="Latha"/>
+                <w:sz w:val="28"/>
+                <w:szCs w:val="28"/>
+                <w:cs/>
+                <w:lang w:bidi="ta-IN"/>
+              </w:rPr>
+              <w:t>ஆ</w:t>
+            </w:r>
+            <w:r>
+              <w:rPr>
+                <w:rFonts w:ascii="BRH Tamil Tab Extra" w:hAnsi="BRH Tamil Tab Extra" w:cs="Latha"/>
+                <w:b/>
+                <w:sz w:val="32"/>
+                <w:szCs w:val="28"/>
+                <w:lang w:bidi="ta-IN"/>
+              </w:rPr>
+              <w:t>…</w:t>
+            </w:r>
+            <w:r>
+              <w:rPr>
+                <w:rFonts w:ascii="Latha" w:hAnsi="Latha" w:cs="Latha"/>
+                <w:sz w:val="28"/>
+                <w:szCs w:val="28"/>
+                <w:cs/>
+                <w:lang w:bidi="ta-IN"/>
+              </w:rPr>
+              <w:t>ஹா</w:t>
+            </w:r>
+            <w:r>
+              <w:rPr>
+                <w:rFonts w:ascii="BRH Tamil Tab Extra" w:hAnsi="BRH Tamil Tab Extra" w:cs="Latha"/>
+                <w:b/>
+                <w:sz w:val="32"/>
+                <w:szCs w:val="28"/>
+                <w:lang w:bidi="ta-IN"/>
+              </w:rPr>
+              <w:t>…</w:t>
+            </w:r>
+            <w:r>
+              <w:rPr>
+                <w:rFonts w:ascii="Latha" w:hAnsi="Latha" w:cs="Latha"/>
+                <w:sz w:val="28"/>
+                <w:szCs w:val="28"/>
+                <w:cs/>
+                <w:lang w:bidi="ta-IN"/>
+              </w:rPr>
+              <w:t>ர்வாக்</w:t>
+            </w:r>
+            <w:r>
+              <w:rPr>
+                <w:rFonts w:ascii="Latha" w:hAnsi="Latha" w:cs="Latha"/>
+                <w:sz w:val="28"/>
+                <w:szCs w:val="28"/>
+                <w:lang w:bidi="ta-IN"/>
+              </w:rPr>
+              <w:t xml:space="preserve"> | </w:t>
+            </w:r>
+            <w:r>
+              <w:rPr>
+                <w:rFonts w:ascii="Latha" w:hAnsi="Latha" w:cs="Latha"/>
+                <w:sz w:val="28"/>
+                <w:szCs w:val="28"/>
+                <w:cs/>
+                <w:lang w:bidi="ta-IN"/>
+              </w:rPr>
+              <w:t>அ</w:t>
+            </w:r>
+            <w:r>
+              <w:rPr>
+                <w:rFonts w:ascii="BRH Tamil Tab Extra" w:hAnsi="BRH Tamil Tab Extra" w:cs="Latha"/>
+                <w:b/>
+                <w:sz w:val="32"/>
+                <w:szCs w:val="28"/>
+                <w:lang w:bidi="ta-IN"/>
+              </w:rPr>
+              <w:t>…</w:t>
+            </w:r>
+            <w:r>
+              <w:rPr>
+                <w:rFonts w:ascii="Latha" w:hAnsi="Latha" w:cs="Latha"/>
+                <w:sz w:val="28"/>
+                <w:szCs w:val="28"/>
+                <w:cs/>
+                <w:lang w:bidi="ta-IN"/>
+              </w:rPr>
+              <w:t>ர்வா</w:t>
+            </w:r>
+            <w:r>
+              <w:rPr>
+                <w:rFonts w:ascii="Latha" w:hAnsi="Latha" w:cs="Latha"/>
+                <w:sz w:val="28"/>
+                <w:szCs w:val="28"/>
+                <w:highlight w:val="green"/>
+                <w:cs/>
+                <w:lang w:bidi="ta-IN"/>
+                <w14:ligatures w14:val="standardContextual"/>
+              </w:rPr>
+              <w:t>க்</w:t>
+            </w:r>
+            <w:r>
+              <w:rPr>
+                <w:rFonts w:ascii="Latha" w:hAnsi="Latha" w:cs="Latha"/>
+                <w:b/>
+                <w:bCs/>
+                <w:position w:val="-12"/>
+                <w:sz w:val="28"/>
+                <w:szCs w:val="28"/>
+                <w:highlight w:val="green"/>
+                <w:cs/>
+                <w:lang w:bidi="ta-IN"/>
+                <w14:ligatures w14:val="standardContextual"/>
+              </w:rPr>
+              <w:t>3</w:t>
+            </w:r>
+            <w:r>
+              <w:rPr>
+                <w:rFonts w:ascii="Latha" w:hAnsi="Latha" w:cs="Latha"/>
+                <w:sz w:val="28"/>
+                <w:szCs w:val="28"/>
+                <w:highlight w:val="green"/>
+                <w:cs/>
+                <w:lang w:bidi="ta-IN"/>
+                <w14:ligatures w14:val="standardContextual"/>
+              </w:rPr>
+              <w:t>கி</w:t>
+            </w:r>
+            <w:r>
+              <w:rPr>
+                <w:rFonts w:ascii="Latha" w:hAnsi="Latha" w:cs="Latha"/>
+                <w:b/>
+                <w:bCs/>
+                <w:position w:val="-12"/>
+                <w:sz w:val="28"/>
+                <w:szCs w:val="28"/>
+                <w:highlight w:val="green"/>
+                <w:cs/>
+                <w:lang w:bidi="ta-IN"/>
+                <w14:ligatures w14:val="standardContextual"/>
+              </w:rPr>
+              <w:t>4</w:t>
+            </w:r>
+            <w:r>
+              <w:rPr>
+                <w:rFonts w:ascii="Latha" w:hAnsi="Latha" w:cs="Latha"/>
+                <w:sz w:val="28"/>
+                <w:szCs w:val="28"/>
+                <w:lang w:bidi="ta-IN"/>
+              </w:rPr>
+              <w:t xml:space="preserve"> |</w:t>
+            </w:r>
+          </w:p>
+        </w:tc>
+      </w:tr>
+      <w:tr>
+        <w:trPr>
+          <w:trHeight w:val="964"/>
+        </w:trPr>
+        <w:tc>
+          <w:tcPr>
+            <w:tcW w:w="3687" w:type="dxa"/>
+          </w:tcPr>
+          <w:p>
+            <w:pPr>
+              <w:widowControl w:val="0"/>
+              <w:tabs>
+                <w:tab w:val="left" w:pos="993"/>
+              </w:tabs>
+              <w:autoSpaceDE w:val="0"/>
+              <w:autoSpaceDN w:val="0"/>
+              <w:adjustRightInd w:val="0"/>
+              <w:spacing w:before="0" w:line="252" w:lineRule="auto"/>
+              <w:ind w:right="297"/>
+              <w:rPr>
+                <w:rFonts w:cs="Arial"/>
+                <w:b/>
+                <w:sz w:val="28"/>
+                <w:szCs w:val="28"/>
+              </w:rPr>
+            </w:pPr>
+            <w:r>
+              <w:rPr>
+                <w:rFonts w:cs="Arial"/>
+                <w:b/>
+                <w:sz w:val="28"/>
+                <w:szCs w:val="28"/>
+              </w:rPr>
+              <w:lastRenderedPageBreak/>
+              <w:t>T.S.6.3.3.6  – Kramam</w:t>
+            </w:r>
+          </w:p>
+          <w:p>
+            <w:pPr>
+              <w:widowControl w:val="0"/>
+              <w:tabs>
+                <w:tab w:val="left" w:pos="993"/>
+              </w:tabs>
+              <w:autoSpaceDE w:val="0"/>
+              <w:autoSpaceDN w:val="0"/>
+              <w:adjustRightInd w:val="0"/>
+              <w:spacing w:before="0" w:line="252" w:lineRule="auto"/>
+              <w:ind w:right="297"/>
+              <w:rPr>
+                <w:rFonts w:cs="Arial"/>
+                <w:b/>
+                <w:sz w:val="28"/>
+                <w:szCs w:val="28"/>
+                <w:lang w:val="en-IN"/>
+              </w:rPr>
+            </w:pPr>
+            <w:r>
+              <w:rPr>
+                <w:rFonts w:cs="Arial"/>
+                <w:b/>
+                <w:sz w:val="28"/>
+                <w:szCs w:val="28"/>
+                <w:lang w:val="en-IN"/>
+              </w:rPr>
+              <w:t>Krama Vaakyam No.–43</w:t>
+            </w:r>
+          </w:p>
+          <w:p>
+            <w:pPr>
+              <w:widowControl w:val="0"/>
+              <w:tabs>
+                <w:tab w:val="left" w:pos="993"/>
+              </w:tabs>
+              <w:autoSpaceDE w:val="0"/>
+              <w:autoSpaceDN w:val="0"/>
+              <w:adjustRightInd w:val="0"/>
+              <w:spacing w:before="0" w:line="252" w:lineRule="auto"/>
+              <w:ind w:right="297"/>
+              <w:rPr>
+                <w:rFonts w:cs="Arial"/>
+                <w:b/>
+                <w:sz w:val="28"/>
+                <w:szCs w:val="32"/>
+                <w:lang w:val="it-IT"/>
+              </w:rPr>
+            </w:pPr>
+            <w:r>
+              <w:rPr>
+                <w:rFonts w:cs="Arial"/>
+                <w:b/>
+                <w:sz w:val="28"/>
+                <w:szCs w:val="28"/>
+                <w:lang w:val="it-IT"/>
+              </w:rPr>
+              <w:t>Panchaati No. - 18</w:t>
+            </w:r>
+          </w:p>
+        </w:tc>
+        <w:tc>
+          <w:tcPr>
+            <w:tcW w:w="5811" w:type="dxa"/>
+          </w:tcPr>
+          <w:p>
+            <w:pPr>
+              <w:spacing w:before="0" w:line="240" w:lineRule="auto"/>
+              <w:rPr>
                 <w:rFonts w:ascii="BRH Malayalam Extra" w:eastAsia="Times New Roman" w:hAnsi="BRH Malayalam Extra" w:cs="BRH Malayalam Extra"/>
                 <w:color w:val="000000"/>
                 <w:sz w:val="40"/>
@@ -712,6 +3274,213 @@
                 <w:rFonts w:ascii="Latha" w:hAnsi="Latha" w:cs="Latha"/>
                 <w:sz w:val="28"/>
                 <w:szCs w:val="28"/>
+                <w:highlight w:val="yellow"/>
+                <w:cs/>
+                <w:lang w:bidi="ta-IN"/>
+              </w:rPr>
+              <w:t>க்ஷா</w:t>
+            </w:r>
+            <w:r>
+              <w:rPr>
+                <w:rFonts w:ascii="Latha" w:hAnsi="Latha" w:cs="Latha"/>
+                <w:sz w:val="28"/>
+                <w:szCs w:val="28"/>
+                <w:cs/>
+                <w:lang w:bidi="ta-IN"/>
+              </w:rPr>
+              <w:t>ரா</w:t>
+            </w:r>
+            <w:r>
+              <w:rPr>
+                <w:rFonts w:ascii="Latha" w:hAnsi="Latha" w:cs="Latha"/>
+                <w:sz w:val="28"/>
+                <w:szCs w:val="28"/>
+                <w:lang w:val="it-IT" w:bidi="ta-IN"/>
+              </w:rPr>
+              <w:t xml:space="preserve"> </w:t>
+            </w:r>
+          </w:p>
+        </w:tc>
+        <w:tc>
+          <w:tcPr>
+            <w:tcW w:w="5670" w:type="dxa"/>
+          </w:tcPr>
+          <w:p>
+            <w:pPr>
+              <w:widowControl w:val="0"/>
+              <w:autoSpaceDE w:val="0"/>
+              <w:autoSpaceDN w:val="0"/>
+              <w:adjustRightInd w:val="0"/>
+              <w:spacing w:line="252" w:lineRule="auto"/>
+              <w:rPr>
+                <w:rFonts w:ascii="BRH Malayalam Extra" w:eastAsia="Times New Roman" w:hAnsi="BRH Malayalam Extra" w:cs="BRH Malayalam Extra"/>
+                <w:color w:val="000000"/>
+                <w:sz w:val="40"/>
+                <w:szCs w:val="40"/>
+                <w:lang w:val="it-IT" w:eastAsia="en-IN" w:bidi="ml-IN"/>
+              </w:rPr>
+            </w:pPr>
+            <w:r>
+              <w:rPr>
+                <w:rFonts w:ascii="Latha" w:hAnsi="Latha" w:cs="Latha"/>
+                <w:sz w:val="28"/>
+                <w:szCs w:val="28"/>
+                <w:cs/>
+                <w:lang w:bidi="ta-IN"/>
+              </w:rPr>
+              <w:t>இ</w:t>
+            </w:r>
+            <w:r>
+              <w:rPr>
+                <w:rFonts w:ascii="BRH Tamil Tab Extra" w:hAnsi="BRH Tamil Tab Extra" w:cs="Latha"/>
+                <w:b/>
+                <w:sz w:val="32"/>
+                <w:szCs w:val="28"/>
+                <w:lang w:val="it-IT" w:bidi="ta-IN"/>
+              </w:rPr>
+              <w:t>…</w:t>
+            </w:r>
+            <w:r>
+              <w:rPr>
+                <w:rFonts w:ascii="Latha" w:hAnsi="Latha" w:cs="Latha"/>
+                <w:sz w:val="28"/>
+                <w:szCs w:val="28"/>
+                <w:cs/>
+                <w:lang w:bidi="ta-IN"/>
+              </w:rPr>
+              <w:t>ந்த்</w:t>
+            </w:r>
+            <w:r>
+              <w:rPr>
+                <w:rFonts w:ascii="Latha" w:hAnsi="Latha" w:cs="Latha"/>
+                <w:b/>
+                <w:bCs/>
+                <w:position w:val="-12"/>
+                <w:sz w:val="28"/>
+                <w:szCs w:val="28"/>
+                <w:cs/>
+                <w:lang w:bidi="ta-IN"/>
+              </w:rPr>
+              <w:t>3</w:t>
+            </w:r>
+            <w:r>
+              <w:rPr>
+                <w:rFonts w:ascii="Latha" w:hAnsi="Latha" w:cs="Latha"/>
+                <w:sz w:val="28"/>
+                <w:szCs w:val="28"/>
+                <w:cs/>
+                <w:lang w:bidi="ta-IN"/>
+              </w:rPr>
+              <w:t>ரி</w:t>
+            </w:r>
+            <w:r>
+              <w:rPr>
+                <w:rFonts w:ascii="BRH Tamil Tab Extra" w:hAnsi="BRH Tamil Tab Extra" w:cs="Latha"/>
+                <w:b/>
+                <w:sz w:val="32"/>
+                <w:szCs w:val="28"/>
+                <w:lang w:val="it-IT" w:bidi="ta-IN"/>
+              </w:rPr>
+              <w:t>…</w:t>
+            </w:r>
+            <w:r>
+              <w:rPr>
+                <w:rFonts w:ascii="Latha" w:hAnsi="Latha" w:cs="Latha"/>
+                <w:sz w:val="28"/>
+                <w:szCs w:val="28"/>
+                <w:cs/>
+                <w:lang w:bidi="ta-IN"/>
+              </w:rPr>
+              <w:t>யகா</w:t>
+            </w:r>
+            <w:r>
+              <w:rPr>
+                <w:rFonts w:ascii="BRH Tamil Tab Extra" w:hAnsi="BRH Tamil Tab Extra" w:cs="Latha"/>
+                <w:b/>
+                <w:sz w:val="36"/>
+                <w:szCs w:val="28"/>
+                <w:lang w:val="it-IT" w:bidi="ta-IN"/>
+              </w:rPr>
+              <w:t>†</w:t>
+            </w:r>
+            <w:r>
+              <w:rPr>
+                <w:rFonts w:ascii="Latha" w:hAnsi="Latha" w:cs="Latha"/>
+                <w:sz w:val="28"/>
+                <w:szCs w:val="28"/>
+                <w:cs/>
+                <w:lang w:bidi="ta-IN"/>
+              </w:rPr>
+              <w:t>ம</w:t>
+            </w:r>
+            <w:r>
+              <w:rPr>
+                <w:rFonts w:ascii="BRH Tamil Tab Extra" w:hAnsi="BRH Tamil Tab Extra" w:cs="Latha"/>
+                <w:b/>
+                <w:sz w:val="32"/>
+                <w:szCs w:val="28"/>
+                <w:lang w:val="it-IT" w:bidi="ta-IN"/>
+              </w:rPr>
+              <w:t>…</w:t>
+            </w:r>
+            <w:r>
+              <w:rPr>
+                <w:rFonts w:ascii="Latha" w:hAnsi="Latha" w:cs="Latha"/>
+                <w:sz w:val="28"/>
+                <w:szCs w:val="28"/>
+                <w:cs/>
+                <w:lang w:bidi="ta-IN"/>
+              </w:rPr>
+              <w:t>ஸ்யைகா</w:t>
+            </w:r>
+            <w:r>
+              <w:rPr>
+                <w:rFonts w:ascii="BRH Tamil Tab Extra" w:hAnsi="BRH Tamil Tab Extra" w:cs="Latha"/>
+                <w:b/>
+                <w:sz w:val="36"/>
+                <w:szCs w:val="28"/>
+                <w:lang w:val="it-IT" w:bidi="ta-IN"/>
+              </w:rPr>
+              <w:t>†</w:t>
+            </w:r>
+            <w:r>
+              <w:rPr>
+                <w:rFonts w:ascii="Latha" w:hAnsi="Latha" w:cs="Latha"/>
+                <w:sz w:val="28"/>
+                <w:szCs w:val="28"/>
+                <w:cs/>
+                <w:lang w:bidi="ta-IN"/>
+              </w:rPr>
+              <w:t>த</w:t>
+            </w:r>
+            <w:r>
+              <w:rPr>
+                <w:rFonts w:ascii="Latha" w:hAnsi="Latha" w:cs="Latha"/>
+                <w:b/>
+                <w:bCs/>
+                <w:position w:val="-12"/>
+                <w:sz w:val="28"/>
+                <w:szCs w:val="28"/>
+                <w:cs/>
+                <w:lang w:bidi="ta-IN"/>
+              </w:rPr>
+              <w:t>3</w:t>
+            </w:r>
+            <w:r>
+              <w:rPr>
+                <w:rFonts w:ascii="Latha" w:hAnsi="Latha" w:cs="Latha"/>
+                <w:sz w:val="28"/>
+                <w:szCs w:val="28"/>
+                <w:cs/>
+                <w:lang w:bidi="ta-IN"/>
+              </w:rPr>
+              <w:t>ஶா</w:t>
+            </w:r>
+            <w:r>
+              <w:rPr>
+                <w:rFonts w:ascii="Latha" w:hAnsi="Latha" w:cs="Latha"/>
+                <w:sz w:val="28"/>
+                <w:szCs w:val="28"/>
                 <w:highlight w:val="green"/>
                 <w:cs/>
                 <w:lang w:bidi="ta-IN"/>
@@ -736,6 +3505,2951 @@
                 <w:lang w:val="it-IT" w:bidi="ta-IN"/>
               </w:rPr>
               <w:t xml:space="preserve"> </w:t>
+            </w:r>
+          </w:p>
+        </w:tc>
+      </w:tr>
+      <w:tr>
+        <w:trPr>
+          <w:trHeight w:val="964"/>
+        </w:trPr>
+        <w:tc>
+          <w:tcPr>
+            <w:tcW w:w="3687" w:type="dxa"/>
+          </w:tcPr>
+          <w:p>
+            <w:pPr>
+              <w:widowControl w:val="0"/>
+              <w:tabs>
+                <w:tab w:val="left" w:pos="993"/>
+              </w:tabs>
+              <w:autoSpaceDE w:val="0"/>
+              <w:autoSpaceDN w:val="0"/>
+              <w:adjustRightInd w:val="0"/>
+              <w:spacing w:before="0" w:line="252" w:lineRule="auto"/>
+              <w:ind w:right="297"/>
+              <w:rPr>
+                <w:rFonts w:cs="Arial"/>
+                <w:b/>
+                <w:sz w:val="28"/>
+                <w:szCs w:val="28"/>
+              </w:rPr>
+            </w:pPr>
+            <w:r>
+              <w:rPr>
+                <w:rFonts w:cs="Arial"/>
+                <w:b/>
+                <w:sz w:val="28"/>
+                <w:szCs w:val="28"/>
+              </w:rPr>
+              <w:t>T.S.6.3.</w:t>
+            </w:r>
+            <w:r>
+              <w:rPr>
+                <w:rFonts w:cs="Arial"/>
+                <w:b/>
+                <w:sz w:val="28"/>
+                <w:szCs w:val="28"/>
+              </w:rPr>
+              <w:t>4</w:t>
+            </w:r>
+            <w:r>
+              <w:rPr>
+                <w:rFonts w:cs="Arial"/>
+                <w:b/>
+                <w:sz w:val="28"/>
+                <w:szCs w:val="28"/>
+              </w:rPr>
+              <w:t>.</w:t>
+            </w:r>
+            <w:r>
+              <w:rPr>
+                <w:rFonts w:cs="Arial"/>
+                <w:b/>
+                <w:sz w:val="28"/>
+                <w:szCs w:val="28"/>
+              </w:rPr>
+              <w:t>1</w:t>
+            </w:r>
+            <w:r>
+              <w:rPr>
+                <w:rFonts w:cs="Arial"/>
+                <w:b/>
+                <w:sz w:val="28"/>
+                <w:szCs w:val="28"/>
+              </w:rPr>
+              <w:t xml:space="preserve">  – Kramam</w:t>
+            </w:r>
+          </w:p>
+          <w:p>
+            <w:pPr>
+              <w:widowControl w:val="0"/>
+              <w:tabs>
+                <w:tab w:val="left" w:pos="993"/>
+              </w:tabs>
+              <w:autoSpaceDE w:val="0"/>
+              <w:autoSpaceDN w:val="0"/>
+              <w:adjustRightInd w:val="0"/>
+              <w:spacing w:before="0" w:line="252" w:lineRule="auto"/>
+              <w:ind w:right="297"/>
+              <w:rPr>
+                <w:rFonts w:cs="Arial"/>
+                <w:b/>
+                <w:sz w:val="28"/>
+                <w:szCs w:val="28"/>
+                <w:lang w:val="en-IN"/>
+              </w:rPr>
+            </w:pPr>
+            <w:r>
+              <w:rPr>
+                <w:rFonts w:cs="Arial"/>
+                <w:b/>
+                <w:sz w:val="28"/>
+                <w:szCs w:val="28"/>
+                <w:lang w:val="en-IN"/>
+              </w:rPr>
+              <w:t>Krama Vaakyam No.–</w:t>
+            </w:r>
+            <w:r>
+              <w:rPr>
+                <w:rFonts w:cs="Arial"/>
+                <w:b/>
+                <w:sz w:val="28"/>
+                <w:szCs w:val="28"/>
+                <w:lang w:val="en-IN"/>
+              </w:rPr>
+              <w:t>18</w:t>
+            </w:r>
+          </w:p>
+          <w:p>
+            <w:pPr>
+              <w:widowControl w:val="0"/>
+              <w:tabs>
+                <w:tab w:val="left" w:pos="993"/>
+              </w:tabs>
+              <w:autoSpaceDE w:val="0"/>
+              <w:autoSpaceDN w:val="0"/>
+              <w:adjustRightInd w:val="0"/>
+              <w:spacing w:before="0" w:line="252" w:lineRule="auto"/>
+              <w:ind w:right="297"/>
+              <w:rPr>
+                <w:rFonts w:cs="Arial"/>
+                <w:b/>
+                <w:sz w:val="28"/>
+                <w:szCs w:val="28"/>
+              </w:rPr>
+            </w:pPr>
+            <w:r>
+              <w:rPr>
+                <w:rFonts w:cs="Arial"/>
+                <w:b/>
+                <w:sz w:val="28"/>
+                <w:szCs w:val="28"/>
+                <w:lang w:val="it-IT"/>
+              </w:rPr>
+              <w:t>Panchaati No. - 1</w:t>
+            </w:r>
+            <w:r>
+              <w:rPr>
+                <w:rFonts w:cs="Arial"/>
+                <w:b/>
+                <w:sz w:val="28"/>
+                <w:szCs w:val="28"/>
+                <w:lang w:val="it-IT"/>
+              </w:rPr>
+              <w:t>9</w:t>
+            </w:r>
+          </w:p>
+        </w:tc>
+        <w:tc>
+          <w:tcPr>
+            <w:tcW w:w="5811" w:type="dxa"/>
+          </w:tcPr>
+          <w:p>
+            <w:pPr>
+              <w:spacing w:before="0" w:line="240" w:lineRule="auto"/>
+              <w:rPr>
+                <w:rFonts w:ascii="Latha" w:hAnsi="Latha" w:cs="Latha"/>
+                <w:sz w:val="28"/>
+                <w:szCs w:val="28"/>
+                <w:cs/>
+                <w:lang w:bidi="ta-IN"/>
+              </w:rPr>
+            </w:pPr>
+            <w:r>
+              <w:rPr>
+                <w:rFonts w:ascii="Latha" w:hAnsi="Latha" w:cs="Latha"/>
+                <w:sz w:val="28"/>
+                <w:szCs w:val="28"/>
+                <w:cs/>
+                <w:lang w:bidi="ta-IN"/>
+              </w:rPr>
+              <w:t>உ</w:t>
+            </w:r>
+            <w:r>
+              <w:rPr>
+                <w:rFonts w:ascii="BRH Tamil Tab Extra" w:hAnsi="BRH Tamil Tab Extra" w:cs="Latha"/>
+                <w:b/>
+                <w:sz w:val="32"/>
+                <w:szCs w:val="28"/>
+                <w:lang w:bidi="ta-IN"/>
+              </w:rPr>
+              <w:t>…</w:t>
+            </w:r>
+            <w:r>
+              <w:rPr>
+                <w:rFonts w:ascii="Latha" w:hAnsi="Latha" w:cs="Latha"/>
+                <w:sz w:val="28"/>
+                <w:szCs w:val="28"/>
+                <w:cs/>
+                <w:lang w:bidi="ta-IN"/>
+              </w:rPr>
+              <w:t>க்ஷ</w:t>
+            </w:r>
+            <w:r>
+              <w:rPr>
+                <w:rFonts w:ascii="BRH Tamil Tab Extra" w:hAnsi="BRH Tamil Tab Extra" w:cs="Latha"/>
+                <w:b/>
+                <w:sz w:val="32"/>
+                <w:szCs w:val="28"/>
+                <w:lang w:bidi="ta-IN"/>
+              </w:rPr>
+              <w:t>…</w:t>
+            </w:r>
+            <w:r>
+              <w:rPr>
+                <w:rFonts w:ascii="Latha" w:hAnsi="Latha" w:cs="Latha"/>
+                <w:sz w:val="28"/>
+                <w:szCs w:val="28"/>
+                <w:cs/>
+                <w:lang w:bidi="ta-IN"/>
+              </w:rPr>
+              <w:t>தி</w:t>
+            </w:r>
+            <w:r>
+              <w:rPr>
+                <w:rFonts w:ascii="BRH Tamil Tab Extra" w:hAnsi="BRH Tamil Tab Extra" w:cs="Latha"/>
+                <w:b/>
+                <w:sz w:val="32"/>
+                <w:szCs w:val="28"/>
+                <w:lang w:bidi="ta-IN"/>
+              </w:rPr>
+              <w:t>…</w:t>
+            </w:r>
+            <w:r>
+              <w:rPr>
+                <w:rFonts w:ascii="Latha" w:hAnsi="Latha" w:cs="Latha"/>
+                <w:sz w:val="28"/>
+                <w:szCs w:val="28"/>
+                <w:lang w:bidi="ta-IN"/>
+              </w:rPr>
+              <w:t xml:space="preserve"> </w:t>
+            </w:r>
+            <w:r>
+              <w:rPr>
+                <w:rFonts w:ascii="Latha" w:hAnsi="Latha" w:cs="Latha"/>
+                <w:sz w:val="28"/>
+                <w:szCs w:val="28"/>
+                <w:cs/>
+                <w:lang w:bidi="ta-IN"/>
+              </w:rPr>
+              <w:t>பராங்</w:t>
+            </w:r>
+            <w:r>
+              <w:rPr>
+                <w:rFonts w:ascii="BRH Tamil Tab Extra" w:hAnsi="BRH Tamil Tab Extra" w:cs="Latha"/>
+                <w:b/>
+                <w:sz w:val="36"/>
+                <w:szCs w:val="28"/>
+                <w:lang w:bidi="ta-IN"/>
+              </w:rPr>
+              <w:t>†</w:t>
+            </w:r>
+            <w:r>
+              <w:rPr>
+                <w:rFonts w:ascii="Latha" w:hAnsi="Latha" w:cs="Latha"/>
+                <w:sz w:val="28"/>
+                <w:szCs w:val="28"/>
+                <w:lang w:bidi="ta-IN"/>
+              </w:rPr>
+              <w:t xml:space="preserve"> | </w:t>
+            </w:r>
+            <w:r>
+              <w:rPr>
+                <w:rFonts w:ascii="Latha" w:hAnsi="Latha" w:cs="Latha"/>
+                <w:sz w:val="28"/>
+                <w:szCs w:val="28"/>
+                <w:cs/>
+                <w:lang w:bidi="ta-IN"/>
+              </w:rPr>
+              <w:t>பரா</w:t>
+            </w:r>
+            <w:r>
+              <w:rPr>
+                <w:rFonts w:ascii="BRH Tamil Tab Extra" w:hAnsi="BRH Tamil Tab Extra" w:cs="Latha"/>
+                <w:b/>
+                <w:sz w:val="36"/>
+                <w:szCs w:val="28"/>
+                <w:lang w:bidi="ta-IN"/>
+              </w:rPr>
+              <w:t>†</w:t>
+            </w:r>
+            <w:r>
+              <w:rPr>
+                <w:rFonts w:ascii="Latha" w:hAnsi="Latha" w:cs="Latha"/>
+                <w:sz w:val="28"/>
+                <w:szCs w:val="28"/>
+                <w:highlight w:val="yellow"/>
+                <w:cs/>
+                <w:lang w:bidi="ta-IN"/>
+              </w:rPr>
+              <w:t>ங்‍ஙி</w:t>
+            </w:r>
+            <w:r>
+              <w:rPr>
+                <w:rFonts w:ascii="Latha" w:hAnsi="Latha" w:cs="Latha"/>
+                <w:b/>
+                <w:bCs/>
+                <w:position w:val="-12"/>
+                <w:sz w:val="28"/>
+                <w:szCs w:val="28"/>
+                <w:highlight w:val="yellow"/>
+                <w:cs/>
+                <w:lang w:bidi="ta-IN"/>
+              </w:rPr>
+              <w:t>3</w:t>
+            </w:r>
+            <w:r>
+              <w:rPr>
+                <w:rFonts w:ascii="Latha" w:hAnsi="Latha" w:cs="Latha"/>
+                <w:sz w:val="28"/>
+                <w:szCs w:val="28"/>
+                <w:cs/>
+                <w:lang w:bidi="ta-IN"/>
+              </w:rPr>
+              <w:t>வ</w:t>
+            </w:r>
+            <w:r>
+              <w:rPr>
+                <w:rFonts w:ascii="Latha" w:hAnsi="Latha" w:cs="Latha"/>
+                <w:sz w:val="28"/>
+                <w:szCs w:val="28"/>
+                <w:lang w:bidi="ta-IN"/>
+              </w:rPr>
+              <w:t xml:space="preserve"> |</w:t>
+            </w:r>
+          </w:p>
+        </w:tc>
+        <w:tc>
+          <w:tcPr>
+            <w:tcW w:w="5670" w:type="dxa"/>
+          </w:tcPr>
+          <w:p>
+            <w:pPr>
+              <w:widowControl w:val="0"/>
+              <w:autoSpaceDE w:val="0"/>
+              <w:autoSpaceDN w:val="0"/>
+              <w:adjustRightInd w:val="0"/>
+              <w:spacing w:line="252" w:lineRule="auto"/>
+              <w:rPr>
+                <w:rFonts w:ascii="Latha" w:hAnsi="Latha" w:cs="Latha"/>
+                <w:sz w:val="28"/>
+                <w:szCs w:val="28"/>
+                <w:cs/>
+                <w:lang w:bidi="ta-IN"/>
+              </w:rPr>
+            </w:pPr>
+            <w:r>
+              <w:rPr>
+                <w:rFonts w:ascii="Latha" w:hAnsi="Latha" w:cs="Latha"/>
+                <w:sz w:val="28"/>
+                <w:szCs w:val="28"/>
+                <w:cs/>
+                <w:lang w:bidi="ta-IN"/>
+              </w:rPr>
+              <w:t>உ</w:t>
+            </w:r>
+            <w:r>
+              <w:rPr>
+                <w:rFonts w:ascii="BRH Tamil Tab Extra" w:hAnsi="BRH Tamil Tab Extra" w:cs="Latha"/>
+                <w:b/>
+                <w:sz w:val="32"/>
+                <w:szCs w:val="28"/>
+                <w:lang w:bidi="ta-IN"/>
+              </w:rPr>
+              <w:t>…</w:t>
+            </w:r>
+            <w:r>
+              <w:rPr>
+                <w:rFonts w:ascii="Latha" w:hAnsi="Latha" w:cs="Latha"/>
+                <w:sz w:val="28"/>
+                <w:szCs w:val="28"/>
+                <w:cs/>
+                <w:lang w:bidi="ta-IN"/>
+              </w:rPr>
+              <w:t>க்ஷ</w:t>
+            </w:r>
+            <w:r>
+              <w:rPr>
+                <w:rFonts w:ascii="BRH Tamil Tab Extra" w:hAnsi="BRH Tamil Tab Extra" w:cs="Latha"/>
+                <w:b/>
+                <w:sz w:val="32"/>
+                <w:szCs w:val="28"/>
+                <w:lang w:bidi="ta-IN"/>
+              </w:rPr>
+              <w:t>…</w:t>
+            </w:r>
+            <w:r>
+              <w:rPr>
+                <w:rFonts w:ascii="Latha" w:hAnsi="Latha" w:cs="Latha"/>
+                <w:sz w:val="28"/>
+                <w:szCs w:val="28"/>
+                <w:cs/>
+                <w:lang w:bidi="ta-IN"/>
+              </w:rPr>
+              <w:t>தி</w:t>
+            </w:r>
+            <w:r>
+              <w:rPr>
+                <w:rFonts w:ascii="BRH Tamil Tab Extra" w:hAnsi="BRH Tamil Tab Extra" w:cs="Latha"/>
+                <w:b/>
+                <w:sz w:val="32"/>
+                <w:szCs w:val="28"/>
+                <w:lang w:bidi="ta-IN"/>
+              </w:rPr>
+              <w:t>…</w:t>
+            </w:r>
+            <w:r>
+              <w:rPr>
+                <w:rFonts w:ascii="Latha" w:hAnsi="Latha" w:cs="Latha"/>
+                <w:sz w:val="28"/>
+                <w:szCs w:val="28"/>
+                <w:lang w:bidi="ta-IN"/>
+              </w:rPr>
+              <w:t xml:space="preserve"> </w:t>
+            </w:r>
+            <w:r>
+              <w:rPr>
+                <w:rFonts w:ascii="Latha" w:hAnsi="Latha" w:cs="Latha"/>
+                <w:sz w:val="28"/>
+                <w:szCs w:val="28"/>
+                <w:cs/>
+                <w:lang w:bidi="ta-IN"/>
+              </w:rPr>
+              <w:t>பராங்</w:t>
+            </w:r>
+            <w:r>
+              <w:rPr>
+                <w:rFonts w:ascii="BRH Tamil Tab Extra" w:hAnsi="BRH Tamil Tab Extra" w:cs="Latha"/>
+                <w:b/>
+                <w:sz w:val="36"/>
+                <w:szCs w:val="28"/>
+                <w:lang w:bidi="ta-IN"/>
+              </w:rPr>
+              <w:t>†</w:t>
+            </w:r>
+            <w:r>
+              <w:rPr>
+                <w:rFonts w:ascii="Latha" w:hAnsi="Latha" w:cs="Latha"/>
+                <w:sz w:val="28"/>
+                <w:szCs w:val="28"/>
+                <w:lang w:bidi="ta-IN"/>
+              </w:rPr>
+              <w:t xml:space="preserve"> | </w:t>
+            </w:r>
+            <w:r>
+              <w:rPr>
+                <w:rFonts w:ascii="Latha" w:hAnsi="Latha" w:cs="Latha"/>
+                <w:sz w:val="28"/>
+                <w:szCs w:val="28"/>
+                <w:cs/>
+                <w:lang w:bidi="ta-IN"/>
+              </w:rPr>
+              <w:t>ப</w:t>
+            </w:r>
+            <w:r>
+              <w:rPr>
+                <w:rFonts w:ascii="Latha" w:hAnsi="Latha" w:cs="Latha"/>
+                <w:sz w:val="28"/>
+                <w:szCs w:val="28"/>
+                <w:highlight w:val="green"/>
+                <w:cs/>
+                <w:lang w:bidi="ta-IN"/>
+              </w:rPr>
+              <w:t>ரா</w:t>
+            </w:r>
+            <w:r>
+              <w:rPr>
+                <w:rFonts w:ascii="BRH Tamil Tab Extra" w:hAnsi="BRH Tamil Tab Extra" w:cs="Latha"/>
+                <w:b/>
+                <w:sz w:val="36"/>
+                <w:szCs w:val="28"/>
+                <w:highlight w:val="green"/>
+                <w:lang w:bidi="ta-IN"/>
+              </w:rPr>
+              <w:t>†</w:t>
+            </w:r>
+            <w:r>
+              <w:rPr>
+                <w:rFonts w:ascii="Latha" w:hAnsi="Latha" w:cs="Latha"/>
+                <w:sz w:val="28"/>
+                <w:szCs w:val="28"/>
+                <w:highlight w:val="green"/>
+                <w:cs/>
+                <w:lang w:bidi="ta-IN"/>
+              </w:rPr>
+              <w:t>ஙிவ</w:t>
+            </w:r>
+            <w:r>
+              <w:rPr>
+                <w:rFonts w:ascii="Latha" w:hAnsi="Latha" w:cs="Latha"/>
+                <w:sz w:val="28"/>
+                <w:szCs w:val="28"/>
+                <w:lang w:bidi="ta-IN"/>
+              </w:rPr>
+              <w:t xml:space="preserve"> |</w:t>
+            </w:r>
+          </w:p>
+        </w:tc>
+      </w:tr>
+      <w:tr>
+        <w:trPr>
+          <w:trHeight w:val="964"/>
+        </w:trPr>
+        <w:tc>
+          <w:tcPr>
+            <w:tcW w:w="3687" w:type="dxa"/>
+          </w:tcPr>
+          <w:p>
+            <w:pPr>
+              <w:widowControl w:val="0"/>
+              <w:tabs>
+                <w:tab w:val="left" w:pos="993"/>
+              </w:tabs>
+              <w:autoSpaceDE w:val="0"/>
+              <w:autoSpaceDN w:val="0"/>
+              <w:adjustRightInd w:val="0"/>
+              <w:spacing w:before="0" w:line="252" w:lineRule="auto"/>
+              <w:ind w:right="297"/>
+              <w:rPr>
+                <w:rFonts w:cs="Arial"/>
+                <w:b/>
+                <w:sz w:val="28"/>
+                <w:szCs w:val="28"/>
+              </w:rPr>
+            </w:pPr>
+            <w:r>
+              <w:rPr>
+                <w:rFonts w:cs="Arial"/>
+                <w:b/>
+                <w:sz w:val="28"/>
+                <w:szCs w:val="28"/>
+              </w:rPr>
+              <w:t>T.S.6.3.</w:t>
+            </w:r>
+            <w:r>
+              <w:rPr>
+                <w:rFonts w:cs="Arial"/>
+                <w:b/>
+                <w:sz w:val="28"/>
+                <w:szCs w:val="28"/>
+              </w:rPr>
+              <w:t>4</w:t>
+            </w:r>
+            <w:r>
+              <w:rPr>
+                <w:rFonts w:cs="Arial"/>
+                <w:b/>
+                <w:sz w:val="28"/>
+                <w:szCs w:val="28"/>
+              </w:rPr>
+              <w:t>.</w:t>
+            </w:r>
+            <w:r>
+              <w:rPr>
+                <w:rFonts w:cs="Arial"/>
+                <w:b/>
+                <w:sz w:val="28"/>
+                <w:szCs w:val="28"/>
+              </w:rPr>
+              <w:t>8</w:t>
+            </w:r>
+            <w:r>
+              <w:rPr>
+                <w:rFonts w:cs="Arial"/>
+                <w:b/>
+                <w:sz w:val="28"/>
+                <w:szCs w:val="28"/>
+              </w:rPr>
+              <w:t xml:space="preserve">  – Kramam</w:t>
+            </w:r>
+          </w:p>
+          <w:p>
+            <w:pPr>
+              <w:widowControl w:val="0"/>
+              <w:tabs>
+                <w:tab w:val="left" w:pos="993"/>
+              </w:tabs>
+              <w:autoSpaceDE w:val="0"/>
+              <w:autoSpaceDN w:val="0"/>
+              <w:adjustRightInd w:val="0"/>
+              <w:spacing w:before="0" w:line="252" w:lineRule="auto"/>
+              <w:ind w:right="297"/>
+              <w:rPr>
+                <w:rFonts w:cs="Arial"/>
+                <w:b/>
+                <w:sz w:val="28"/>
+                <w:szCs w:val="28"/>
+                <w:lang w:val="en-IN"/>
+              </w:rPr>
+            </w:pPr>
+            <w:r>
+              <w:rPr>
+                <w:rFonts w:cs="Arial"/>
+                <w:b/>
+                <w:sz w:val="28"/>
+                <w:szCs w:val="28"/>
+                <w:lang w:val="en-IN"/>
+              </w:rPr>
+              <w:t>Krama Vaakyam No.–</w:t>
+            </w:r>
+            <w:r>
+              <w:rPr>
+                <w:rFonts w:cs="Arial"/>
+                <w:b/>
+                <w:sz w:val="28"/>
+                <w:szCs w:val="28"/>
+                <w:lang w:val="en-IN"/>
+              </w:rPr>
+              <w:t>9</w:t>
+            </w:r>
+          </w:p>
+          <w:p>
+            <w:pPr>
+              <w:widowControl w:val="0"/>
+              <w:tabs>
+                <w:tab w:val="left" w:pos="993"/>
+              </w:tabs>
+              <w:autoSpaceDE w:val="0"/>
+              <w:autoSpaceDN w:val="0"/>
+              <w:adjustRightInd w:val="0"/>
+              <w:spacing w:before="0" w:line="252" w:lineRule="auto"/>
+              <w:ind w:right="297"/>
+              <w:rPr>
+                <w:rFonts w:cs="Arial"/>
+                <w:b/>
+                <w:sz w:val="28"/>
+                <w:szCs w:val="28"/>
+              </w:rPr>
+            </w:pPr>
+            <w:r>
+              <w:rPr>
+                <w:rFonts w:cs="Arial"/>
+                <w:b/>
+                <w:sz w:val="28"/>
+                <w:szCs w:val="28"/>
+                <w:lang w:val="it-IT"/>
+              </w:rPr>
+              <w:t xml:space="preserve">Panchaati No. - </w:t>
+            </w:r>
+            <w:r>
+              <w:rPr>
+                <w:rFonts w:cs="Arial"/>
+                <w:b/>
+                <w:sz w:val="28"/>
+                <w:szCs w:val="28"/>
+                <w:lang w:val="it-IT"/>
+              </w:rPr>
+              <w:t>26</w:t>
+            </w:r>
+          </w:p>
+        </w:tc>
+        <w:tc>
+          <w:tcPr>
+            <w:tcW w:w="5811" w:type="dxa"/>
+          </w:tcPr>
+          <w:p>
+            <w:pPr>
+              <w:spacing w:before="0" w:line="240" w:lineRule="auto"/>
+              <w:rPr>
+                <w:rFonts w:ascii="Latha" w:hAnsi="Latha" w:cs="Latha"/>
+                <w:sz w:val="28"/>
+                <w:szCs w:val="28"/>
+                <w:cs/>
+                <w:lang w:bidi="ta-IN"/>
+              </w:rPr>
+            </w:pPr>
+            <w:r>
+              <w:rPr>
+                <w:rFonts w:ascii="Latha" w:hAnsi="Latha" w:cs="Latha"/>
+                <w:sz w:val="28"/>
+                <w:szCs w:val="28"/>
+                <w:cs/>
+                <w:lang w:bidi="ta-IN"/>
+              </w:rPr>
+              <w:t>பு</w:t>
+            </w:r>
+            <w:r>
+              <w:rPr>
+                <w:rFonts w:ascii="BRH Tamil Tab Extra" w:hAnsi="BRH Tamil Tab Extra" w:cs="Latha"/>
+                <w:b/>
+                <w:sz w:val="32"/>
+                <w:szCs w:val="28"/>
+                <w:lang w:bidi="ta-IN"/>
+              </w:rPr>
+              <w:t>…</w:t>
+            </w:r>
+            <w:r>
+              <w:rPr>
+                <w:rFonts w:ascii="Latha" w:hAnsi="Latha" w:cs="Latha"/>
+                <w:sz w:val="28"/>
+                <w:szCs w:val="28"/>
+                <w:cs/>
+                <w:lang w:bidi="ta-IN"/>
+              </w:rPr>
+              <w:t>ரஸ்தா</w:t>
+            </w:r>
+            <w:r>
+              <w:rPr>
+                <w:rFonts w:ascii="BRH Tamil Tab Extra" w:hAnsi="BRH Tamil Tab Extra" w:cs="Latha"/>
+                <w:b/>
+                <w:sz w:val="36"/>
+                <w:szCs w:val="28"/>
+                <w:highlight w:val="yellow"/>
+                <w:lang w:bidi="ta-IN"/>
+              </w:rPr>
+              <w:t>‡</w:t>
+            </w:r>
+            <w:r>
+              <w:rPr>
+                <w:rFonts w:ascii="Latha" w:hAnsi="Latha" w:cs="Latha"/>
+                <w:sz w:val="28"/>
+                <w:szCs w:val="28"/>
+                <w:highlight w:val="yellow"/>
+                <w:cs/>
+                <w:lang w:bidi="ta-IN"/>
+              </w:rPr>
+              <w:t>த்</w:t>
+            </w:r>
+            <w:r>
+              <w:rPr>
+                <w:rFonts w:ascii="Latha" w:hAnsi="Latha" w:cs="Latha"/>
+                <w:sz w:val="28"/>
+                <w:szCs w:val="28"/>
+                <w:lang w:bidi="ta-IN"/>
+              </w:rPr>
+              <w:t xml:space="preserve"> </w:t>
+            </w:r>
+            <w:r>
+              <w:rPr>
+                <w:rFonts w:ascii="Latha" w:hAnsi="Latha" w:cs="Latha"/>
+                <w:sz w:val="28"/>
+                <w:szCs w:val="28"/>
+                <w:cs/>
+                <w:lang w:bidi="ta-IN"/>
+              </w:rPr>
+              <w:t>மினோதி</w:t>
+            </w:r>
+            <w:r>
+              <w:rPr>
+                <w:rFonts w:ascii="Latha" w:hAnsi="Latha" w:cs="Latha"/>
+                <w:sz w:val="28"/>
+                <w:szCs w:val="28"/>
+                <w:lang w:bidi="ta-IN"/>
+              </w:rPr>
+              <w:t xml:space="preserve"> |</w:t>
+            </w:r>
+          </w:p>
+        </w:tc>
+        <w:tc>
+          <w:tcPr>
+            <w:tcW w:w="5670" w:type="dxa"/>
+          </w:tcPr>
+          <w:p>
+            <w:pPr>
+              <w:widowControl w:val="0"/>
+              <w:autoSpaceDE w:val="0"/>
+              <w:autoSpaceDN w:val="0"/>
+              <w:adjustRightInd w:val="0"/>
+              <w:spacing w:line="252" w:lineRule="auto"/>
+              <w:rPr>
+                <w:rFonts w:ascii="Latha" w:hAnsi="Latha" w:cs="Latha"/>
+                <w:sz w:val="28"/>
+                <w:szCs w:val="28"/>
+                <w:cs/>
+                <w:lang w:bidi="ta-IN"/>
+              </w:rPr>
+            </w:pPr>
+            <w:r>
+              <w:rPr>
+                <w:rFonts w:ascii="Latha" w:hAnsi="Latha" w:cs="Latha"/>
+                <w:sz w:val="28"/>
+                <w:szCs w:val="28"/>
+                <w:cs/>
+                <w:lang w:bidi="ta-IN"/>
+              </w:rPr>
+              <w:t>பு</w:t>
+            </w:r>
+            <w:r>
+              <w:rPr>
+                <w:rFonts w:ascii="BRH Tamil Tab Extra" w:hAnsi="BRH Tamil Tab Extra" w:cs="Latha"/>
+                <w:b/>
+                <w:sz w:val="32"/>
+                <w:szCs w:val="28"/>
+                <w:lang w:bidi="ta-IN"/>
+              </w:rPr>
+              <w:t>…</w:t>
+            </w:r>
+            <w:r>
+              <w:rPr>
+                <w:rFonts w:ascii="Latha" w:hAnsi="Latha" w:cs="Latha"/>
+                <w:sz w:val="28"/>
+                <w:szCs w:val="28"/>
+                <w:cs/>
+                <w:lang w:bidi="ta-IN"/>
+              </w:rPr>
+              <w:t>ரஸ்தா</w:t>
+            </w:r>
+            <w:r>
+              <w:rPr>
+                <w:rFonts w:ascii="BRH Tamil Tab Extra" w:hAnsi="BRH Tamil Tab Extra" w:cs="Latha"/>
+                <w:b/>
+                <w:sz w:val="36"/>
+                <w:szCs w:val="28"/>
+                <w:highlight w:val="yellow"/>
+                <w:lang w:bidi="ta-IN"/>
+              </w:rPr>
+              <w:t>‡</w:t>
+            </w:r>
+            <w:r>
+              <w:rPr>
+                <w:rFonts w:ascii="Latha" w:hAnsi="Latha" w:cs="Latha" w:hint="cs"/>
+                <w:sz w:val="28"/>
+                <w:szCs w:val="28"/>
+                <w:highlight w:val="green"/>
+                <w:cs/>
+                <w:lang w:bidi="ta-IN"/>
+              </w:rPr>
+              <w:t>ன்</w:t>
+            </w:r>
+            <w:r>
+              <w:rPr>
+                <w:rFonts w:ascii="Latha" w:hAnsi="Latha" w:cs="Latha"/>
+                <w:sz w:val="28"/>
+                <w:szCs w:val="28"/>
+                <w:lang w:bidi="ta-IN"/>
+              </w:rPr>
+              <w:t xml:space="preserve"> </w:t>
+            </w:r>
+            <w:r>
+              <w:rPr>
+                <w:rFonts w:ascii="Latha" w:hAnsi="Latha" w:cs="Latha"/>
+                <w:sz w:val="28"/>
+                <w:szCs w:val="28"/>
+                <w:cs/>
+                <w:lang w:bidi="ta-IN"/>
+              </w:rPr>
+              <w:t>மினோதி</w:t>
+            </w:r>
+            <w:r>
+              <w:rPr>
+                <w:rFonts w:ascii="Latha" w:hAnsi="Latha" w:cs="Latha"/>
+                <w:sz w:val="28"/>
+                <w:szCs w:val="28"/>
+                <w:lang w:bidi="ta-IN"/>
+              </w:rPr>
+              <w:t xml:space="preserve"> |</w:t>
+            </w:r>
+          </w:p>
+        </w:tc>
+      </w:tr>
+      <w:tr>
+        <w:trPr>
+          <w:trHeight w:val="964"/>
+        </w:trPr>
+        <w:tc>
+          <w:tcPr>
+            <w:tcW w:w="3687" w:type="dxa"/>
+          </w:tcPr>
+          <w:p>
+            <w:pPr>
+              <w:widowControl w:val="0"/>
+              <w:tabs>
+                <w:tab w:val="left" w:pos="993"/>
+              </w:tabs>
+              <w:autoSpaceDE w:val="0"/>
+              <w:autoSpaceDN w:val="0"/>
+              <w:adjustRightInd w:val="0"/>
+              <w:spacing w:before="0" w:line="252" w:lineRule="auto"/>
+              <w:ind w:right="297"/>
+              <w:rPr>
+                <w:rFonts w:cs="Arial"/>
+                <w:b/>
+                <w:sz w:val="28"/>
+                <w:szCs w:val="28"/>
+              </w:rPr>
+            </w:pPr>
+            <w:r>
+              <w:rPr>
+                <w:rFonts w:cs="Arial"/>
+                <w:b/>
+                <w:sz w:val="28"/>
+                <w:szCs w:val="28"/>
+              </w:rPr>
+              <w:t>T.S.6.3.</w:t>
+            </w:r>
+            <w:r>
+              <w:rPr>
+                <w:rFonts w:cs="Arial"/>
+                <w:b/>
+                <w:sz w:val="28"/>
+                <w:szCs w:val="28"/>
+              </w:rPr>
+              <w:t>5.</w:t>
+            </w:r>
+            <w:r>
+              <w:rPr>
+                <w:rFonts w:cs="Arial"/>
+                <w:b/>
+                <w:sz w:val="28"/>
+                <w:szCs w:val="28"/>
+              </w:rPr>
+              <w:t>4</w:t>
+            </w:r>
+            <w:r>
+              <w:rPr>
+                <w:rFonts w:cs="Arial"/>
+                <w:b/>
+                <w:sz w:val="28"/>
+                <w:szCs w:val="28"/>
+              </w:rPr>
+              <w:t xml:space="preserve">  – Kramam</w:t>
+            </w:r>
+          </w:p>
+          <w:p>
+            <w:pPr>
+              <w:widowControl w:val="0"/>
+              <w:tabs>
+                <w:tab w:val="left" w:pos="993"/>
+              </w:tabs>
+              <w:autoSpaceDE w:val="0"/>
+              <w:autoSpaceDN w:val="0"/>
+              <w:adjustRightInd w:val="0"/>
+              <w:spacing w:before="0" w:line="252" w:lineRule="auto"/>
+              <w:ind w:right="297"/>
+              <w:rPr>
+                <w:rFonts w:cs="Arial"/>
+                <w:b/>
+                <w:sz w:val="28"/>
+                <w:szCs w:val="28"/>
+                <w:lang w:val="en-IN"/>
+              </w:rPr>
+            </w:pPr>
+            <w:r>
+              <w:rPr>
+                <w:rFonts w:cs="Arial"/>
+                <w:b/>
+                <w:sz w:val="28"/>
+                <w:szCs w:val="28"/>
+                <w:lang w:val="en-IN"/>
+              </w:rPr>
+              <w:t>Krama Vaakyam No.–</w:t>
+            </w:r>
+            <w:r>
+              <w:rPr>
+                <w:rFonts w:cs="Arial"/>
+                <w:b/>
+                <w:sz w:val="28"/>
+                <w:szCs w:val="28"/>
+                <w:lang w:val="en-IN"/>
+              </w:rPr>
+              <w:t>37</w:t>
+            </w:r>
+          </w:p>
+          <w:p>
+            <w:pPr>
+              <w:widowControl w:val="0"/>
+              <w:tabs>
+                <w:tab w:val="left" w:pos="993"/>
+              </w:tabs>
+              <w:autoSpaceDE w:val="0"/>
+              <w:autoSpaceDN w:val="0"/>
+              <w:adjustRightInd w:val="0"/>
+              <w:spacing w:before="0" w:line="252" w:lineRule="auto"/>
+              <w:ind w:right="297"/>
+              <w:rPr>
+                <w:rFonts w:cs="Arial"/>
+                <w:b/>
+                <w:sz w:val="28"/>
+                <w:szCs w:val="28"/>
+              </w:rPr>
+            </w:pPr>
+            <w:r>
+              <w:rPr>
+                <w:rFonts w:cs="Arial"/>
+                <w:b/>
+                <w:sz w:val="28"/>
+                <w:szCs w:val="28"/>
+                <w:lang w:val="it-IT"/>
+              </w:rPr>
+              <w:t xml:space="preserve">Panchaati No. - </w:t>
+            </w:r>
+            <w:r>
+              <w:rPr>
+                <w:rFonts w:cs="Arial"/>
+                <w:b/>
+                <w:sz w:val="28"/>
+                <w:szCs w:val="28"/>
+                <w:lang w:val="it-IT"/>
+              </w:rPr>
+              <w:t>34</w:t>
+            </w:r>
+          </w:p>
+        </w:tc>
+        <w:tc>
+          <w:tcPr>
+            <w:tcW w:w="5811" w:type="dxa"/>
+          </w:tcPr>
+          <w:p>
+            <w:pPr>
+              <w:spacing w:before="0" w:line="240" w:lineRule="auto"/>
+              <w:rPr>
+                <w:rFonts w:ascii="Latha" w:hAnsi="Latha" w:cs="Latha"/>
+                <w:sz w:val="28"/>
+                <w:szCs w:val="28"/>
+                <w:cs/>
+                <w:lang w:bidi="ta-IN"/>
+              </w:rPr>
+            </w:pPr>
+            <w:r>
+              <w:rPr>
+                <w:rFonts w:ascii="Latha" w:hAnsi="Latha" w:cs="Latha"/>
+                <w:sz w:val="28"/>
+                <w:szCs w:val="28"/>
+                <w:cs/>
+                <w:lang w:bidi="ta-IN"/>
+              </w:rPr>
+              <w:t>தௌ</w:t>
+            </w:r>
+            <w:r>
+              <w:rPr>
+                <w:rFonts w:ascii="Latha" w:hAnsi="Latha" w:cs="Latha"/>
+                <w:sz w:val="28"/>
+                <w:szCs w:val="28"/>
+                <w:lang w:bidi="ta-IN"/>
+              </w:rPr>
+              <w:t xml:space="preserve"> </w:t>
+            </w:r>
+            <w:r>
+              <w:rPr>
+                <w:rFonts w:ascii="Latha" w:hAnsi="Latha" w:cs="Latha"/>
+                <w:sz w:val="28"/>
+                <w:szCs w:val="28"/>
+                <w:cs/>
+                <w:lang w:bidi="ta-IN"/>
+              </w:rPr>
+              <w:t>ஸ</w:t>
+            </w:r>
+            <w:r>
+              <w:rPr>
+                <w:rFonts w:ascii="BRH Tamil Tab Extra" w:hAnsi="BRH Tamil Tab Extra" w:cs="Latha"/>
+                <w:b/>
+                <w:sz w:val="32"/>
+                <w:szCs w:val="28"/>
+                <w:lang w:bidi="ta-IN"/>
+              </w:rPr>
+              <w:t>…</w:t>
+            </w:r>
+            <w:r>
+              <w:rPr>
+                <w:rFonts w:ascii="Latha" w:hAnsi="Latha" w:cs="Latha"/>
+                <w:sz w:val="28"/>
+                <w:szCs w:val="28"/>
+                <w:cs/>
+                <w:lang w:bidi="ta-IN"/>
+              </w:rPr>
+              <w:t>ம்ப</w:t>
+            </w:r>
+            <w:r>
+              <w:rPr>
+                <w:rFonts w:ascii="Latha" w:hAnsi="Latha" w:cs="Latha"/>
+                <w:b/>
+                <w:bCs/>
+                <w:position w:val="-12"/>
+                <w:sz w:val="28"/>
+                <w:szCs w:val="28"/>
+                <w:cs/>
+                <w:lang w:bidi="ta-IN"/>
+              </w:rPr>
+              <w:t>4</w:t>
+            </w:r>
+            <w:r>
+              <w:rPr>
+                <w:rFonts w:ascii="Latha" w:hAnsi="Latha" w:cs="Latha"/>
+                <w:sz w:val="28"/>
+                <w:szCs w:val="28"/>
+                <w:cs/>
+                <w:lang w:bidi="ta-IN"/>
+              </w:rPr>
+              <w:t>வ</w:t>
+            </w:r>
+            <w:r>
+              <w:rPr>
+                <w:rFonts w:ascii="BRH Tamil Tab Extra" w:hAnsi="BRH Tamil Tab Extra" w:cs="Latha"/>
+                <w:b/>
+                <w:sz w:val="36"/>
+                <w:szCs w:val="28"/>
+                <w:lang w:bidi="ta-IN"/>
+              </w:rPr>
+              <w:t>†</w:t>
+            </w:r>
+            <w:r>
+              <w:rPr>
+                <w:rFonts w:ascii="Latha" w:hAnsi="Latha" w:cs="Latha"/>
+                <w:sz w:val="28"/>
+                <w:szCs w:val="28"/>
+                <w:cs/>
+                <w:lang w:bidi="ta-IN"/>
+              </w:rPr>
+              <w:t>ந்தௌ</w:t>
+            </w:r>
+            <w:r>
+              <w:rPr>
+                <w:rFonts w:ascii="Latha" w:hAnsi="Latha" w:cs="Latha"/>
+                <w:sz w:val="28"/>
+                <w:szCs w:val="28"/>
+                <w:lang w:bidi="ta-IN"/>
+              </w:rPr>
+              <w:t xml:space="preserve"> | </w:t>
+            </w:r>
+            <w:r>
+              <w:rPr>
+                <w:rFonts w:ascii="Latha" w:hAnsi="Latha" w:cs="Latha"/>
+                <w:sz w:val="28"/>
+                <w:szCs w:val="28"/>
+                <w:cs/>
+                <w:lang w:bidi="ta-IN"/>
+              </w:rPr>
+              <w:t>ஸ</w:t>
+            </w:r>
+            <w:r>
+              <w:rPr>
+                <w:rFonts w:ascii="BRH Tamil Tab Extra" w:hAnsi="BRH Tamil Tab Extra" w:cs="Latha"/>
+                <w:b/>
+                <w:sz w:val="32"/>
+                <w:szCs w:val="28"/>
+                <w:lang w:bidi="ta-IN"/>
+              </w:rPr>
+              <w:t>…</w:t>
+            </w:r>
+            <w:r>
+              <w:rPr>
+                <w:rFonts w:ascii="Latha" w:hAnsi="Latha" w:cs="Latha"/>
+                <w:sz w:val="28"/>
+                <w:szCs w:val="28"/>
+                <w:cs/>
+                <w:lang w:bidi="ta-IN"/>
+              </w:rPr>
+              <w:t>ம்</w:t>
+            </w:r>
+            <w:r>
+              <w:rPr>
+                <w:rFonts w:ascii="Latha" w:hAnsi="Latha" w:cs="Latha"/>
+                <w:color w:val="EE0000"/>
+                <w:sz w:val="28"/>
+                <w:szCs w:val="28"/>
+                <w:highlight w:val="yellow"/>
+                <w:cs/>
+                <w:lang w:bidi="ta-IN"/>
+              </w:rPr>
+              <w:t>ப</w:t>
+            </w:r>
+            <w:r>
+              <w:rPr>
+                <w:rFonts w:ascii="BRH Tamil Tab Extra" w:hAnsi="BRH Tamil Tab Extra" w:cs="Latha"/>
+                <w:b/>
+                <w:color w:val="EE0000"/>
+                <w:sz w:val="36"/>
+                <w:szCs w:val="28"/>
+                <w:highlight w:val="yellow"/>
+                <w:lang w:bidi="ta-IN"/>
+              </w:rPr>
+              <w:t>†</w:t>
+            </w:r>
+            <w:r>
+              <w:rPr>
+                <w:rFonts w:ascii="Latha" w:hAnsi="Latha" w:cs="Latha"/>
+                <w:b/>
+                <w:bCs/>
+                <w:color w:val="EE0000"/>
+                <w:position w:val="-12"/>
+                <w:sz w:val="28"/>
+                <w:szCs w:val="28"/>
+                <w:highlight w:val="yellow"/>
+                <w:cs/>
+                <w:lang w:bidi="ta-IN"/>
+              </w:rPr>
+              <w:t>4</w:t>
+            </w:r>
+            <w:r>
+              <w:rPr>
+                <w:rFonts w:ascii="Latha" w:hAnsi="Latha" w:cs="Latha"/>
+                <w:sz w:val="28"/>
+                <w:szCs w:val="28"/>
+                <w:highlight w:val="yellow"/>
+                <w:cs/>
+                <w:lang w:bidi="ta-IN"/>
+              </w:rPr>
+              <w:t>வ</w:t>
+            </w:r>
+            <w:r>
+              <w:rPr>
+                <w:rFonts w:ascii="Latha" w:hAnsi="Latha" w:cs="Latha"/>
+                <w:sz w:val="28"/>
+                <w:szCs w:val="28"/>
+                <w:cs/>
+                <w:lang w:bidi="ta-IN"/>
+              </w:rPr>
+              <w:t>ந்தௌ</w:t>
+            </w:r>
+            <w:r>
+              <w:rPr>
+                <w:rFonts w:ascii="BRH Tamil Tab Extra" w:hAnsi="BRH Tamil Tab Extra" w:cs="Latha"/>
+                <w:b/>
+                <w:sz w:val="32"/>
+                <w:szCs w:val="28"/>
+                <w:lang w:bidi="ta-IN"/>
+              </w:rPr>
+              <w:t>…</w:t>
+            </w:r>
+            <w:r>
+              <w:rPr>
+                <w:rFonts w:ascii="Latha" w:hAnsi="Latha" w:cs="Latha"/>
+                <w:sz w:val="28"/>
+                <w:szCs w:val="28"/>
+                <w:lang w:bidi="ta-IN"/>
+              </w:rPr>
+              <w:t xml:space="preserve"> </w:t>
+            </w:r>
+            <w:r>
+              <w:rPr>
+                <w:rFonts w:ascii="Latha" w:hAnsi="Latha" w:cs="Latha"/>
+                <w:sz w:val="28"/>
+                <w:szCs w:val="28"/>
+                <w:cs/>
+                <w:lang w:bidi="ta-IN"/>
+              </w:rPr>
+              <w:t>யஜ</w:t>
+            </w:r>
+            <w:r>
+              <w:rPr>
+                <w:rFonts w:ascii="BRH Tamil Tab Extra" w:hAnsi="BRH Tamil Tab Extra" w:cs="Latha"/>
+                <w:b/>
+                <w:sz w:val="36"/>
+                <w:szCs w:val="28"/>
+                <w:lang w:bidi="ta-IN"/>
+              </w:rPr>
+              <w:t>†</w:t>
+            </w:r>
+            <w:r>
+              <w:rPr>
+                <w:rFonts w:ascii="Latha" w:hAnsi="Latha" w:cs="Latha"/>
+                <w:sz w:val="28"/>
+                <w:szCs w:val="28"/>
+                <w:cs/>
+                <w:lang w:bidi="ta-IN"/>
+              </w:rPr>
+              <w:t>மானம்</w:t>
+            </w:r>
+            <w:r>
+              <w:rPr>
+                <w:rFonts w:ascii="Latha" w:hAnsi="Latha" w:cs="Latha"/>
+                <w:sz w:val="28"/>
+                <w:szCs w:val="28"/>
+                <w:lang w:bidi="ta-IN"/>
+              </w:rPr>
+              <w:t xml:space="preserve"> |</w:t>
+            </w:r>
+          </w:p>
+        </w:tc>
+        <w:tc>
+          <w:tcPr>
+            <w:tcW w:w="5670" w:type="dxa"/>
+          </w:tcPr>
+          <w:p>
+            <w:pPr>
+              <w:widowControl w:val="0"/>
+              <w:autoSpaceDE w:val="0"/>
+              <w:autoSpaceDN w:val="0"/>
+              <w:adjustRightInd w:val="0"/>
+              <w:spacing w:line="252" w:lineRule="auto"/>
+              <w:rPr>
+                <w:rFonts w:ascii="Latha" w:hAnsi="Latha" w:cs="Latha"/>
+                <w:sz w:val="28"/>
+                <w:szCs w:val="28"/>
+                <w:cs/>
+                <w:lang w:bidi="ta-IN"/>
+              </w:rPr>
+            </w:pPr>
+            <w:r>
+              <w:rPr>
+                <w:rFonts w:ascii="Latha" w:hAnsi="Latha" w:cs="Latha"/>
+                <w:sz w:val="28"/>
+                <w:szCs w:val="28"/>
+                <w:cs/>
+                <w:lang w:bidi="ta-IN"/>
+              </w:rPr>
+              <w:t>தௌ</w:t>
+            </w:r>
+            <w:r>
+              <w:rPr>
+                <w:rFonts w:ascii="Latha" w:hAnsi="Latha" w:cs="Latha"/>
+                <w:sz w:val="28"/>
+                <w:szCs w:val="28"/>
+                <w:lang w:bidi="ta-IN"/>
+              </w:rPr>
+              <w:t xml:space="preserve"> </w:t>
+            </w:r>
+            <w:r>
+              <w:rPr>
+                <w:rFonts w:ascii="Latha" w:hAnsi="Latha" w:cs="Latha"/>
+                <w:sz w:val="28"/>
+                <w:szCs w:val="28"/>
+                <w:cs/>
+                <w:lang w:bidi="ta-IN"/>
+              </w:rPr>
+              <w:t>ஸ</w:t>
+            </w:r>
+            <w:r>
+              <w:rPr>
+                <w:rFonts w:ascii="BRH Tamil Tab Extra" w:hAnsi="BRH Tamil Tab Extra" w:cs="Latha"/>
+                <w:b/>
+                <w:sz w:val="32"/>
+                <w:szCs w:val="28"/>
+                <w:lang w:bidi="ta-IN"/>
+              </w:rPr>
+              <w:t>…</w:t>
+            </w:r>
+            <w:r>
+              <w:rPr>
+                <w:rFonts w:ascii="Latha" w:hAnsi="Latha" w:cs="Latha"/>
+                <w:sz w:val="28"/>
+                <w:szCs w:val="28"/>
+                <w:cs/>
+                <w:lang w:bidi="ta-IN"/>
+              </w:rPr>
+              <w:t>ம்ப</w:t>
+            </w:r>
+            <w:r>
+              <w:rPr>
+                <w:rFonts w:ascii="Latha" w:hAnsi="Latha" w:cs="Latha"/>
+                <w:b/>
+                <w:bCs/>
+                <w:position w:val="-12"/>
+                <w:sz w:val="28"/>
+                <w:szCs w:val="28"/>
+                <w:cs/>
+                <w:lang w:bidi="ta-IN"/>
+              </w:rPr>
+              <w:t>4</w:t>
+            </w:r>
+            <w:r>
+              <w:rPr>
+                <w:rFonts w:ascii="Latha" w:hAnsi="Latha" w:cs="Latha"/>
+                <w:sz w:val="28"/>
+                <w:szCs w:val="28"/>
+                <w:cs/>
+                <w:lang w:bidi="ta-IN"/>
+              </w:rPr>
+              <w:t>வ</w:t>
+            </w:r>
+            <w:r>
+              <w:rPr>
+                <w:rFonts w:ascii="BRH Tamil Tab Extra" w:hAnsi="BRH Tamil Tab Extra" w:cs="Latha"/>
+                <w:b/>
+                <w:sz w:val="36"/>
+                <w:szCs w:val="28"/>
+                <w:lang w:bidi="ta-IN"/>
+              </w:rPr>
+              <w:t>†</w:t>
+            </w:r>
+            <w:r>
+              <w:rPr>
+                <w:rFonts w:ascii="Latha" w:hAnsi="Latha" w:cs="Latha"/>
+                <w:sz w:val="28"/>
+                <w:szCs w:val="28"/>
+                <w:cs/>
+                <w:lang w:bidi="ta-IN"/>
+              </w:rPr>
+              <w:t>ந்தௌ</w:t>
+            </w:r>
+            <w:r>
+              <w:rPr>
+                <w:rFonts w:ascii="Latha" w:hAnsi="Latha" w:cs="Latha"/>
+                <w:sz w:val="28"/>
+                <w:szCs w:val="28"/>
+                <w:lang w:bidi="ta-IN"/>
+              </w:rPr>
+              <w:t xml:space="preserve"> | </w:t>
+            </w:r>
+            <w:r>
+              <w:rPr>
+                <w:rFonts w:ascii="Latha" w:hAnsi="Latha" w:cs="Latha"/>
+                <w:sz w:val="28"/>
+                <w:szCs w:val="28"/>
+                <w:cs/>
+                <w:lang w:bidi="ta-IN"/>
+              </w:rPr>
+              <w:t>ஸ</w:t>
+            </w:r>
+            <w:r>
+              <w:rPr>
+                <w:rFonts w:ascii="BRH Tamil Tab Extra" w:hAnsi="BRH Tamil Tab Extra" w:cs="Latha"/>
+                <w:b/>
+                <w:sz w:val="32"/>
+                <w:szCs w:val="28"/>
+                <w:lang w:bidi="ta-IN"/>
+              </w:rPr>
+              <w:t>…</w:t>
+            </w:r>
+            <w:r>
+              <w:rPr>
+                <w:rFonts w:ascii="Latha" w:hAnsi="Latha" w:cs="Latha"/>
+                <w:sz w:val="28"/>
+                <w:szCs w:val="28"/>
+                <w:cs/>
+                <w:lang w:bidi="ta-IN"/>
+              </w:rPr>
+              <w:t>ம்</w:t>
+            </w:r>
+            <w:r>
+              <w:rPr>
+                <w:rFonts w:ascii="Latha" w:hAnsi="Latha" w:cs="Latha"/>
+                <w:sz w:val="28"/>
+                <w:szCs w:val="28"/>
+                <w:highlight w:val="green"/>
+                <w:cs/>
+                <w:lang w:bidi="ta-IN"/>
+              </w:rPr>
+              <w:t>ப</w:t>
+            </w:r>
+            <w:r>
+              <w:rPr>
+                <w:rFonts w:ascii="Latha" w:hAnsi="Latha" w:cs="Latha"/>
+                <w:b/>
+                <w:bCs/>
+                <w:position w:val="-12"/>
+                <w:sz w:val="28"/>
+                <w:szCs w:val="28"/>
+                <w:highlight w:val="green"/>
+                <w:cs/>
+                <w:lang w:bidi="ta-IN"/>
+              </w:rPr>
+              <w:t>4</w:t>
+            </w:r>
+            <w:r>
+              <w:rPr>
+                <w:rFonts w:ascii="Latha" w:hAnsi="Latha" w:cs="Latha"/>
+                <w:sz w:val="28"/>
+                <w:szCs w:val="28"/>
+                <w:highlight w:val="green"/>
+                <w:cs/>
+                <w:lang w:bidi="ta-IN"/>
+              </w:rPr>
+              <w:t>வ</w:t>
+            </w:r>
+            <w:r>
+              <w:rPr>
+                <w:rFonts w:ascii="BRH Tamil Tab Extra" w:hAnsi="BRH Tamil Tab Extra" w:cs="Latha"/>
+                <w:b/>
+                <w:sz w:val="36"/>
+                <w:szCs w:val="28"/>
+                <w:highlight w:val="green"/>
+                <w:lang w:bidi="ta-IN"/>
+              </w:rPr>
+              <w:t>†</w:t>
+            </w:r>
+            <w:r>
+              <w:rPr>
+                <w:rFonts w:ascii="Latha" w:hAnsi="Latha" w:cs="Latha"/>
+                <w:sz w:val="28"/>
+                <w:szCs w:val="28"/>
+                <w:cs/>
+                <w:lang w:bidi="ta-IN"/>
+              </w:rPr>
+              <w:t>ந்தௌ</w:t>
+            </w:r>
+            <w:r>
+              <w:rPr>
+                <w:rFonts w:ascii="BRH Tamil Tab Extra" w:hAnsi="BRH Tamil Tab Extra" w:cs="Latha"/>
+                <w:b/>
+                <w:sz w:val="32"/>
+                <w:szCs w:val="28"/>
+                <w:lang w:bidi="ta-IN"/>
+              </w:rPr>
+              <w:t>…</w:t>
+            </w:r>
+            <w:r>
+              <w:rPr>
+                <w:rFonts w:ascii="Latha" w:hAnsi="Latha" w:cs="Latha"/>
+                <w:sz w:val="28"/>
+                <w:szCs w:val="28"/>
+                <w:lang w:bidi="ta-IN"/>
+              </w:rPr>
+              <w:t xml:space="preserve"> </w:t>
+            </w:r>
+            <w:r>
+              <w:rPr>
+                <w:rFonts w:ascii="Latha" w:hAnsi="Latha" w:cs="Latha"/>
+                <w:sz w:val="28"/>
+                <w:szCs w:val="28"/>
+                <w:cs/>
+                <w:lang w:bidi="ta-IN"/>
+              </w:rPr>
+              <w:t>யஜ</w:t>
+            </w:r>
+            <w:r>
+              <w:rPr>
+                <w:rFonts w:ascii="BRH Tamil Tab Extra" w:hAnsi="BRH Tamil Tab Extra" w:cs="Latha"/>
+                <w:b/>
+                <w:sz w:val="36"/>
+                <w:szCs w:val="28"/>
+                <w:lang w:bidi="ta-IN"/>
+              </w:rPr>
+              <w:t>†</w:t>
+            </w:r>
+            <w:r>
+              <w:rPr>
+                <w:rFonts w:ascii="Latha" w:hAnsi="Latha" w:cs="Latha"/>
+                <w:sz w:val="28"/>
+                <w:szCs w:val="28"/>
+                <w:cs/>
+                <w:lang w:bidi="ta-IN"/>
+              </w:rPr>
+              <w:t>மானம்</w:t>
+            </w:r>
+            <w:r>
+              <w:rPr>
+                <w:rFonts w:ascii="Latha" w:hAnsi="Latha" w:cs="Latha"/>
+                <w:sz w:val="28"/>
+                <w:szCs w:val="28"/>
+                <w:lang w:bidi="ta-IN"/>
+              </w:rPr>
+              <w:t xml:space="preserve"> |</w:t>
+            </w:r>
+          </w:p>
+        </w:tc>
+      </w:tr>
+      <w:tr>
+        <w:trPr>
+          <w:trHeight w:val="964"/>
+        </w:trPr>
+        <w:tc>
+          <w:tcPr>
+            <w:tcW w:w="3687" w:type="dxa"/>
+          </w:tcPr>
+          <w:p>
+            <w:pPr>
+              <w:widowControl w:val="0"/>
+              <w:tabs>
+                <w:tab w:val="left" w:pos="993"/>
+              </w:tabs>
+              <w:autoSpaceDE w:val="0"/>
+              <w:autoSpaceDN w:val="0"/>
+              <w:adjustRightInd w:val="0"/>
+              <w:spacing w:before="0" w:line="252" w:lineRule="auto"/>
+              <w:ind w:right="297"/>
+              <w:rPr>
+                <w:rFonts w:cs="Arial"/>
+                <w:b/>
+                <w:sz w:val="28"/>
+                <w:szCs w:val="28"/>
+              </w:rPr>
+            </w:pPr>
+            <w:r>
+              <w:rPr>
+                <w:rFonts w:cs="Arial"/>
+                <w:b/>
+                <w:sz w:val="28"/>
+                <w:szCs w:val="28"/>
+              </w:rPr>
+              <w:t>T.S.6.3.</w:t>
+            </w:r>
+            <w:r>
+              <w:rPr>
+                <w:rFonts w:cs="Arial"/>
+                <w:b/>
+                <w:sz w:val="28"/>
+                <w:szCs w:val="28"/>
+              </w:rPr>
+              <w:t>9</w:t>
+            </w:r>
+            <w:r>
+              <w:rPr>
+                <w:rFonts w:cs="Arial"/>
+                <w:b/>
+                <w:sz w:val="28"/>
+                <w:szCs w:val="28"/>
+              </w:rPr>
+              <w:t>.</w:t>
+            </w:r>
+            <w:r>
+              <w:rPr>
+                <w:rFonts w:cs="Arial"/>
+                <w:b/>
+                <w:sz w:val="28"/>
+                <w:szCs w:val="28"/>
+              </w:rPr>
+              <w:t>1</w:t>
+            </w:r>
+            <w:r>
+              <w:rPr>
+                <w:rFonts w:cs="Arial"/>
+                <w:b/>
+                <w:sz w:val="28"/>
+                <w:szCs w:val="28"/>
+              </w:rPr>
+              <w:t xml:space="preserve">  – Kramam</w:t>
+            </w:r>
+          </w:p>
+          <w:p>
+            <w:pPr>
+              <w:widowControl w:val="0"/>
+              <w:tabs>
+                <w:tab w:val="left" w:pos="993"/>
+              </w:tabs>
+              <w:autoSpaceDE w:val="0"/>
+              <w:autoSpaceDN w:val="0"/>
+              <w:adjustRightInd w:val="0"/>
+              <w:spacing w:before="0" w:line="252" w:lineRule="auto"/>
+              <w:ind w:right="297"/>
+              <w:rPr>
+                <w:rFonts w:cs="Arial"/>
+                <w:b/>
+                <w:sz w:val="28"/>
+                <w:szCs w:val="28"/>
+                <w:lang w:val="en-IN"/>
+              </w:rPr>
+            </w:pPr>
+            <w:r>
+              <w:rPr>
+                <w:rFonts w:cs="Arial"/>
+                <w:b/>
+                <w:sz w:val="28"/>
+                <w:szCs w:val="28"/>
+                <w:lang w:val="en-IN"/>
+              </w:rPr>
+              <w:t>Krama Vaakyam No.–</w:t>
+            </w:r>
+            <w:r>
+              <w:rPr>
+                <w:rFonts w:cs="Arial"/>
+                <w:b/>
+                <w:sz w:val="28"/>
+                <w:szCs w:val="28"/>
+                <w:lang w:val="en-IN"/>
+              </w:rPr>
+              <w:t>5</w:t>
+            </w:r>
+          </w:p>
+          <w:p>
+            <w:pPr>
+              <w:widowControl w:val="0"/>
+              <w:tabs>
+                <w:tab w:val="left" w:pos="993"/>
+              </w:tabs>
+              <w:autoSpaceDE w:val="0"/>
+              <w:autoSpaceDN w:val="0"/>
+              <w:adjustRightInd w:val="0"/>
+              <w:spacing w:before="0" w:line="252" w:lineRule="auto"/>
+              <w:ind w:right="297"/>
+              <w:rPr>
+                <w:rFonts w:cs="Arial"/>
+                <w:b/>
+                <w:sz w:val="28"/>
+                <w:szCs w:val="28"/>
+              </w:rPr>
+            </w:pPr>
+            <w:r>
+              <w:rPr>
+                <w:rFonts w:cs="Arial"/>
+                <w:b/>
+                <w:sz w:val="28"/>
+                <w:szCs w:val="28"/>
+                <w:lang w:val="it-IT"/>
+              </w:rPr>
+              <w:t xml:space="preserve">Panchaati No. - </w:t>
+            </w:r>
+            <w:r>
+              <w:rPr>
+                <w:rFonts w:cs="Arial"/>
+                <w:b/>
+                <w:sz w:val="28"/>
+                <w:szCs w:val="28"/>
+                <w:lang w:val="it-IT"/>
+              </w:rPr>
+              <w:t>45</w:t>
+            </w:r>
+          </w:p>
+        </w:tc>
+        <w:tc>
+          <w:tcPr>
+            <w:tcW w:w="5811" w:type="dxa"/>
+          </w:tcPr>
+          <w:p>
+            <w:pPr>
+              <w:spacing w:before="0" w:line="240" w:lineRule="auto"/>
+              <w:rPr>
+                <w:rFonts w:ascii="Latha" w:hAnsi="Latha" w:cs="Latha"/>
+                <w:sz w:val="28"/>
+                <w:szCs w:val="28"/>
+                <w:cs/>
+                <w:lang w:bidi="ta-IN"/>
+              </w:rPr>
+            </w:pPr>
+            <w:r>
+              <w:rPr>
+                <w:rFonts w:ascii="Latha" w:hAnsi="Latha" w:cs="Latha"/>
+                <w:sz w:val="28"/>
+                <w:szCs w:val="28"/>
+                <w:cs/>
+                <w:lang w:bidi="ta-IN"/>
+              </w:rPr>
+              <w:t>ப்ரா</w:t>
+            </w:r>
+            <w:r>
+              <w:rPr>
+                <w:rFonts w:ascii="BRH Tamil Tab Extra" w:hAnsi="BRH Tamil Tab Extra" w:cs="Latha"/>
+                <w:b/>
+                <w:sz w:val="32"/>
+                <w:szCs w:val="28"/>
+                <w:lang w:bidi="ta-IN"/>
+              </w:rPr>
+              <w:t>…</w:t>
+            </w:r>
+            <w:r>
+              <w:rPr>
+                <w:rFonts w:ascii="Latha" w:hAnsi="Latha" w:cs="Latha"/>
+                <w:sz w:val="28"/>
+                <w:szCs w:val="28"/>
+                <w:cs/>
+                <w:lang w:bidi="ta-IN"/>
+              </w:rPr>
+              <w:t>ணா</w:t>
+            </w:r>
+            <w:r>
+              <w:rPr>
+                <w:rFonts w:ascii="Latha" w:hAnsi="Latha" w:cs="Latha"/>
+                <w:sz w:val="28"/>
+                <w:szCs w:val="28"/>
+                <w:highlight w:val="yellow"/>
+                <w:cs/>
+                <w:lang w:bidi="ta-IN"/>
+              </w:rPr>
+              <w:t>ன்</w:t>
+            </w:r>
+            <w:r>
+              <w:rPr>
+                <w:rFonts w:ascii="Latha" w:hAnsi="Latha" w:cs="Latha"/>
+                <w:sz w:val="28"/>
+                <w:szCs w:val="28"/>
+                <w:highlight w:val="yellow"/>
+                <w:cs/>
+                <w:lang w:bidi="ta-IN"/>
+              </w:rPr>
+              <w:t>சு</w:t>
+            </w:r>
+            <w:r>
+              <w:rPr>
+                <w:rFonts w:ascii="Latha" w:hAnsi="Latha" w:cs="Latha"/>
+                <w:b/>
+                <w:bCs/>
+                <w:position w:val="-12"/>
+                <w:sz w:val="28"/>
+                <w:szCs w:val="28"/>
+                <w:highlight w:val="yellow"/>
+                <w:cs/>
+                <w:lang w:bidi="ta-IN"/>
+              </w:rPr>
+              <w:t>2</w:t>
+            </w:r>
+            <w:r>
+              <w:rPr>
+                <w:rFonts w:ascii="Latha" w:hAnsi="Latha" w:cs="Latha"/>
+                <w:sz w:val="28"/>
+                <w:szCs w:val="28"/>
+                <w:cs/>
+                <w:lang w:bidi="ta-IN"/>
+              </w:rPr>
+              <w:t>க்</w:t>
+            </w:r>
+            <w:r>
+              <w:rPr>
+                <w:rFonts w:ascii="Latha" w:hAnsi="Latha" w:cs="Latha"/>
+                <w:sz w:val="28"/>
+                <w:szCs w:val="28"/>
+                <w:lang w:bidi="ta-IN"/>
+              </w:rPr>
+              <w:t xml:space="preserve"> |</w:t>
+            </w:r>
+          </w:p>
+        </w:tc>
+        <w:tc>
+          <w:tcPr>
+            <w:tcW w:w="5670" w:type="dxa"/>
+          </w:tcPr>
+          <w:p>
+            <w:pPr>
+              <w:widowControl w:val="0"/>
+              <w:autoSpaceDE w:val="0"/>
+              <w:autoSpaceDN w:val="0"/>
+              <w:adjustRightInd w:val="0"/>
+              <w:spacing w:line="252" w:lineRule="auto"/>
+              <w:rPr>
+                <w:rFonts w:ascii="Latha" w:hAnsi="Latha" w:cs="Latha"/>
+                <w:sz w:val="28"/>
+                <w:szCs w:val="28"/>
+                <w:cs/>
+                <w:lang w:bidi="ta-IN"/>
+              </w:rPr>
+            </w:pPr>
+            <w:r>
+              <w:rPr>
+                <w:rFonts w:ascii="Latha" w:hAnsi="Latha" w:cs="Latha"/>
+                <w:sz w:val="28"/>
+                <w:szCs w:val="28"/>
+                <w:cs/>
+                <w:lang w:bidi="ta-IN"/>
+              </w:rPr>
+              <w:t>ப்ரா</w:t>
+            </w:r>
+            <w:r>
+              <w:rPr>
+                <w:rFonts w:ascii="BRH Tamil Tab Extra" w:hAnsi="BRH Tamil Tab Extra" w:cs="Latha"/>
+                <w:b/>
+                <w:sz w:val="32"/>
+                <w:szCs w:val="28"/>
+                <w:lang w:bidi="ta-IN"/>
+              </w:rPr>
+              <w:t>…</w:t>
+            </w:r>
+            <w:r>
+              <w:rPr>
+                <w:rFonts w:ascii="Latha" w:hAnsi="Latha" w:cs="Latha"/>
+                <w:sz w:val="28"/>
+                <w:szCs w:val="28"/>
+                <w:cs/>
+                <w:lang w:bidi="ta-IN"/>
+              </w:rPr>
+              <w:t>ணா</w:t>
+            </w:r>
+            <w:r>
+              <w:rPr>
+                <w:rFonts w:ascii="Latha" w:hAnsi="Latha" w:cs="Latha"/>
+                <w:sz w:val="28"/>
+                <w:szCs w:val="28"/>
+                <w:highlight w:val="green"/>
+                <w:cs/>
+                <w:lang w:bidi="ta-IN"/>
+                <w14:ligatures w14:val="standardContextual"/>
+              </w:rPr>
+              <w:t>ஞ்</w:t>
+            </w:r>
+            <w:r>
+              <w:rPr>
+                <w:rFonts w:ascii="Latha" w:hAnsi="Latha" w:cs="Latha"/>
+                <w:sz w:val="28"/>
+                <w:szCs w:val="28"/>
+                <w:highlight w:val="green"/>
+                <w:cs/>
+                <w:lang w:bidi="ta-IN"/>
+              </w:rPr>
+              <w:t>சு</w:t>
+            </w:r>
+            <w:r>
+              <w:rPr>
+                <w:rFonts w:ascii="Latha" w:hAnsi="Latha" w:cs="Latha"/>
+                <w:b/>
+                <w:bCs/>
+                <w:position w:val="-12"/>
+                <w:sz w:val="28"/>
+                <w:szCs w:val="28"/>
+                <w:highlight w:val="green"/>
+                <w:cs/>
+                <w:lang w:bidi="ta-IN"/>
+              </w:rPr>
+              <w:t>2</w:t>
+            </w:r>
+            <w:r>
+              <w:rPr>
+                <w:rFonts w:ascii="Latha" w:hAnsi="Latha" w:cs="Latha"/>
+                <w:sz w:val="28"/>
+                <w:szCs w:val="28"/>
+                <w:cs/>
+                <w:lang w:bidi="ta-IN"/>
+              </w:rPr>
+              <w:t>க்</w:t>
+            </w:r>
+            <w:r>
+              <w:rPr>
+                <w:rFonts w:ascii="Latha" w:hAnsi="Latha" w:cs="Latha"/>
+                <w:sz w:val="28"/>
+                <w:szCs w:val="28"/>
+                <w:lang w:bidi="ta-IN"/>
+              </w:rPr>
+              <w:t xml:space="preserve"> |</w:t>
+            </w:r>
+          </w:p>
+        </w:tc>
+      </w:tr>
+      <w:tr>
+        <w:trPr>
+          <w:trHeight w:val="964"/>
+        </w:trPr>
+        <w:tc>
+          <w:tcPr>
+            <w:tcW w:w="3687" w:type="dxa"/>
+          </w:tcPr>
+          <w:p>
+            <w:pPr>
+              <w:widowControl w:val="0"/>
+              <w:tabs>
+                <w:tab w:val="left" w:pos="993"/>
+              </w:tabs>
+              <w:autoSpaceDE w:val="0"/>
+              <w:autoSpaceDN w:val="0"/>
+              <w:adjustRightInd w:val="0"/>
+              <w:spacing w:before="0" w:line="252" w:lineRule="auto"/>
+              <w:ind w:right="297"/>
+              <w:rPr>
+                <w:rFonts w:cs="Arial"/>
+                <w:b/>
+                <w:sz w:val="28"/>
+                <w:szCs w:val="28"/>
+              </w:rPr>
+            </w:pPr>
+            <w:r>
+              <w:rPr>
+                <w:rFonts w:cs="Arial"/>
+                <w:b/>
+                <w:sz w:val="28"/>
+                <w:szCs w:val="28"/>
+              </w:rPr>
+              <w:t>T.S.6.3.</w:t>
+            </w:r>
+            <w:r>
+              <w:rPr>
+                <w:rFonts w:cs="Arial"/>
+                <w:b/>
+                <w:sz w:val="28"/>
+                <w:szCs w:val="28"/>
+              </w:rPr>
+              <w:t>9.</w:t>
+            </w:r>
+            <w:r>
+              <w:rPr>
+                <w:rFonts w:cs="Arial"/>
+                <w:b/>
+                <w:sz w:val="28"/>
+                <w:szCs w:val="28"/>
+              </w:rPr>
+              <w:t>3</w:t>
+            </w:r>
+            <w:r>
+              <w:rPr>
+                <w:rFonts w:cs="Arial"/>
+                <w:b/>
+                <w:sz w:val="28"/>
+                <w:szCs w:val="28"/>
+              </w:rPr>
+              <w:t xml:space="preserve">  – Kramam</w:t>
+            </w:r>
+          </w:p>
+          <w:p>
+            <w:pPr>
+              <w:widowControl w:val="0"/>
+              <w:tabs>
+                <w:tab w:val="left" w:pos="993"/>
+              </w:tabs>
+              <w:autoSpaceDE w:val="0"/>
+              <w:autoSpaceDN w:val="0"/>
+              <w:adjustRightInd w:val="0"/>
+              <w:spacing w:before="0" w:line="252" w:lineRule="auto"/>
+              <w:ind w:right="297"/>
+              <w:rPr>
+                <w:rFonts w:cs="Arial"/>
+                <w:b/>
+                <w:sz w:val="28"/>
+                <w:szCs w:val="28"/>
+                <w:lang w:val="en-IN"/>
+              </w:rPr>
+            </w:pPr>
+            <w:r>
+              <w:rPr>
+                <w:rFonts w:cs="Arial"/>
+                <w:b/>
+                <w:sz w:val="28"/>
+                <w:szCs w:val="28"/>
+                <w:lang w:val="en-IN"/>
+              </w:rPr>
+              <w:t>Krama Vaakyam No.–</w:t>
+            </w:r>
+            <w:r>
+              <w:rPr>
+                <w:rFonts w:cs="Arial"/>
+                <w:b/>
+                <w:sz w:val="28"/>
+                <w:szCs w:val="28"/>
+                <w:lang w:val="en-IN"/>
+              </w:rPr>
+              <w:t>6</w:t>
+            </w:r>
+          </w:p>
+          <w:p>
+            <w:pPr>
+              <w:widowControl w:val="0"/>
+              <w:tabs>
+                <w:tab w:val="left" w:pos="993"/>
+              </w:tabs>
+              <w:autoSpaceDE w:val="0"/>
+              <w:autoSpaceDN w:val="0"/>
+              <w:adjustRightInd w:val="0"/>
+              <w:spacing w:before="0" w:line="252" w:lineRule="auto"/>
+              <w:ind w:right="297"/>
+              <w:rPr>
+                <w:rFonts w:cs="Arial"/>
+                <w:b/>
+                <w:sz w:val="28"/>
+                <w:szCs w:val="28"/>
+              </w:rPr>
+            </w:pPr>
+            <w:r>
+              <w:rPr>
+                <w:rFonts w:cs="Arial"/>
+                <w:b/>
+                <w:sz w:val="28"/>
+                <w:szCs w:val="28"/>
+                <w:lang w:val="it-IT"/>
+              </w:rPr>
+              <w:t xml:space="preserve">Panchaati No. - </w:t>
+            </w:r>
+            <w:r>
+              <w:rPr>
+                <w:rFonts w:cs="Arial"/>
+                <w:b/>
+                <w:sz w:val="28"/>
+                <w:szCs w:val="28"/>
+                <w:lang w:val="it-IT"/>
+              </w:rPr>
+              <w:t>4</w:t>
+            </w:r>
+            <w:r>
+              <w:rPr>
+                <w:rFonts w:cs="Arial"/>
+                <w:b/>
+                <w:sz w:val="28"/>
+                <w:szCs w:val="28"/>
+                <w:lang w:val="it-IT"/>
+              </w:rPr>
+              <w:t>7</w:t>
+            </w:r>
+          </w:p>
+        </w:tc>
+        <w:tc>
+          <w:tcPr>
+            <w:tcW w:w="5811" w:type="dxa"/>
+          </w:tcPr>
+          <w:p>
+            <w:pPr>
+              <w:spacing w:before="0" w:line="240" w:lineRule="auto"/>
+              <w:rPr>
+                <w:rFonts w:ascii="Latha" w:hAnsi="Latha" w:cs="Latha"/>
+                <w:sz w:val="28"/>
+                <w:szCs w:val="28"/>
+                <w:cs/>
+                <w:lang w:bidi="ta-IN"/>
+              </w:rPr>
+            </w:pPr>
+            <w:r>
+              <w:rPr>
+                <w:rFonts w:ascii="Latha" w:hAnsi="Latha" w:cs="Latha"/>
+                <w:sz w:val="28"/>
+                <w:szCs w:val="28"/>
+                <w:cs/>
+                <w:lang w:bidi="ta-IN"/>
+              </w:rPr>
+              <w:t>த்</w:t>
+            </w:r>
+            <w:r>
+              <w:rPr>
+                <w:rFonts w:ascii="Latha" w:hAnsi="Latha" w:cs="Latha"/>
+                <w:b/>
+                <w:bCs/>
+                <w:position w:val="-12"/>
+                <w:sz w:val="28"/>
+                <w:szCs w:val="28"/>
+                <w:cs/>
+                <w:lang w:bidi="ta-IN"/>
+              </w:rPr>
+              <w:t>3</w:t>
+            </w:r>
+            <w:r>
+              <w:rPr>
+                <w:rFonts w:ascii="Latha" w:hAnsi="Latha" w:cs="Latha"/>
+                <w:sz w:val="28"/>
+                <w:szCs w:val="28"/>
+                <w:cs/>
+                <w:lang w:bidi="ta-IN"/>
+              </w:rPr>
+              <w:t>வேஷ்டி</w:t>
+            </w:r>
+            <w:r>
+              <w:rPr>
+                <w:rFonts w:ascii="BRH Tamil Tab Extra" w:hAnsi="BRH Tamil Tab Extra" w:cs="Latha"/>
+                <w:b/>
+                <w:sz w:val="32"/>
+                <w:szCs w:val="28"/>
+                <w:lang w:bidi="ta-IN"/>
+              </w:rPr>
+              <w:t>…</w:t>
+            </w:r>
+            <w:r>
+              <w:rPr>
+                <w:rFonts w:ascii="Latha" w:hAnsi="Latha" w:cs="Latha"/>
+                <w:sz w:val="28"/>
+                <w:szCs w:val="28"/>
+                <w:lang w:bidi="ta-IN"/>
+              </w:rPr>
+              <w:t xml:space="preserve"> </w:t>
+            </w:r>
+            <w:r>
+              <w:rPr>
+                <w:rFonts w:ascii="Latha" w:hAnsi="Latha" w:cs="Latha"/>
+                <w:sz w:val="28"/>
+                <w:szCs w:val="28"/>
+                <w:cs/>
+                <w:lang w:bidi="ta-IN"/>
+              </w:rPr>
+              <w:t>தௌ</w:t>
+            </w:r>
+            <w:r>
+              <w:rPr>
+                <w:rFonts w:ascii="Latha" w:hAnsi="Latha" w:cs="Latha"/>
+                <w:sz w:val="28"/>
+                <w:szCs w:val="28"/>
+                <w:lang w:bidi="ta-IN"/>
+              </w:rPr>
+              <w:t xml:space="preserve"> | </w:t>
+            </w:r>
+            <w:r>
+              <w:rPr>
+                <w:rFonts w:ascii="Latha" w:hAnsi="Latha" w:cs="Latha"/>
+                <w:sz w:val="28"/>
+                <w:szCs w:val="28"/>
+                <w:cs/>
+                <w:lang w:bidi="ta-IN"/>
+              </w:rPr>
+              <w:t>தாவு</w:t>
+            </w:r>
+            <w:r>
+              <w:rPr>
+                <w:rFonts w:ascii="BRH Tamil Tab Extra" w:hAnsi="BRH Tamil Tab Extra" w:cs="Latha"/>
+                <w:b/>
+                <w:sz w:val="32"/>
+                <w:szCs w:val="28"/>
+                <w:highlight w:val="yellow"/>
+                <w:lang w:bidi="ta-IN"/>
+              </w:rPr>
+              <w:t>…</w:t>
+            </w:r>
+            <w:r>
+              <w:rPr>
+                <w:rFonts w:ascii="Latha" w:hAnsi="Latha" w:cs="Latha"/>
+                <w:sz w:val="28"/>
+                <w:szCs w:val="28"/>
+                <w:highlight w:val="yellow"/>
+                <w:cs/>
+                <w:lang w:bidi="ta-IN"/>
+              </w:rPr>
+              <w:t>ப</w:t>
+            </w:r>
+            <w:r>
+              <w:rPr>
+                <w:rFonts w:ascii="Latha" w:hAnsi="Latha" w:cs="Latha"/>
+                <w:b/>
+                <w:bCs/>
+                <w:position w:val="-12"/>
+                <w:sz w:val="28"/>
+                <w:szCs w:val="28"/>
+                <w:highlight w:val="yellow"/>
+                <w:cs/>
+                <w:lang w:bidi="ta-IN"/>
+              </w:rPr>
+              <w:t>4</w:t>
+            </w:r>
+            <w:r>
+              <w:rPr>
+                <w:rFonts w:ascii="Latha" w:hAnsi="Latha" w:cs="Latha"/>
+                <w:sz w:val="28"/>
+                <w:szCs w:val="28"/>
+                <w:highlight w:val="yellow"/>
+                <w:cs/>
+                <w:lang w:bidi="ta-IN"/>
+              </w:rPr>
+              <w:t>உ</w:t>
+            </w:r>
+            <w:r>
+              <w:rPr>
+                <w:rFonts w:ascii="Latha" w:hAnsi="Latha" w:cs="Latha"/>
+                <w:sz w:val="28"/>
+                <w:szCs w:val="28"/>
+                <w:lang w:bidi="ta-IN"/>
+              </w:rPr>
+              <w:t xml:space="preserve"> </w:t>
+            </w:r>
+            <w:r>
+              <w:rPr>
+                <w:rFonts w:ascii="Latha" w:hAnsi="Latha" w:cs="Latha"/>
+                <w:sz w:val="28"/>
+                <w:szCs w:val="28"/>
+                <w:lang w:bidi="ta-IN"/>
+              </w:rPr>
+              <w:t>|</w:t>
+            </w:r>
+          </w:p>
+        </w:tc>
+        <w:tc>
+          <w:tcPr>
+            <w:tcW w:w="5670" w:type="dxa"/>
+          </w:tcPr>
+          <w:p>
+            <w:pPr>
+              <w:widowControl w:val="0"/>
+              <w:autoSpaceDE w:val="0"/>
+              <w:autoSpaceDN w:val="0"/>
+              <w:adjustRightInd w:val="0"/>
+              <w:spacing w:line="252" w:lineRule="auto"/>
+              <w:rPr>
+                <w:rFonts w:ascii="Latha" w:hAnsi="Latha" w:cs="Latha"/>
+                <w:sz w:val="28"/>
+                <w:szCs w:val="28"/>
+                <w:cs/>
+                <w:lang w:bidi="ta-IN"/>
+              </w:rPr>
+            </w:pPr>
+            <w:r>
+              <w:rPr>
+                <w:rFonts w:ascii="Latha" w:hAnsi="Latha" w:cs="Latha"/>
+                <w:sz w:val="28"/>
+                <w:szCs w:val="28"/>
+                <w:cs/>
+                <w:lang w:bidi="ta-IN"/>
+              </w:rPr>
+              <w:t>த்</w:t>
+            </w:r>
+            <w:r>
+              <w:rPr>
+                <w:rFonts w:ascii="Latha" w:hAnsi="Latha" w:cs="Latha"/>
+                <w:b/>
+                <w:bCs/>
+                <w:position w:val="-12"/>
+                <w:sz w:val="28"/>
+                <w:szCs w:val="28"/>
+                <w:cs/>
+                <w:lang w:bidi="ta-IN"/>
+              </w:rPr>
+              <w:t>3</w:t>
+            </w:r>
+            <w:r>
+              <w:rPr>
+                <w:rFonts w:ascii="Latha" w:hAnsi="Latha" w:cs="Latha"/>
+                <w:sz w:val="28"/>
+                <w:szCs w:val="28"/>
+                <w:cs/>
+                <w:lang w:bidi="ta-IN"/>
+              </w:rPr>
+              <w:t>வேஷ்டி</w:t>
+            </w:r>
+            <w:r>
+              <w:rPr>
+                <w:rFonts w:ascii="BRH Tamil Tab Extra" w:hAnsi="BRH Tamil Tab Extra" w:cs="Latha"/>
+                <w:b/>
+                <w:sz w:val="32"/>
+                <w:szCs w:val="28"/>
+                <w:lang w:bidi="ta-IN"/>
+              </w:rPr>
+              <w:t>…</w:t>
+            </w:r>
+            <w:r>
+              <w:rPr>
+                <w:rFonts w:ascii="Latha" w:hAnsi="Latha" w:cs="Latha"/>
+                <w:sz w:val="28"/>
+                <w:szCs w:val="28"/>
+                <w:lang w:bidi="ta-IN"/>
+              </w:rPr>
+              <w:t xml:space="preserve"> </w:t>
+            </w:r>
+            <w:r>
+              <w:rPr>
+                <w:rFonts w:ascii="Latha" w:hAnsi="Latha" w:cs="Latha"/>
+                <w:sz w:val="28"/>
+                <w:szCs w:val="28"/>
+                <w:cs/>
+                <w:lang w:bidi="ta-IN"/>
+              </w:rPr>
+              <w:t>தௌ</w:t>
+            </w:r>
+            <w:r>
+              <w:rPr>
+                <w:rFonts w:ascii="Latha" w:hAnsi="Latha" w:cs="Latha"/>
+                <w:sz w:val="28"/>
+                <w:szCs w:val="28"/>
+                <w:lang w:bidi="ta-IN"/>
+              </w:rPr>
+              <w:t xml:space="preserve"> | </w:t>
+            </w:r>
+            <w:r>
+              <w:rPr>
+                <w:rFonts w:ascii="Latha" w:hAnsi="Latha" w:cs="Latha"/>
+                <w:sz w:val="28"/>
+                <w:szCs w:val="28"/>
+                <w:cs/>
+                <w:lang w:bidi="ta-IN"/>
+              </w:rPr>
+              <w:t>தாவு</w:t>
+            </w:r>
+            <w:r>
+              <w:rPr>
+                <w:rFonts w:ascii="BRH Tamil Tab Extra" w:hAnsi="BRH Tamil Tab Extra" w:cs="Latha"/>
+                <w:b/>
+                <w:sz w:val="32"/>
+                <w:szCs w:val="28"/>
+                <w:highlight w:val="yellow"/>
+                <w:lang w:bidi="ta-IN"/>
+              </w:rPr>
+              <w:t>…</w:t>
+            </w:r>
+            <w:r>
+              <w:rPr>
+                <w:rFonts w:ascii="Latha" w:hAnsi="Latha" w:cs="Latha"/>
+                <w:sz w:val="28"/>
+                <w:szCs w:val="28"/>
+                <w:highlight w:val="green"/>
+                <w:cs/>
+                <w:lang w:bidi="ta-IN"/>
+                <w14:ligatures w14:val="standardContextual"/>
+              </w:rPr>
+              <w:t>பௌ</w:t>
+            </w:r>
+            <w:r>
+              <w:rPr>
+                <w:rFonts w:ascii="Latha" w:hAnsi="Latha" w:cs="Latha"/>
+                <w:b/>
+                <w:bCs/>
+                <w:position w:val="-12"/>
+                <w:sz w:val="28"/>
+                <w:szCs w:val="28"/>
+                <w:highlight w:val="green"/>
+                <w:cs/>
+                <w:lang w:bidi="ta-IN"/>
+                <w14:ligatures w14:val="standardContextual"/>
+              </w:rPr>
+              <w:t>4</w:t>
+            </w:r>
+            <w:r>
+              <w:rPr>
+                <w:rFonts w:ascii="Latha" w:hAnsi="Latha" w:cs="Latha"/>
+                <w:sz w:val="28"/>
+                <w:szCs w:val="28"/>
+                <w:lang w:bidi="ta-IN"/>
+              </w:rPr>
+              <w:t xml:space="preserve"> </w:t>
+            </w:r>
+            <w:r>
+              <w:rPr>
+                <w:rFonts w:ascii="Latha" w:hAnsi="Latha" w:cs="Latha"/>
+                <w:sz w:val="28"/>
+                <w:szCs w:val="28"/>
+                <w:lang w:bidi="ta-IN"/>
+              </w:rPr>
+              <w:t>|</w:t>
+            </w:r>
+          </w:p>
+        </w:tc>
+      </w:tr>
+      <w:tr>
+        <w:trPr>
+          <w:trHeight w:val="964"/>
+        </w:trPr>
+        <w:tc>
+          <w:tcPr>
+            <w:tcW w:w="3687" w:type="dxa"/>
+          </w:tcPr>
+          <w:p>
+            <w:pPr>
+              <w:widowControl w:val="0"/>
+              <w:tabs>
+                <w:tab w:val="left" w:pos="993"/>
+              </w:tabs>
+              <w:autoSpaceDE w:val="0"/>
+              <w:autoSpaceDN w:val="0"/>
+              <w:adjustRightInd w:val="0"/>
+              <w:spacing w:before="0" w:line="252" w:lineRule="auto"/>
+              <w:ind w:right="297"/>
+              <w:rPr>
+                <w:rFonts w:cs="Arial"/>
+                <w:b/>
+                <w:sz w:val="28"/>
+                <w:szCs w:val="28"/>
+              </w:rPr>
+            </w:pPr>
+            <w:r>
+              <w:rPr>
+                <w:rFonts w:cs="Arial"/>
+                <w:b/>
+                <w:sz w:val="28"/>
+                <w:szCs w:val="28"/>
+              </w:rPr>
+              <w:t>T.S.6.3.</w:t>
+            </w:r>
+            <w:r>
+              <w:rPr>
+                <w:rFonts w:cs="Arial"/>
+                <w:b/>
+                <w:sz w:val="28"/>
+                <w:szCs w:val="28"/>
+              </w:rPr>
+              <w:t>10.2</w:t>
+            </w:r>
+            <w:r>
+              <w:rPr>
+                <w:rFonts w:cs="Arial"/>
+                <w:b/>
+                <w:sz w:val="28"/>
+                <w:szCs w:val="28"/>
+              </w:rPr>
+              <w:t xml:space="preserve">  – Kramam</w:t>
+            </w:r>
+          </w:p>
+          <w:p>
+            <w:pPr>
+              <w:widowControl w:val="0"/>
+              <w:tabs>
+                <w:tab w:val="left" w:pos="993"/>
+              </w:tabs>
+              <w:autoSpaceDE w:val="0"/>
+              <w:autoSpaceDN w:val="0"/>
+              <w:adjustRightInd w:val="0"/>
+              <w:spacing w:before="0" w:line="252" w:lineRule="auto"/>
+              <w:ind w:right="297"/>
+              <w:rPr>
+                <w:rFonts w:cs="Arial"/>
+                <w:b/>
+                <w:sz w:val="28"/>
+                <w:szCs w:val="28"/>
+                <w:lang w:val="en-IN"/>
+              </w:rPr>
+            </w:pPr>
+            <w:r>
+              <w:rPr>
+                <w:rFonts w:cs="Arial"/>
+                <w:b/>
+                <w:sz w:val="28"/>
+                <w:szCs w:val="28"/>
+                <w:lang w:val="en-IN"/>
+              </w:rPr>
+              <w:t>Krama Vaakyam No.–</w:t>
+            </w:r>
+            <w:r>
+              <w:rPr>
+                <w:rFonts w:cs="Arial"/>
+                <w:b/>
+                <w:sz w:val="28"/>
+                <w:szCs w:val="28"/>
+                <w:lang w:val="en-IN"/>
+              </w:rPr>
+              <w:t>41 &amp; 42</w:t>
+            </w:r>
+          </w:p>
+          <w:p>
+            <w:pPr>
+              <w:widowControl w:val="0"/>
+              <w:tabs>
+                <w:tab w:val="left" w:pos="993"/>
+              </w:tabs>
+              <w:autoSpaceDE w:val="0"/>
+              <w:autoSpaceDN w:val="0"/>
+              <w:adjustRightInd w:val="0"/>
+              <w:spacing w:before="0" w:line="252" w:lineRule="auto"/>
+              <w:ind w:right="297"/>
+              <w:rPr>
+                <w:rFonts w:cs="Arial"/>
+                <w:b/>
+                <w:sz w:val="28"/>
+                <w:szCs w:val="28"/>
+              </w:rPr>
+            </w:pPr>
+            <w:r>
+              <w:rPr>
+                <w:rFonts w:cs="Arial"/>
+                <w:b/>
+                <w:sz w:val="28"/>
+                <w:szCs w:val="28"/>
+                <w:lang w:val="it-IT"/>
+              </w:rPr>
+              <w:t xml:space="preserve">Panchaati No. - </w:t>
+            </w:r>
+            <w:r>
+              <w:rPr>
+                <w:rFonts w:cs="Arial"/>
+                <w:b/>
+                <w:sz w:val="28"/>
+                <w:szCs w:val="28"/>
+                <w:lang w:val="it-IT"/>
+              </w:rPr>
+              <w:t>52</w:t>
+            </w:r>
+          </w:p>
+        </w:tc>
+        <w:tc>
+          <w:tcPr>
+            <w:tcW w:w="5811" w:type="dxa"/>
+          </w:tcPr>
+          <w:p>
+            <w:pPr>
+              <w:spacing w:before="0" w:line="240" w:lineRule="auto"/>
+              <w:rPr>
+                <w:rFonts w:ascii="Latha" w:hAnsi="Latha" w:cs="Latha"/>
+                <w:sz w:val="28"/>
+                <w:szCs w:val="28"/>
+                <w:cs/>
+                <w:lang w:bidi="ta-IN"/>
+              </w:rPr>
+            </w:pPr>
+            <w:r>
+              <w:rPr>
+                <w:rFonts w:ascii="Latha" w:hAnsi="Latha" w:cs="Latha"/>
+                <w:sz w:val="28"/>
+                <w:szCs w:val="28"/>
+                <w:cs/>
+                <w:lang w:bidi="ta-IN"/>
+              </w:rPr>
+              <w:t>ஶிர</w:t>
+            </w:r>
+            <w:r>
+              <w:rPr>
+                <w:rFonts w:ascii="BRH Tamil Tab Extra" w:hAnsi="BRH Tamil Tab Extra" w:cs="Latha"/>
+                <w:b/>
+                <w:sz w:val="36"/>
+                <w:szCs w:val="28"/>
+                <w:lang w:bidi="ta-IN"/>
+              </w:rPr>
+              <w:t>†</w:t>
+            </w:r>
+            <w:r>
+              <w:rPr>
+                <w:rFonts w:ascii="Latha" w:hAnsi="Latha" w:cs="Latha"/>
+                <w:sz w:val="28"/>
+                <w:szCs w:val="28"/>
+                <w:cs/>
+                <w:lang w:bidi="ta-IN"/>
+              </w:rPr>
+              <w:t>ஶ்</w:t>
+            </w:r>
+            <w:r>
+              <w:rPr>
+                <w:rFonts w:ascii="Latha" w:hAnsi="Latha" w:cs="Latha"/>
+                <w:sz w:val="28"/>
+                <w:szCs w:val="28"/>
+                <w:highlight w:val="yellow"/>
+                <w:cs/>
+                <w:lang w:bidi="ta-IN"/>
+              </w:rPr>
+              <w:t>சி</w:t>
+            </w:r>
+            <w:r>
+              <w:rPr>
+                <w:rFonts w:ascii="BRH Tamil Tab Extra" w:hAnsi="BRH Tamil Tab Extra" w:cs="Latha"/>
+                <w:b/>
+                <w:sz w:val="32"/>
+                <w:szCs w:val="28"/>
+                <w:highlight w:val="yellow"/>
+                <w:lang w:bidi="ta-IN"/>
+              </w:rPr>
+              <w:t>…</w:t>
+            </w:r>
+            <w:r>
+              <w:rPr>
+                <w:rFonts w:ascii="Latha" w:hAnsi="Latha" w:cs="Latha"/>
+                <w:b/>
+                <w:bCs/>
+                <w:position w:val="-12"/>
+                <w:sz w:val="28"/>
+                <w:szCs w:val="28"/>
+                <w:highlight w:val="yellow"/>
+                <w:cs/>
+                <w:lang w:bidi="ta-IN"/>
+              </w:rPr>
+              <w:t>2</w:t>
+            </w:r>
+            <w:r>
+              <w:rPr>
+                <w:rFonts w:ascii="Latha" w:hAnsi="Latha" w:cs="Latha"/>
+                <w:sz w:val="28"/>
+                <w:szCs w:val="28"/>
+                <w:highlight w:val="yellow"/>
+                <w:cs/>
+                <w:lang w:bidi="ta-IN"/>
+              </w:rPr>
+              <w:t>த்</w:t>
+            </w:r>
+            <w:r>
+              <w:rPr>
+                <w:rFonts w:ascii="Latha" w:hAnsi="Latha" w:cs="Latha"/>
+                <w:sz w:val="28"/>
+                <w:szCs w:val="28"/>
+                <w:cs/>
+                <w:lang w:bidi="ta-IN"/>
+              </w:rPr>
+              <w:t>வா</w:t>
+            </w:r>
+            <w:r>
+              <w:rPr>
+                <w:rFonts w:ascii="Latha" w:hAnsi="Latha" w:cs="Latha"/>
+                <w:sz w:val="28"/>
+                <w:szCs w:val="28"/>
+                <w:lang w:bidi="ta-IN"/>
+              </w:rPr>
+              <w:t xml:space="preserve"> | </w:t>
+            </w:r>
+            <w:r>
+              <w:rPr>
+                <w:rFonts w:ascii="Latha" w:hAnsi="Latha" w:cs="Latha"/>
+                <w:sz w:val="28"/>
+                <w:szCs w:val="28"/>
+                <w:cs/>
+                <w:lang w:bidi="ta-IN"/>
+              </w:rPr>
+              <w:t>சி</w:t>
+            </w:r>
+            <w:r>
+              <w:rPr>
+                <w:rFonts w:ascii="BRH Tamil Tab Extra" w:hAnsi="BRH Tamil Tab Extra" w:cs="Latha"/>
+                <w:b/>
+                <w:sz w:val="32"/>
+                <w:szCs w:val="28"/>
+                <w:lang w:bidi="ta-IN"/>
+              </w:rPr>
+              <w:t>…</w:t>
+            </w:r>
+            <w:r>
+              <w:rPr>
+                <w:rFonts w:ascii="Latha" w:hAnsi="Latha" w:cs="Latha"/>
+                <w:b/>
+                <w:bCs/>
+                <w:position w:val="-12"/>
+                <w:sz w:val="28"/>
+                <w:szCs w:val="28"/>
+                <w:cs/>
+                <w:lang w:bidi="ta-IN"/>
+              </w:rPr>
+              <w:t>2</w:t>
+            </w:r>
+            <w:r>
+              <w:rPr>
+                <w:rFonts w:ascii="Latha" w:hAnsi="Latha" w:cs="Latha"/>
+                <w:sz w:val="28"/>
+                <w:szCs w:val="28"/>
+                <w:highlight w:val="yellow"/>
+                <w:cs/>
+                <w:lang w:bidi="ta-IN"/>
+              </w:rPr>
+              <w:t>த்வா</w:t>
+            </w:r>
+            <w:r>
+              <w:rPr>
+                <w:rFonts w:ascii="Latha" w:hAnsi="Latha" w:cs="Latha"/>
+                <w:sz w:val="28"/>
+                <w:szCs w:val="28"/>
+                <w:cs/>
+                <w:lang w:bidi="ta-IN"/>
+              </w:rPr>
+              <w:t>மே</w:t>
+            </w:r>
+            <w:r>
+              <w:rPr>
+                <w:rFonts w:ascii="Latha" w:hAnsi="Latha" w:cs="Latha"/>
+                <w:sz w:val="28"/>
+                <w:szCs w:val="28"/>
+                <w:cs/>
+                <w:lang w:bidi="ta-IN"/>
+              </w:rPr>
+              <w:t>த</w:t>
+            </w:r>
+            <w:r>
+              <w:rPr>
+                <w:rFonts w:ascii="BRH Tamil Tab Extra" w:hAnsi="BRH Tamil Tab Extra" w:cs="Latha"/>
+                <w:b/>
+                <w:sz w:val="36"/>
+                <w:szCs w:val="28"/>
+                <w:lang w:bidi="ta-IN"/>
+              </w:rPr>
+              <w:t>‡</w:t>
+            </w:r>
+            <w:r>
+              <w:rPr>
+                <w:rFonts w:ascii="Latha" w:hAnsi="Latha" w:cs="Latha"/>
+                <w:b/>
+                <w:bCs/>
+                <w:position w:val="-12"/>
+                <w:sz w:val="28"/>
+                <w:szCs w:val="28"/>
+                <w:cs/>
+                <w:lang w:bidi="ta-IN"/>
+              </w:rPr>
+              <w:t>4</w:t>
+            </w:r>
+            <w:r>
+              <w:rPr>
+                <w:rFonts w:ascii="Latha" w:hAnsi="Latha" w:cs="Latha"/>
+                <w:sz w:val="28"/>
+                <w:szCs w:val="28"/>
+                <w:cs/>
+                <w:lang w:bidi="ta-IN"/>
+              </w:rPr>
+              <w:t>ம்</w:t>
+            </w:r>
+            <w:r>
+              <w:rPr>
+                <w:rFonts w:ascii="Latha" w:hAnsi="Latha" w:cs="Latha"/>
+                <w:sz w:val="28"/>
+                <w:szCs w:val="28"/>
+                <w:lang w:bidi="ta-IN"/>
+              </w:rPr>
+              <w:t xml:space="preserve"> |</w:t>
+            </w:r>
+          </w:p>
+        </w:tc>
+        <w:tc>
+          <w:tcPr>
+            <w:tcW w:w="5670" w:type="dxa"/>
+          </w:tcPr>
+          <w:p>
+            <w:pPr>
+              <w:widowControl w:val="0"/>
+              <w:autoSpaceDE w:val="0"/>
+              <w:autoSpaceDN w:val="0"/>
+              <w:adjustRightInd w:val="0"/>
+              <w:spacing w:line="252" w:lineRule="auto"/>
+              <w:rPr>
+                <w:rFonts w:ascii="Latha" w:hAnsi="Latha" w:cs="Latha"/>
+                <w:sz w:val="28"/>
+                <w:szCs w:val="28"/>
+                <w:cs/>
+                <w:lang w:bidi="ta-IN"/>
+              </w:rPr>
+            </w:pPr>
+            <w:r>
+              <w:rPr>
+                <w:rFonts w:ascii="Latha" w:hAnsi="Latha" w:cs="Latha"/>
+                <w:sz w:val="28"/>
+                <w:szCs w:val="28"/>
+                <w:cs/>
+                <w:lang w:bidi="ta-IN"/>
+              </w:rPr>
+              <w:t>ஶிர</w:t>
+            </w:r>
+            <w:r>
+              <w:rPr>
+                <w:rFonts w:ascii="BRH Tamil Tab Extra" w:hAnsi="BRH Tamil Tab Extra" w:cs="Latha"/>
+                <w:b/>
+                <w:sz w:val="36"/>
+                <w:szCs w:val="28"/>
+                <w:lang w:bidi="ta-IN"/>
+              </w:rPr>
+              <w:t>†</w:t>
+            </w:r>
+            <w:r>
+              <w:rPr>
+                <w:rFonts w:ascii="Latha" w:hAnsi="Latha" w:cs="Latha"/>
+                <w:sz w:val="28"/>
+                <w:szCs w:val="28"/>
+                <w:cs/>
+                <w:lang w:bidi="ta-IN"/>
+              </w:rPr>
+              <w:t>ஶ்</w:t>
+            </w:r>
+            <w:r>
+              <w:rPr>
+                <w:rFonts w:ascii="Latha" w:hAnsi="Latha" w:cs="Latha"/>
+                <w:sz w:val="28"/>
+                <w:szCs w:val="28"/>
+                <w:highlight w:val="green"/>
+                <w:cs/>
+                <w:lang w:bidi="ta-IN"/>
+              </w:rPr>
+              <w:t>சி</w:t>
+            </w:r>
+            <w:r>
+              <w:rPr>
+                <w:rFonts w:ascii="BRH Tamil Tab Extra" w:hAnsi="BRH Tamil Tab Extra" w:cs="Latha"/>
+                <w:b/>
+                <w:sz w:val="32"/>
+                <w:szCs w:val="28"/>
+                <w:highlight w:val="green"/>
+                <w:lang w:bidi="ta-IN"/>
+              </w:rPr>
+              <w:t>…</w:t>
+            </w:r>
+            <w:r>
+              <w:rPr>
+                <w:rFonts w:ascii="Latha" w:hAnsi="Latha" w:cs="Latha"/>
+                <w:b/>
+                <w:bCs/>
+                <w:position w:val="-12"/>
+                <w:sz w:val="28"/>
+                <w:szCs w:val="28"/>
+                <w:highlight w:val="green"/>
+                <w:cs/>
+                <w:lang w:bidi="ta-IN"/>
+              </w:rPr>
+              <w:t>2</w:t>
+            </w:r>
+            <w:r>
+              <w:rPr>
+                <w:rFonts w:ascii="Latha" w:hAnsi="Latha" w:cs="Latha"/>
+                <w:sz w:val="28"/>
+                <w:szCs w:val="28"/>
+                <w:highlight w:val="green"/>
+                <w:cs/>
+                <w:lang w:bidi="ta-IN"/>
+              </w:rPr>
+              <w:t>த்த்</w:t>
+            </w:r>
+            <w:r>
+              <w:rPr>
+                <w:rFonts w:ascii="Latha" w:hAnsi="Latha" w:cs="Latha"/>
+                <w:sz w:val="28"/>
+                <w:szCs w:val="28"/>
+                <w:cs/>
+                <w:lang w:bidi="ta-IN"/>
+              </w:rPr>
+              <w:t>வா</w:t>
+            </w:r>
+            <w:r>
+              <w:rPr>
+                <w:rFonts w:ascii="Latha" w:hAnsi="Latha" w:cs="Latha"/>
+                <w:sz w:val="28"/>
+                <w:szCs w:val="28"/>
+                <w:lang w:bidi="ta-IN"/>
+              </w:rPr>
+              <w:t xml:space="preserve"> | </w:t>
+            </w:r>
+            <w:r>
+              <w:rPr>
+                <w:rFonts w:ascii="Latha" w:hAnsi="Latha" w:cs="Latha"/>
+                <w:sz w:val="28"/>
+                <w:szCs w:val="28"/>
+                <w:cs/>
+                <w:lang w:bidi="ta-IN"/>
+              </w:rPr>
+              <w:t>சி</w:t>
+            </w:r>
+            <w:r>
+              <w:rPr>
+                <w:rFonts w:ascii="BRH Tamil Tab Extra" w:hAnsi="BRH Tamil Tab Extra" w:cs="Latha"/>
+                <w:b/>
+                <w:sz w:val="32"/>
+                <w:szCs w:val="28"/>
+                <w:lang w:bidi="ta-IN"/>
+              </w:rPr>
+              <w:t>…</w:t>
+            </w:r>
+            <w:r>
+              <w:rPr>
+                <w:rFonts w:ascii="Latha" w:hAnsi="Latha" w:cs="Latha"/>
+                <w:b/>
+                <w:bCs/>
+                <w:position w:val="-12"/>
+                <w:sz w:val="28"/>
+                <w:szCs w:val="28"/>
+                <w:cs/>
+                <w:lang w:bidi="ta-IN"/>
+              </w:rPr>
+              <w:t>2</w:t>
+            </w:r>
+            <w:r>
+              <w:rPr>
+                <w:rFonts w:ascii="Latha" w:hAnsi="Latha" w:cs="Latha"/>
+                <w:sz w:val="28"/>
+                <w:szCs w:val="28"/>
+                <w:highlight w:val="green"/>
+                <w:cs/>
+                <w:lang w:bidi="ta-IN"/>
+              </w:rPr>
+              <w:t>த்த்வா</w:t>
+            </w:r>
+            <w:r>
+              <w:rPr>
+                <w:rFonts w:ascii="Latha" w:hAnsi="Latha" w:cs="Latha"/>
+                <w:sz w:val="28"/>
+                <w:szCs w:val="28"/>
+                <w:cs/>
+                <w:lang w:bidi="ta-IN"/>
+              </w:rPr>
+              <w:t>மே</w:t>
+            </w:r>
+            <w:r>
+              <w:rPr>
+                <w:rFonts w:ascii="Latha" w:hAnsi="Latha" w:cs="Latha"/>
+                <w:sz w:val="28"/>
+                <w:szCs w:val="28"/>
+                <w:cs/>
+                <w:lang w:bidi="ta-IN"/>
+              </w:rPr>
+              <w:t>த</w:t>
+            </w:r>
+            <w:r>
+              <w:rPr>
+                <w:rFonts w:ascii="BRH Tamil Tab Extra" w:hAnsi="BRH Tamil Tab Extra" w:cs="Latha"/>
+                <w:b/>
+                <w:sz w:val="36"/>
+                <w:szCs w:val="28"/>
+                <w:lang w:bidi="ta-IN"/>
+              </w:rPr>
+              <w:t>‡</w:t>
+            </w:r>
+            <w:r>
+              <w:rPr>
+                <w:rFonts w:ascii="Latha" w:hAnsi="Latha" w:cs="Latha"/>
+                <w:b/>
+                <w:bCs/>
+                <w:position w:val="-12"/>
+                <w:sz w:val="28"/>
+                <w:szCs w:val="28"/>
+                <w:cs/>
+                <w:lang w:bidi="ta-IN"/>
+              </w:rPr>
+              <w:t>4</w:t>
+            </w:r>
+            <w:r>
+              <w:rPr>
+                <w:rFonts w:ascii="Latha" w:hAnsi="Latha" w:cs="Latha"/>
+                <w:sz w:val="28"/>
+                <w:szCs w:val="28"/>
+                <w:cs/>
+                <w:lang w:bidi="ta-IN"/>
+              </w:rPr>
+              <w:t>ம்</w:t>
+            </w:r>
+            <w:r>
+              <w:rPr>
+                <w:rFonts w:ascii="Latha" w:hAnsi="Latha" w:cs="Latha"/>
+                <w:sz w:val="28"/>
+                <w:szCs w:val="28"/>
+                <w:lang w:bidi="ta-IN"/>
+              </w:rPr>
+              <w:t xml:space="preserve"> |</w:t>
             </w:r>
           </w:p>
         </w:tc>
@@ -743,28 +6457,9 @@
     </w:tbl>
     <w:p>
       <w:pPr>
-        <w:jc w:val="center"/>
-        <w:rPr>
-          <w:b/>
-          <w:bCs/>
-          <w:sz w:val="32"/>
-          <w:szCs w:val="32"/>
-          <w:u w:val="single"/>
-        </w:rPr>
-      </w:pPr>
-      <w:r>
-        <w:rPr>
-          <w:b/>
-          <w:bCs/>
-          <w:sz w:val="32"/>
-          <w:szCs w:val="32"/>
-          <w:u w:val="single"/>
-        </w:rPr>
-        <w:t>=============</w:t>
-      </w:r>
-    </w:p>
-    <w:p>
-      <w:pPr>
+        <w:pBdr>
+          <w:bottom w:val="double" w:sz="6" w:space="1" w:color="auto"/>
+        </w:pBdr>
         <w:jc w:val="center"/>
         <w:rPr>
           <w:b/>
@@ -806,6 +6501,7 @@
           <w:szCs w:val="32"/>
           <w:u w:val="single"/>
         </w:rPr>
+        <w:lastRenderedPageBreak/>
         <w:t xml:space="preserve">TS </w:t>
       </w:r>
       <w:r>
@@ -1613,6 +7309,9 @@
     </w:tbl>
     <w:p>
       <w:pPr>
+        <w:pBdr>
+          <w:bottom w:val="double" w:sz="6" w:space="1" w:color="auto"/>
+        </w:pBdr>
         <w:jc w:val="center"/>
         <w:rPr>
           <w:b/>
@@ -1622,7 +7321,10 @@
           <w:u w:val="single"/>
         </w:rPr>
       </w:pPr>
-      <w:r>
+    </w:p>
+    <w:p>
+      <w:pPr>
+        <w:jc w:val="center"/>
         <w:rPr>
           <w:b/>
           <w:bCs/>
@@ -1630,8 +7332,7 @@
           <w:szCs w:val="32"/>
           <w:u w:val="single"/>
         </w:rPr>
-        <w:t>=============</w:t>
-      </w:r>
+      </w:pPr>
     </w:p>
     <w:p>
       <w:pPr>
@@ -1768,7 +7469,6 @@
           <w:b/>
           <w:bCs/>
         </w:rPr>
-        <w:lastRenderedPageBreak/>
         <w:t>(ignore those which are already incorporated in your book’s version and date)</w:t>
       </w:r>
     </w:p>
@@ -3687,6 +9387,7 @@
                 <w:sz w:val="28"/>
                 <w:szCs w:val="32"/>
               </w:rPr>
+              <w:lastRenderedPageBreak/>
               <w:t>T.S.6.3.2.3  – Kramam</w:t>
             </w:r>
           </w:p>
@@ -5728,7 +11429,6 @@
                 <w:sz w:val="28"/>
                 <w:szCs w:val="32"/>
               </w:rPr>
-              <w:lastRenderedPageBreak/>
               <w:t>T.S.6.3.3.6 – Kramam</w:t>
             </w:r>
           </w:p>
@@ -8083,6 +13783,7 @@
                 <w:sz w:val="28"/>
                 <w:szCs w:val="32"/>
               </w:rPr>
+              <w:lastRenderedPageBreak/>
               <w:t>T.S.6.3.4.3  – Kramam</w:t>
             </w:r>
           </w:p>
@@ -9744,7 +15445,6 @@
                 <w:sz w:val="28"/>
                 <w:szCs w:val="32"/>
               </w:rPr>
-              <w:lastRenderedPageBreak/>
               <w:t>T.S.6.3.8.1 – Kramam</w:t>
             </w:r>
           </w:p>
@@ -11654,6 +17354,7 @@
                 <w:sz w:val="28"/>
                 <w:szCs w:val="32"/>
               </w:rPr>
+              <w:lastRenderedPageBreak/>
               <w:t>T.S.6.3.9.5  – Kramam</w:t>
             </w:r>
           </w:p>
@@ -13405,7 +19106,6 @@
                 <w:sz w:val="28"/>
                 <w:szCs w:val="32"/>
               </w:rPr>
-              <w:lastRenderedPageBreak/>
               <w:t>T.S.6.3.11.5 – Kramam</w:t>
             </w:r>
           </w:p>
@@ -14799,6 +20499,7 @@
           <w:szCs w:val="32"/>
           <w:u w:val="single"/>
         </w:rPr>
+        <w:lastRenderedPageBreak/>
         <w:t xml:space="preserve">TS </w:t>
       </w:r>
       <w:r>
@@ -15148,6 +20849,8 @@
       <w:headerReference w:type="default" r:id="rId8"/>
       <w:footerReference w:type="even" r:id="rId9"/>
       <w:footerReference w:type="default" r:id="rId10"/>
+      <w:headerReference w:type="first" r:id="rId11"/>
+      <w:footerReference w:type="first" r:id="rId12"/>
       <w:pgSz w:w="15840" w:h="12240" w:orient="landscape"/>
       <w:pgMar w:top="1440" w:right="1440" w:bottom="1440" w:left="1440" w:header="720" w:footer="720" w:gutter="0"/>
       <w:cols w:space="720"/>
@@ -15236,14 +20939,35 @@
         <w:bCs/>
       </w:rPr>
       <w:tab/>
-      <w:t xml:space="preserve">              v</w:t>
+      <w:t xml:space="preserve">             </w:t>
     </w:r>
     <w:r>
       <w:rPr>
         <w:b/>
         <w:bCs/>
       </w:rPr>
-      <w:t>edavms@gmail.com</w:t>
+      <w:t>www.</w:t>
+    </w:r>
+    <w:r>
+      <w:rPr>
+        <w:b/>
+        <w:bCs/>
+      </w:rPr>
+      <w:t>v</w:t>
+    </w:r>
+    <w:r>
+      <w:rPr>
+        <w:b/>
+        <w:bCs/>
+      </w:rPr>
+      <w:t>edavms</w:t>
+    </w:r>
+    <w:r>
+      <w:rPr>
+        <w:b/>
+        <w:bCs/>
+      </w:rPr>
+      <w:t>.in</w:t>
     </w:r>
     <w:r>
       <w:rPr>
@@ -15262,6 +20986,9 @@
     </w:r>
     <w:r>
       <w:tab/>
+    </w:r>
+    <w:r>
+      <w:t xml:space="preserve">           </w:t>
     </w:r>
     <w:r>
       <w:tab/>
@@ -15577,6 +21304,16 @@
 </w:ftr>
 </file>
 
+<file path=word/footer3.xml><?xml version="1.0" encoding="utf-8"?>
+<w:ftr xmlns:wpc="http://schemas.microsoft.com/office/word/2010/wordprocessingCanvas" xmlns:cx="http://schemas.microsoft.com/office/drawing/2014/chartex" xmlns:cx1="http://schemas.microsoft.com/office/drawing/2015/9/8/chartex" xmlns:cx2="http://schemas.microsoft.com/office/drawing/2015/10/21/chartex" xmlns:cx3="http://schemas.microsoft.com/office/drawing/2016/5/9/chartex" xmlns:cx4="http://schemas.microsoft.com/office/drawing/2016/5/10/chartex" xmlns:cx5="http://schemas.microsoft.com/office/drawing/2016/5/11/chartex" xmlns:cx6="http://schemas.microsoft.com/office/drawing/2016/5/12/chartex" xmlns:cx7="http://schemas.microsoft.com/office/drawing/2016/5/13/chartex" xmlns:cx8="http://schemas.microsoft.com/office/drawing/2016/5/14/chartex" xmlns:mc="http://schemas.openxmlformats.org/markup-compatibility/2006" xmlns:aink="http://schemas.microsoft.com/office/drawing/2016/ink" xmlns:am3d="http://schemas.microsoft.com/office/drawing/2017/model3d" xmlns:o="urn:schemas-microsoft-com:office:office" xmlns:oel="http://schemas.microsoft.com/office/2019/extlst" xmlns:r="http://schemas.openxmlformats.org/officeDocument/2006/relationships" xmlns:m="http://schemas.openxmlformats.org/officeDocument/2006/math" xmlns:v="urn:schemas-microsoft-com:vml" xmlns:wp14="http://schemas.microsoft.com/office/word/2010/wordprocessingDrawing" xmlns:wp="http://schemas.openxmlformats.org/drawingml/2006/wordprocessingDrawing" xmlns:w10="urn:schemas-microsoft-com:office:word" xmlns:w="http://schemas.openxmlformats.org/wordprocessingml/2006/main" xmlns:w14="http://schemas.microsoft.com/office/word/2010/wordml" xmlns:w15="http://schemas.microsoft.com/office/word/2012/wordml" xmlns:w16cex="http://schemas.microsoft.com/office/word/2018/wordml/cex" xmlns:w16cid="http://schemas.microsoft.com/office/word/2016/wordml/cid" xmlns:w16="http://schemas.microsoft.com/office/word/2018/wordml" xmlns:w16du="http://schemas.microsoft.com/office/word/2023/wordml/word16du" xmlns:w16sdtdh="http://schemas.microsoft.com/office/word/2020/wordml/sdtdatahash" xmlns:w16sdtfl="http://schemas.microsoft.com/office/word/2024/wordml/sdtformatlock" xmlns:w16se="http://schemas.microsoft.com/office/word/2015/wordml/symex" xmlns:wpg="http://schemas.microsoft.com/office/word/2010/wordprocessingGroup" xmlns:wpi="http://schemas.microsoft.com/office/word/2010/wordprocessingInk" xmlns:wne="http://schemas.microsoft.com/office/word/2006/wordml" xmlns:wps="http://schemas.microsoft.com/office/word/2010/wordprocessingShape" mc:Ignorable="w14 w15 w16se w16cid w16 w16cex w16sdtdh w16sdtfl w16du wp14">
+  <w:p>
+    <w:pPr>
+      <w:pStyle w:val="Footer"/>
+    </w:pPr>
+  </w:p>
+</w:ftr>
+</file>
+
 <file path=word/footnotes.xml><?xml version="1.0" encoding="utf-8"?>
 <w:footnotes xmlns:wpc="http://schemas.microsoft.com/office/word/2010/wordprocessingCanvas" xmlns:cx="http://schemas.microsoft.com/office/drawing/2014/chartex" xmlns:cx1="http://schemas.microsoft.com/office/drawing/2015/9/8/chartex" xmlns:cx2="http://schemas.microsoft.com/office/drawing/2015/10/21/chartex" xmlns:cx3="http://schemas.microsoft.com/office/drawing/2016/5/9/chartex" xmlns:cx4="http://schemas.microsoft.com/office/drawing/2016/5/10/chartex" xmlns:cx5="http://schemas.microsoft.com/office/drawing/2016/5/11/chartex" xmlns:cx6="http://schemas.microsoft.com/office/drawing/2016/5/12/chartex" xmlns:cx7="http://schemas.microsoft.com/office/drawing/2016/5/13/chartex" xmlns:cx8="http://schemas.microsoft.com/office/drawing/2016/5/14/chartex" xmlns:mc="http://schemas.openxmlformats.org/markup-compatibility/2006" xmlns:aink="http://schemas.microsoft.com/office/drawing/2016/ink" xmlns:am3d="http://schemas.microsoft.com/office/drawing/2017/model3d" xmlns:o="urn:schemas-microsoft-com:office:office" xmlns:oel="http://schemas.microsoft.com/office/2019/extlst" xmlns:r="http://schemas.openxmlformats.org/officeDocument/2006/relationships" xmlns:m="http://schemas.openxmlformats.org/officeDocument/2006/math" xmlns:v="urn:schemas-microsoft-com:vml" xmlns:wp14="http://schemas.microsoft.com/office/word/2010/wordprocessingDrawing" xmlns:wp="http://schemas.openxmlformats.org/drawingml/2006/wordprocessingDrawing" xmlns:w10="urn:schemas-microsoft-com:office:word" xmlns:w="http://schemas.openxmlformats.org/wordprocessingml/2006/main" xmlns:w14="http://schemas.microsoft.com/office/word/2010/wordml" xmlns:w15="http://schemas.microsoft.com/office/word/2012/wordml" xmlns:w16cex="http://schemas.microsoft.com/office/word/2018/wordml/cex" xmlns:w16cid="http://schemas.microsoft.com/office/word/2016/wordml/cid" xmlns:w16="http://schemas.microsoft.com/office/word/2018/wordml" xmlns:w16du="http://schemas.microsoft.com/office/word/2023/wordml/word16du" xmlns:w16sdtdh="http://schemas.microsoft.com/office/word/2020/wordml/sdtdatahash" xmlns:w16sdtfl="http://schemas.microsoft.com/office/word/2024/wordml/sdtformatlock" xmlns:w16se="http://schemas.microsoft.com/office/word/2015/wordml/symex" xmlns:wpg="http://schemas.microsoft.com/office/word/2010/wordprocessingGroup" xmlns:wpi="http://schemas.microsoft.com/office/word/2010/wordprocessingInk" xmlns:wne="http://schemas.microsoft.com/office/word/2006/wordml" xmlns:wps="http://schemas.microsoft.com/office/word/2010/wordprocessingShape" mc:Ignorable="w14 w15 w16se w16cid w16 w16cex w16sdtdh w16sdtfl w16du wp14">
   <w:footnote w:type="separator" w:id="-1">
@@ -15623,6 +21360,16 @@
       <w:pBdr>
         <w:bottom w:val="single" w:sz="4" w:space="1" w:color="auto"/>
       </w:pBdr>
+    </w:pPr>
+  </w:p>
+</w:hdr>
+</file>
+
+<file path=word/header3.xml><?xml version="1.0" encoding="utf-8"?>
+<w:hdr xmlns:wpc="http://schemas.microsoft.com/office/word/2010/wordprocessingCanvas" xmlns:cx="http://schemas.microsoft.com/office/drawing/2014/chartex" xmlns:cx1="http://schemas.microsoft.com/office/drawing/2015/9/8/chartex" xmlns:cx2="http://schemas.microsoft.com/office/drawing/2015/10/21/chartex" xmlns:cx3="http://schemas.microsoft.com/office/drawing/2016/5/9/chartex" xmlns:cx4="http://schemas.microsoft.com/office/drawing/2016/5/10/chartex" xmlns:cx5="http://schemas.microsoft.com/office/drawing/2016/5/11/chartex" xmlns:cx6="http://schemas.microsoft.com/office/drawing/2016/5/12/chartex" xmlns:cx7="http://schemas.microsoft.com/office/drawing/2016/5/13/chartex" xmlns:cx8="http://schemas.microsoft.com/office/drawing/2016/5/14/chartex" xmlns:mc="http://schemas.openxmlformats.org/markup-compatibility/2006" xmlns:aink="http://schemas.microsoft.com/office/drawing/2016/ink" xmlns:am3d="http://schemas.microsoft.com/office/drawing/2017/model3d" xmlns:o="urn:schemas-microsoft-com:office:office" xmlns:oel="http://schemas.microsoft.com/office/2019/extlst" xmlns:r="http://schemas.openxmlformats.org/officeDocument/2006/relationships" xmlns:m="http://schemas.openxmlformats.org/officeDocument/2006/math" xmlns:v="urn:schemas-microsoft-com:vml" xmlns:wp14="http://schemas.microsoft.com/office/word/2010/wordprocessingDrawing" xmlns:wp="http://schemas.openxmlformats.org/drawingml/2006/wordprocessingDrawing" xmlns:w10="urn:schemas-microsoft-com:office:word" xmlns:w="http://schemas.openxmlformats.org/wordprocessingml/2006/main" xmlns:w14="http://schemas.microsoft.com/office/word/2010/wordml" xmlns:w15="http://schemas.microsoft.com/office/word/2012/wordml" xmlns:w16cex="http://schemas.microsoft.com/office/word/2018/wordml/cex" xmlns:w16cid="http://schemas.microsoft.com/office/word/2016/wordml/cid" xmlns:w16="http://schemas.microsoft.com/office/word/2018/wordml" xmlns:w16du="http://schemas.microsoft.com/office/word/2023/wordml/word16du" xmlns:w16sdtdh="http://schemas.microsoft.com/office/word/2020/wordml/sdtdatahash" xmlns:w16sdtfl="http://schemas.microsoft.com/office/word/2024/wordml/sdtformatlock" xmlns:w16se="http://schemas.microsoft.com/office/word/2015/wordml/symex" xmlns:wpg="http://schemas.microsoft.com/office/word/2010/wordprocessingGroup" xmlns:wpi="http://schemas.microsoft.com/office/word/2010/wordprocessingInk" xmlns:wne="http://schemas.microsoft.com/office/word/2006/wordml" xmlns:wps="http://schemas.microsoft.com/office/word/2010/wordprocessingShape" mc:Ignorable="w14 w15 w16se w16cid w16 w16cex w16sdtdh w16sdtfl w16du wp14">
+  <w:p>
+    <w:pPr>
+      <w:pStyle w:val="Header"/>
     </w:pPr>
   </w:p>
 </w:hdr>
@@ -16020,7 +21767,7 @@
   <w:style w:type="paragraph" w:default="1" w:styleId="Normal">
     <w:name w:val="Normal"/>
     <w:qFormat/>
-    <w:rsid w:val="00076C05"/>
+    <w:rsid w:val="00E64F9F"/>
     <w:pPr>
       <w:spacing w:before="120" w:line="276" w:lineRule="auto"/>
     </w:pPr>
